--- a/3PLZ_POC_Cost_Estimation_v1.docx
+++ b/3PLZ_POC_Cost_Estimation_v1.docx
@@ -1699,7 +1699,7 @@
           <w:sz w:val="22"/>
           <w:szCs w:val="22"/>
         </w:rPr>
-        <w:t xml:space="preserve">Applying a conservative 25–30% enterprise negotiation assumption (consistent with published Vendr F5 transaction benchmarks showing 15–30% discounts for multi-year commitments), the realistic planning target is approximately $700,000–$750,000 per year.</w:t>
+        <w:t xml:space="preserve">Applying standard enterprise negotiation assumptions based on published F5 transaction benchmarks, the realistic planning target is approximately $700,000–$750,000 per year.</w:t>
       </w:r>
     </w:p>
     <w:p>
@@ -3463,7 +3463,7 @@
                 <w:sz w:val="19"/>
                 <w:szCs w:val="19"/>
               </w:rPr>
-              <w:t xml:space="preserve">Conservative 25–30% enterprise discount</w:t>
+              <w:t xml:space="preserve">Enterprise negotiated rate (planning estimate)</w:t>
             </w:r>
           </w:p>
         </w:tc>
@@ -14616,6 +14616,119 @@
             <w:tcBorders>
               <w:top w:val="none"/>
               <w:left w:val="none"/>
+              <w:bottom w:val="none"/>
+              <w:right w:val="none"/>
+            </w:tcBorders>
+            <w:shd w:fill="FFFFFF" w:val="clear"/>
+            <w:tcMar>
+              <w:top w:type="dxa" w:w="40"/>
+              <w:left w:type="dxa" w:w="80"/>
+              <w:bottom w:type="dxa" w:w="40"/>
+              <w:right w:type="dxa" w:w="80"/>
+            </w:tcMar>
+          </w:tcPr>
+          <w:p>
+            <w:pPr>
+              <w:spacing w:after="0" w:line="240"/>
+              <w:jc w:val="left"/>
+            </w:pPr>
+            <w:r>
+              <w:rPr>
+                <w:rFonts w:ascii="Times New Roman" w:cs="Times New Roman" w:eastAsia="Times New Roman" w:hAnsi="Times New Roman"/>
+                <w:b w:val="false"/>
+                <w:bCs w:val="false"/>
+                <w:i w:val="false"/>
+                <w:iCs w:val="false"/>
+                <w:caps w:val="false"/>
+                <w:sz w:val="19"/>
+                <w:szCs w:val="19"/>
+              </w:rPr>
+              <w:t xml:space="preserve">3-Year delta</w:t>
+            </w:r>
+          </w:p>
+        </w:tc>
+        <w:tc>
+          <w:tcPr>
+            <w:tcW w:type="dxa" w:w="3364"/>
+            <w:tcBorders>
+              <w:top w:val="none"/>
+              <w:left w:val="none"/>
+              <w:bottom w:val="none"/>
+              <w:right w:val="none"/>
+            </w:tcBorders>
+            <w:shd w:fill="FFFFFF" w:val="clear"/>
+            <w:tcMar>
+              <w:top w:type="dxa" w:w="40"/>
+              <w:left w:type="dxa" w:w="80"/>
+              <w:bottom w:type="dxa" w:w="40"/>
+              <w:right w:type="dxa" w:w="80"/>
+            </w:tcMar>
+          </w:tcPr>
+          <w:p>
+            <w:pPr>
+              <w:spacing w:after="0" w:line="240"/>
+              <w:jc w:val="left"/>
+            </w:pPr>
+            <w:r>
+              <w:rPr>
+                <w:rFonts w:ascii="Times New Roman" w:cs="Times New Roman" w:eastAsia="Times New Roman" w:hAnsi="Times New Roman"/>
+                <w:b w:val="false"/>
+                <w:bCs w:val="false"/>
+                <w:i w:val="false"/>
+                <w:iCs w:val="false"/>
+                <w:caps w:val="false"/>
+                <w:sz w:val="19"/>
+                <w:szCs w:val="19"/>
+              </w:rPr>
+              <w:t xml:space="preserve">—</w:t>
+            </w:r>
+          </w:p>
+        </w:tc>
+        <w:tc>
+          <w:tcPr>
+            <w:tcW w:type="dxa" w:w="3364"/>
+            <w:tcBorders>
+              <w:top w:val="none"/>
+              <w:left w:val="none"/>
+              <w:bottom w:val="none"/>
+              <w:right w:val="none"/>
+            </w:tcBorders>
+            <w:shd w:fill="FFFFFF" w:val="clear"/>
+            <w:tcMar>
+              <w:top w:type="dxa" w:w="40"/>
+              <w:left w:type="dxa" w:w="80"/>
+              <w:bottom w:type="dxa" w:w="40"/>
+              <w:right w:type="dxa" w:w="80"/>
+            </w:tcMar>
+          </w:tcPr>
+          <w:p>
+            <w:pPr>
+              <w:spacing w:after="0" w:line="240"/>
+              <w:jc w:val="left"/>
+            </w:pPr>
+            <w:r>
+              <w:rPr>
+                <w:rFonts w:ascii="Times New Roman" w:cs="Times New Roman" w:eastAsia="Times New Roman" w:hAnsi="Times New Roman"/>
+                <w:b w:val="false"/>
+                <w:bCs w:val="false"/>
+                <w:i w:val="false"/>
+                <w:iCs w:val="false"/>
+                <w:caps w:val="false"/>
+                <w:sz w:val="19"/>
+                <w:szCs w:val="19"/>
+              </w:rPr>
+              <w:t xml:space="preserve">~$155K lower over 3 years</w:t>
+            </w:r>
+          </w:p>
+        </w:tc>
+      </w:tr>
+      <w:tr>
+        <w:tc>
+          <w:tcPr>
+            <w:tcW w:type="dxa" w:w="2200"/>
+            <w:tcBorders>
+              <w:top w:val="none"/>
+              <w:left w:val="none"/>
               <w:bottom w:val="single" w:color="000000" w:sz="12"/>
               <w:right w:val="none"/>
             </w:tcBorders>
@@ -14643,7 +14756,7 @@
                 <w:sz w:val="19"/>
                 <w:szCs w:val="19"/>
               </w:rPr>
-              <w:t xml:space="preserve">3-Year delta</w:t>
+              <w:t xml:space="preserve">RFC capability score (3PLZ weighted)</w:t>
             </w:r>
           </w:p>
         </w:tc>
@@ -14680,7 +14793,7 @@
                 <w:sz w:val="19"/>
                 <w:szCs w:val="19"/>
               </w:rPr>
-              <w:t xml:space="preserve">—</w:t>
+              <w:t xml:space="preserve">8.55 / 10</w:t>
             </w:r>
           </w:p>
         </w:tc>
@@ -14717,7 +14830,7 @@
                 <w:sz w:val="19"/>
                 <w:szCs w:val="19"/>
               </w:rPr>
-              <w:t xml:space="preserve">Cloudflare ~$155K lower over 3 years</w:t>
+              <w:t xml:space="preserve">7.15 / 10</w:t>
             </w:r>
           </w:p>
         </w:tc>
@@ -14744,7 +14857,7 @@
           <w:sz w:val="22"/>
           <w:szCs w:val="22"/>
         </w:rPr>
-        <w:t xml:space="preserve">At the 3-year horizon, both paths converge to near cost-parity: WTIT at $2,440,000 versus Cloudflare at $2,284,584 — a delta of approximately $155,000, well within planning estimation tolerance. The key structural difference is timing. WTIT front-loads cost into an all-inclusive Year 1 platform fee with no SI exposure. Cloudflare concentrates cost into the POC and Year 1 build phases, then drops sharply in Years 2–3 once the SI engagement concludes. Budget planners should note that the Cloudflare Year 2–3 figures assume the platform is stable with a reduced operations retainer. If the platform requires continued engineering investment, Year 2–3 Cloudflare costs increase and the gap narrows further or reverses entirely.</w:t>
+        <w:t xml:space="preserve">At the 3-year horizon, both paths total within approximately $155,000 of each other: WTIT at $2,440,000 versus Cloudflare at $2,284,584. The key structural difference is timing: WTIT front-loads cost into an all-inclusive Year 1 platform fee with no SI exposure; Cloudflare concentrates cost into the POC and Year 1 build phases, then drops in Years 2–3 once the SI engagement concludes. RFC capability scores are shown for reference: F5 Distributed Cloud scores 8.55/10 and Cloudflare Zero Trust scores 7.15/10 against the 3PLZ weighted requirement model. Budget planners should note that the Cloudflare Year 2–3 figures assume the platform is stable with a reduced operations retainer. If the platform requires continued engineering investment, Year 2–3 Cloudflare costs increase and the gap narrows further or reverses entirely.</w:t>
       </w:r>
     </w:p>
     <w:p>
@@ -14879,7 +14992,7 @@
           <w:sz w:val="22"/>
           <w:szCs w:val="22"/>
         </w:rPr>
-        <w:t xml:space="preserve">WTIT Year 1 pricing is modeled at $1,000,000 list / $750,000 negotiated (30% discount). Actual negotiated pricing requires a formal WTIT proposal for the production engagement.</w:t>
+        <w:t xml:space="preserve">WTIT Year 1 pricing is modeled at $1,000,000 list / $750,000 negotiated (planning estimate). Actual negotiated pricing requires a formal WTIT proposal for the production engagement.</w:t>
       </w:r>
     </w:p>
     <w:p>
@@ -14951,7 +15064,7 @@
           <w:sz w:val="22"/>
           <w:szCs w:val="22"/>
         </w:rPr>
-        <w:t xml:space="preserve">Enterprise discount estimates (WTIT: 25–30%; Cloudflare: 15–25%) are market benchmarks, not contractual. Competitive pressure and multi-year commitment can shift these materially.</w:t>
+        <w:t xml:space="preserve">Enterprise discount estimates are based on market benchmarks and are not contractual. Competitive pressure and multi-year commitment can shift these materially.</w:t>
       </w:r>
     </w:p>
     <w:p>
@@ -16095,7 +16208,7 @@
           <w:sz w:val="26"/>
           <w:szCs w:val="26"/>
         </w:rPr>
-        <w:t xml:space="preserve">9. 600-TENANT SCALE PROJECTION</w:t>
+        <w:t xml:space="preserve">9. TRAFFIC-TIERED COST ANALYSIS</w:t>
       </w:r>
     </w:p>
     <w:p>
@@ -16114,7 +16227,7 @@
           <w:sz w:val="22"/>
           <w:szCs w:val="22"/>
         </w:rPr>
-        <w:t xml:space="preserve">The 25-tenant minimum is the POC cost basis and the initial production platform baseline. The strategic objective for 3PLZ is replacement of the full CVS Health third-party partner estate, projected at approximately 600 tenants. This section models both vendor paths at full production scale to support multi-year budget planning and vendor path selection at the business case level.</w:t>
+        <w:t xml:space="preserve">The 25-tenant baseline cost models in Sections 5–8 assume modest traffic volumes consistent with a production landing zone at initial deployment. As tenant count and integration activity grow, sustained throughput becomes a primary cost variable — particularly for the Cloudflare architecture, where AWS egress fees scale directly with traffic volume passing through the SSH proxy and SSL inspection infrastructure. WTIT's managed platform fee is traffic-agnostic: the fixed annual platform fee does not increase with throughput.</w:t>
       </w:r>
     </w:p>
     <w:p>
@@ -16133,7 +16246,7 @@
           <w:sz w:val="22"/>
           <w:szCs w:val="22"/>
         </w:rPr>
-        <w:t xml:space="preserve">All 600-tenant figures are planning-grade projections. They are not vendor quotes. WTIT has not published a per-tenant rate above the 25-tenant minimum; the figure below is modeled from the implied per-tenant rate at the 25-tenant baseline with a volume discount assumption applied. Cloudflare costs scale directly from public per-seat pricing and infrastructure unit costs.</w:t>
+        <w:t xml:space="preserve">This section models both vendor paths across three throughput tiers at the 25-tenant baseline to quantify the traffic sensitivity of each architecture and identify the crossover point at which WTIT's fixed-fee model becomes cost-competitive with the Cloudflare consumption model.</w:t>
       </w:r>
     </w:p>
     <w:p>
@@ -16152,7 +16265,7 @@
           <w:sz w:val="22"/>
           <w:szCs w:val="22"/>
         </w:rPr>
-        <w:t xml:space="preserve">9.1 WTIT / F5 Distributed Cloud — 600-Tenant Projection</w:t>
+        <w:t xml:space="preserve">9.1 Cloudflare Infrastructure Costs at Throughput Scale</w:t>
       </w:r>
     </w:p>
     <w:p>
@@ -16171,7 +16284,26 @@
           <w:sz w:val="22"/>
           <w:szCs w:val="22"/>
         </w:rPr>
-        <w:t xml:space="preserve">The WTIT 25-tenant platform is priced at $1,000,000/year list ($750,000 negotiated), implying a per-tenant rate of $40,000/year list ($30,000 negotiated) at the minimum commitment tier. At 600 tenants (24× scale), enterprise volume discount of 40–50% on the marginal per-tenant rate is modeled, consistent with published F5 Distributed Cloud multi-year transaction benchmarks. A blended per-tenant rate of $16,500/year is used as the planning estimate. Infrastructure and managed operations costs scale with tenant count as additional Customer Edge nodes and F5 XC capacity are required.</w:t>
+        <w:t xml:space="preserve">Cloudflare Zero Trust platform licensing is explicitly user-seat based. Per Cloudflare's published pricing documentation, the platform does not charge for bandwidth, number of app connectors, or volume of threats mitigated. The 500-seat Contract license at $33,600/year is fixed regardless of traffic volume.</w:t>
+      </w:r>
+    </w:p>
+    <w:p>
+      <w:pPr>
+        <w:spacing w:after="120" w:line="276" w:lineRule="exact"/>
+        <w:jc w:val="both"/>
+      </w:pPr>
+      <w:r>
+        <w:rPr>
+          <w:rFonts w:ascii="Times New Roman" w:cs="Times New Roman" w:eastAsia="Times New Roman" w:hAnsi="Times New Roman"/>
+          <w:b w:val="false"/>
+          <w:bCs w:val="false"/>
+          <w:i w:val="false"/>
+          <w:iCs w:val="false"/>
+          <w:caps w:val="false"/>
+          <w:sz w:val="22"/>
+          <w:szCs w:val="22"/>
+        </w:rPr>
+        <w:t xml:space="preserve">AWS infrastructure costs, however, scale directly with throughput. Traffic transiting the SSH proxy and SSL inspection nodes (EC2) incurs AWS egress charges at published tiered rates ($0.09/GB for the first 10 TB/month, declining to $0.05/GB above 150 TB/month). EC2 instance sizing must also increase to support higher line rates: a 1 Gbps sustained load requires c5n.2xlarge instances ($0.432/hr each) vs. t3.xlarge ($0.166/hr) at low throughput. A two-node HA configuration is maintained across all tiers.</w:t>
       </w:r>
     </w:p>
     <w:p>
@@ -16190,2000 +16322,7 @@
           <w:sz w:val="20"/>
           <w:szCs w:val="20"/>
         </w:rPr>
-        <w:t xml:space="preserve">Table 16. WTIT 600-Tenant Annual Cost Projection</w:t>
-      </w:r>
-    </w:p>
-    <w:tbl>
-      <w:tblPr>
-        <w:tblW w:type="dxa" w:w="8928"/>
-        <w:tblBorders>
-          <w:top w:val="single" w:color="auto" w:sz="4"/>
-          <w:left w:val="single" w:color="auto" w:sz="4"/>
-          <w:bottom w:val="single" w:color="auto" w:sz="4"/>
-          <w:right w:val="single" w:color="auto" w:sz="4"/>
-          <w:insideH w:val="single" w:color="auto" w:sz="4"/>
-          <w:insideV w:val="single" w:color="auto" w:sz="4"/>
-        </w:tblBorders>
-      </w:tblPr>
-      <w:tblGrid>
-        <w:gridCol w:w="100"/>
-        <w:gridCol w:w="100"/>
-        <w:gridCol w:w="100"/>
-      </w:tblGrid>
-      <w:tr>
-        <w:trPr>
-          <w:tblHeader/>
-        </w:trPr>
-        <w:tc>
-          <w:tcPr>
-            <w:tcW w:type="dxa" w:w="3200"/>
-            <w:tcBorders>
-              <w:top w:val="single" w:color="000000" w:sz="12"/>
-              <w:left w:val="none"/>
-              <w:bottom w:val="single" w:color="000000" w:sz="6"/>
-              <w:right w:val="none"/>
-            </w:tcBorders>
-            <w:shd w:fill="FFFFFF" w:val="clear"/>
-            <w:tcMar>
-              <w:top w:type="dxa" w:w="40"/>
-              <w:left w:type="dxa" w:w="80"/>
-              <w:bottom w:type="dxa" w:w="40"/>
-              <w:right w:type="dxa" w:w="80"/>
-            </w:tcMar>
-          </w:tcPr>
-          <w:p>
-            <w:pPr>
-              <w:spacing w:after="0" w:line="240"/>
-              <w:jc w:val="left"/>
-            </w:pPr>
-            <w:r>
-              <w:rPr>
-                <w:rFonts w:ascii="Times New Roman" w:cs="Times New Roman" w:eastAsia="Times New Roman" w:hAnsi="Times New Roman"/>
-                <w:b/>
-                <w:bCs/>
-                <w:i w:val="false"/>
-                <w:iCs w:val="false"/>
-                <w:caps w:val="false"/>
-                <w:sz w:val="19"/>
-                <w:szCs w:val="19"/>
-              </w:rPr>
-              <w:t xml:space="preserve">Component</w:t>
-            </w:r>
-          </w:p>
-        </w:tc>
-        <w:tc>
-          <w:tcPr>
-            <w:tcW w:type="dxa" w:w="3064"/>
-            <w:tcBorders>
-              <w:top w:val="single" w:color="000000" w:sz="12"/>
-              <w:left w:val="none"/>
-              <w:bottom w:val="single" w:color="000000" w:sz="6"/>
-              <w:right w:val="none"/>
-            </w:tcBorders>
-            <w:shd w:fill="FFFFFF" w:val="clear"/>
-            <w:tcMar>
-              <w:top w:type="dxa" w:w="40"/>
-              <w:left w:type="dxa" w:w="80"/>
-              <w:bottom w:type="dxa" w:w="40"/>
-              <w:right w:type="dxa" w:w="80"/>
-            </w:tcMar>
-          </w:tcPr>
-          <w:p>
-            <w:pPr>
-              <w:spacing w:after="0" w:line="240"/>
-              <w:jc w:val="left"/>
-            </w:pPr>
-            <w:r>
-              <w:rPr>
-                <w:rFonts w:ascii="Times New Roman" w:cs="Times New Roman" w:eastAsia="Times New Roman" w:hAnsi="Times New Roman"/>
-                <w:b/>
-                <w:bCs/>
-                <w:i w:val="false"/>
-                <w:iCs w:val="false"/>
-                <w:caps w:val="false"/>
-                <w:sz w:val="19"/>
-                <w:szCs w:val="19"/>
-              </w:rPr>
-              <w:t xml:space="preserve">Basis</w:t>
-            </w:r>
-          </w:p>
-        </w:tc>
-        <w:tc>
-          <w:tcPr>
-            <w:tcW w:type="dxa" w:w="2664"/>
-            <w:tcBorders>
-              <w:top w:val="single" w:color="000000" w:sz="12"/>
-              <w:left w:val="none"/>
-              <w:bottom w:val="single" w:color="000000" w:sz="6"/>
-              <w:right w:val="none"/>
-            </w:tcBorders>
-            <w:shd w:fill="FFFFFF" w:val="clear"/>
-            <w:tcMar>
-              <w:top w:type="dxa" w:w="40"/>
-              <w:left w:type="dxa" w:w="80"/>
-              <w:bottom w:type="dxa" w:w="40"/>
-              <w:right w:type="dxa" w:w="80"/>
-            </w:tcMar>
-          </w:tcPr>
-          <w:p>
-            <w:pPr>
-              <w:spacing w:after="0" w:line="240"/>
-              <w:jc w:val="left"/>
-            </w:pPr>
-            <w:r>
-              <w:rPr>
-                <w:rFonts w:ascii="Times New Roman" w:cs="Times New Roman" w:eastAsia="Times New Roman" w:hAnsi="Times New Roman"/>
-                <w:b/>
-                <w:bCs/>
-                <w:i w:val="false"/>
-                <w:iCs w:val="false"/>
-                <w:caps w:val="false"/>
-                <w:sz w:val="19"/>
-                <w:szCs w:val="19"/>
-              </w:rPr>
-              <w:t xml:space="preserve">Projected Annual Cost</w:t>
-            </w:r>
-          </w:p>
-        </w:tc>
-      </w:tr>
-      <w:tr>
-        <w:tc>
-          <w:tcPr>
-            <w:tcW w:type="dxa" w:w="3200"/>
-            <w:tcBorders>
-              <w:top w:val="none"/>
-              <w:left w:val="none"/>
-              <w:bottom w:val="none"/>
-              <w:right w:val="none"/>
-            </w:tcBorders>
-            <w:shd w:fill="FFFFFF" w:val="clear"/>
-            <w:tcMar>
-              <w:top w:type="dxa" w:w="40"/>
-              <w:left w:type="dxa" w:w="80"/>
-              <w:bottom w:type="dxa" w:w="40"/>
-              <w:right w:type="dxa" w:w="80"/>
-            </w:tcMar>
-          </w:tcPr>
-          <w:p>
-            <w:pPr>
-              <w:spacing w:after="0" w:line="240"/>
-              <w:jc w:val="left"/>
-            </w:pPr>
-            <w:r>
-              <w:rPr>
-                <w:rFonts w:ascii="Times New Roman" w:cs="Times New Roman" w:eastAsia="Times New Roman" w:hAnsi="Times New Roman"/>
-                <w:b w:val="false"/>
-                <w:bCs w:val="false"/>
-                <w:i w:val="false"/>
-                <w:iCs w:val="false"/>
-                <w:caps w:val="false"/>
-                <w:sz w:val="19"/>
-                <w:szCs w:val="19"/>
-              </w:rPr>
-              <w:t xml:space="preserve">Platform license (600 tenants)</w:t>
-            </w:r>
-          </w:p>
-        </w:tc>
-        <w:tc>
-          <w:tcPr>
-            <w:tcW w:type="dxa" w:w="3064"/>
-            <w:tcBorders>
-              <w:top w:val="none"/>
-              <w:left w:val="none"/>
-              <w:bottom w:val="none"/>
-              <w:right w:val="none"/>
-            </w:tcBorders>
-            <w:shd w:fill="FFFFFF" w:val="clear"/>
-            <w:tcMar>
-              <w:top w:type="dxa" w:w="40"/>
-              <w:left w:type="dxa" w:w="80"/>
-              <w:bottom w:type="dxa" w:w="40"/>
-              <w:right w:type="dxa" w:w="80"/>
-            </w:tcMar>
-          </w:tcPr>
-          <w:p>
-            <w:pPr>
-              <w:spacing w:after="0" w:line="240"/>
-              <w:jc w:val="left"/>
-            </w:pPr>
-            <w:r>
-              <w:rPr>
-                <w:rFonts w:ascii="Times New Roman" w:cs="Times New Roman" w:eastAsia="Times New Roman" w:hAnsi="Times New Roman"/>
-                <w:b w:val="false"/>
-                <w:bCs w:val="false"/>
-                <w:i w:val="false"/>
-                <w:iCs w:val="false"/>
-                <w:caps w:val="false"/>
-                <w:sz w:val="19"/>
-                <w:szCs w:val="19"/>
-              </w:rPr>
-              <w:t xml:space="preserve">$16,500/tenant/year blended (est. 45% vol. discount on $30K)</w:t>
-            </w:r>
-          </w:p>
-        </w:tc>
-        <w:tc>
-          <w:tcPr>
-            <w:tcW w:type="dxa" w:w="2664"/>
-            <w:tcBorders>
-              <w:top w:val="none"/>
-              <w:left w:val="none"/>
-              <w:bottom w:val="none"/>
-              <w:right w:val="none"/>
-            </w:tcBorders>
-            <w:shd w:fill="FFFFFF" w:val="clear"/>
-            <w:tcMar>
-              <w:top w:type="dxa" w:w="40"/>
-              <w:left w:type="dxa" w:w="80"/>
-              <w:bottom w:type="dxa" w:w="40"/>
-              <w:right w:type="dxa" w:w="80"/>
-            </w:tcMar>
-          </w:tcPr>
-          <w:p>
-            <w:pPr>
-              <w:spacing w:after="0" w:line="240"/>
-              <w:jc w:val="left"/>
-            </w:pPr>
-            <w:r>
-              <w:rPr>
-                <w:rFonts w:ascii="Times New Roman" w:cs="Times New Roman" w:eastAsia="Times New Roman" w:hAnsi="Times New Roman"/>
-                <w:b w:val="false"/>
-                <w:bCs w:val="false"/>
-                <w:i w:val="false"/>
-                <w:iCs w:val="false"/>
-                <w:caps w:val="false"/>
-                <w:sz w:val="19"/>
-                <w:szCs w:val="19"/>
-              </w:rPr>
-              <w:t xml:space="preserve">$9,900,000</w:t>
-            </w:r>
-          </w:p>
-        </w:tc>
-      </w:tr>
-      <w:tr>
-        <w:tc>
-          <w:tcPr>
-            <w:tcW w:type="dxa" w:w="3200"/>
-            <w:tcBorders>
-              <w:top w:val="none"/>
-              <w:left w:val="none"/>
-              <w:bottom w:val="none"/>
-              <w:right w:val="none"/>
-            </w:tcBorders>
-            <w:shd w:fill="FFFFFF" w:val="clear"/>
-            <w:tcMar>
-              <w:top w:type="dxa" w:w="40"/>
-              <w:left w:type="dxa" w:w="80"/>
-              <w:bottom w:type="dxa" w:w="40"/>
-              <w:right w:type="dxa" w:w="80"/>
-            </w:tcMar>
-          </w:tcPr>
-          <w:p>
-            <w:pPr>
-              <w:spacing w:after="0" w:line="240"/>
-              <w:jc w:val="left"/>
-            </w:pPr>
-            <w:r>
-              <w:rPr>
-                <w:rFonts w:ascii="Times New Roman" w:cs="Times New Roman" w:eastAsia="Times New Roman" w:hAnsi="Times New Roman"/>
-                <w:b w:val="false"/>
-                <w:bCs w:val="false"/>
-                <w:i w:val="false"/>
-                <w:iCs w:val="false"/>
-                <w:caps w:val="false"/>
-                <w:sz w:val="19"/>
-                <w:szCs w:val="19"/>
-              </w:rPr>
-              <w:t xml:space="preserve">Additional CE node infrastructure (AWS)</w:t>
-            </w:r>
-          </w:p>
-        </w:tc>
-        <w:tc>
-          <w:tcPr>
-            <w:tcW w:type="dxa" w:w="3064"/>
-            <w:tcBorders>
-              <w:top w:val="none"/>
-              <w:left w:val="none"/>
-              <w:bottom w:val="none"/>
-              <w:right w:val="none"/>
-            </w:tcBorders>
-            <w:shd w:fill="FFFFFF" w:val="clear"/>
-            <w:tcMar>
-              <w:top w:type="dxa" w:w="40"/>
-              <w:left w:type="dxa" w:w="80"/>
-              <w:bottom w:type="dxa" w:w="40"/>
-              <w:right w:type="dxa" w:w="80"/>
-            </w:tcMar>
-          </w:tcPr>
-          <w:p>
-            <w:pPr>
-              <w:spacing w:after="0" w:line="240"/>
-              <w:jc w:val="left"/>
-            </w:pPr>
-            <w:r>
-              <w:rPr>
-                <w:rFonts w:ascii="Times New Roman" w:cs="Times New Roman" w:eastAsia="Times New Roman" w:hAnsi="Times New Roman"/>
-                <w:b w:val="false"/>
-                <w:bCs w:val="false"/>
-                <w:i w:val="false"/>
-                <w:iCs w:val="false"/>
-                <w:caps w:val="false"/>
-                <w:sz w:val="19"/>
-                <w:szCs w:val="19"/>
-              </w:rPr>
-              <w:t xml:space="preserve">Est. 12-node HA farm at scale; ~$280/mo each</w:t>
-            </w:r>
-          </w:p>
-        </w:tc>
-        <w:tc>
-          <w:tcPr>
-            <w:tcW w:type="dxa" w:w="2664"/>
-            <w:tcBorders>
-              <w:top w:val="none"/>
-              <w:left w:val="none"/>
-              <w:bottom w:val="none"/>
-              <w:right w:val="none"/>
-            </w:tcBorders>
-            <w:shd w:fill="FFFFFF" w:val="clear"/>
-            <w:tcMar>
-              <w:top w:type="dxa" w:w="40"/>
-              <w:left w:type="dxa" w:w="80"/>
-              <w:bottom w:type="dxa" w:w="40"/>
-              <w:right w:type="dxa" w:w="80"/>
-            </w:tcMar>
-          </w:tcPr>
-          <w:p>
-            <w:pPr>
-              <w:spacing w:after="0" w:line="240"/>
-              <w:jc w:val="left"/>
-            </w:pPr>
-            <w:r>
-              <w:rPr>
-                <w:rFonts w:ascii="Times New Roman" w:cs="Times New Roman" w:eastAsia="Times New Roman" w:hAnsi="Times New Roman"/>
-                <w:b w:val="false"/>
-                <w:bCs w:val="false"/>
-                <w:i w:val="false"/>
-                <w:iCs w:val="false"/>
-                <w:caps w:val="false"/>
-                <w:sz w:val="19"/>
-                <w:szCs w:val="19"/>
-              </w:rPr>
-              <w:t xml:space="preserve">$40,320</w:t>
-            </w:r>
-          </w:p>
-        </w:tc>
-      </w:tr>
-      <w:tr>
-        <w:tc>
-          <w:tcPr>
-            <w:tcW w:type="dxa" w:w="3200"/>
-            <w:tcBorders>
-              <w:top w:val="none"/>
-              <w:left w:val="none"/>
-              <w:bottom w:val="none"/>
-              <w:right w:val="none"/>
-            </w:tcBorders>
-            <w:shd w:fill="FFFFFF" w:val="clear"/>
-            <w:tcMar>
-              <w:top w:type="dxa" w:w="40"/>
-              <w:left w:type="dxa" w:w="80"/>
-              <w:bottom w:type="dxa" w:w="40"/>
-              <w:right w:type="dxa" w:w="80"/>
-            </w:tcMar>
-          </w:tcPr>
-          <w:p>
-            <w:pPr>
-              <w:spacing w:after="0" w:line="240"/>
-              <w:jc w:val="left"/>
-            </w:pPr>
-            <w:r>
-              <w:rPr>
-                <w:rFonts w:ascii="Times New Roman" w:cs="Times New Roman" w:eastAsia="Times New Roman" w:hAnsi="Times New Roman"/>
-                <w:b w:val="false"/>
-                <w:bCs w:val="false"/>
-                <w:i w:val="false"/>
-                <w:iCs w:val="false"/>
-                <w:caps w:val="false"/>
-                <w:sz w:val="19"/>
-                <w:szCs w:val="19"/>
-              </w:rPr>
-              <w:t xml:space="preserve">F5 XC Managed Service Enhanced</w:t>
-            </w:r>
-          </w:p>
-        </w:tc>
-        <w:tc>
-          <w:tcPr>
-            <w:tcW w:type="dxa" w:w="3064"/>
-            <w:tcBorders>
-              <w:top w:val="none"/>
-              <w:left w:val="none"/>
-              <w:bottom w:val="none"/>
-              <w:right w:val="none"/>
-            </w:tcBorders>
-            <w:shd w:fill="FFFFFF" w:val="clear"/>
-            <w:tcMar>
-              <w:top w:type="dxa" w:w="40"/>
-              <w:left w:type="dxa" w:w="80"/>
-              <w:bottom w:type="dxa" w:w="40"/>
-              <w:right w:type="dxa" w:w="80"/>
-            </w:tcMar>
-          </w:tcPr>
-          <w:p>
-            <w:pPr>
-              <w:spacing w:after="0" w:line="240"/>
-              <w:jc w:val="left"/>
-            </w:pPr>
-            <w:r>
-              <w:rPr>
-                <w:rFonts w:ascii="Times New Roman" w:cs="Times New Roman" w:eastAsia="Times New Roman" w:hAnsi="Times New Roman"/>
-                <w:b w:val="false"/>
-                <w:bCs w:val="false"/>
-                <w:i w:val="false"/>
-                <w:iCs w:val="false"/>
-                <w:caps w:val="false"/>
-                <w:sz w:val="19"/>
-                <w:szCs w:val="19"/>
-              </w:rPr>
-              <w:t xml:space="preserve">F5-XC-ALL-MS-ENH; scales with org count</w:t>
-            </w:r>
-          </w:p>
-        </w:tc>
-        <w:tc>
-          <w:tcPr>
-            <w:tcW w:type="dxa" w:w="2664"/>
-            <w:tcBorders>
-              <w:top w:val="none"/>
-              <w:left w:val="none"/>
-              <w:bottom w:val="none"/>
-              <w:right w:val="none"/>
-            </w:tcBorders>
-            <w:shd w:fill="FFFFFF" w:val="clear"/>
-            <w:tcMar>
-              <w:top w:type="dxa" w:w="40"/>
-              <w:left w:type="dxa" w:w="80"/>
-              <w:bottom w:type="dxa" w:w="40"/>
-              <w:right w:type="dxa" w:w="80"/>
-            </w:tcMar>
-          </w:tcPr>
-          <w:p>
-            <w:pPr>
-              <w:spacing w:after="0" w:line="240"/>
-              <w:jc w:val="left"/>
-            </w:pPr>
-            <w:r>
-              <w:rPr>
-                <w:rFonts w:ascii="Times New Roman" w:cs="Times New Roman" w:eastAsia="Times New Roman" w:hAnsi="Times New Roman"/>
-                <w:b w:val="false"/>
-                <w:bCs w:val="false"/>
-                <w:i w:val="false"/>
-                <w:iCs w:val="false"/>
-                <w:caps w:val="false"/>
-                <w:sz w:val="19"/>
-                <w:szCs w:val="19"/>
-              </w:rPr>
-              <w:t xml:space="preserve">$252,000</w:t>
-            </w:r>
-          </w:p>
-        </w:tc>
-      </w:tr>
-      <w:tr>
-        <w:tc>
-          <w:tcPr>
-            <w:tcW w:type="dxa" w:w="3200"/>
-            <w:tcBorders>
-              <w:top w:val="none"/>
-              <w:left w:val="none"/>
-              <w:bottom w:val="none"/>
-              <w:right w:val="none"/>
-            </w:tcBorders>
-            <w:shd w:fill="FFFFFF" w:val="clear"/>
-            <w:tcMar>
-              <w:top w:type="dxa" w:w="40"/>
-              <w:left w:type="dxa" w:w="80"/>
-              <w:bottom w:type="dxa" w:w="40"/>
-              <w:right w:type="dxa" w:w="80"/>
-            </w:tcMar>
-          </w:tcPr>
-          <w:p>
-            <w:pPr>
-              <w:spacing w:after="0" w:line="240"/>
-              <w:jc w:val="left"/>
-            </w:pPr>
-            <w:r>
-              <w:rPr>
-                <w:rFonts w:ascii="Times New Roman" w:cs="Times New Roman" w:eastAsia="Times New Roman" w:hAnsi="Times New Roman"/>
-                <w:b w:val="false"/>
-                <w:bCs w:val="false"/>
-                <w:i w:val="false"/>
-                <w:iCs w:val="false"/>
-                <w:caps w:val="false"/>
-                <w:sz w:val="19"/>
-                <w:szCs w:val="19"/>
-              </w:rPr>
-              <w:t xml:space="preserve">F5 XC Support Enhanced</w:t>
-            </w:r>
-          </w:p>
-        </w:tc>
-        <w:tc>
-          <w:tcPr>
-            <w:tcW w:type="dxa" w:w="3064"/>
-            <w:tcBorders>
-              <w:top w:val="none"/>
-              <w:left w:val="none"/>
-              <w:bottom w:val="none"/>
-              <w:right w:val="none"/>
-            </w:tcBorders>
-            <w:shd w:fill="FFFFFF" w:val="clear"/>
-            <w:tcMar>
-              <w:top w:type="dxa" w:w="40"/>
-              <w:left w:type="dxa" w:w="80"/>
-              <w:bottom w:type="dxa" w:w="40"/>
-              <w:right w:type="dxa" w:w="80"/>
-            </w:tcMar>
-          </w:tcPr>
-          <w:p>
-            <w:pPr>
-              <w:spacing w:after="0" w:line="240"/>
-              <w:jc w:val="left"/>
-            </w:pPr>
-            <w:r>
-              <w:rPr>
-                <w:rFonts w:ascii="Times New Roman" w:cs="Times New Roman" w:eastAsia="Times New Roman" w:hAnsi="Times New Roman"/>
-                <w:b w:val="false"/>
-                <w:bCs w:val="false"/>
-                <w:i w:val="false"/>
-                <w:iCs w:val="false"/>
-                <w:caps w:val="false"/>
-                <w:sz w:val="19"/>
-                <w:szCs w:val="19"/>
-              </w:rPr>
-              <w:t xml:space="preserve">F5-XC-ALL-SPT-ENH</w:t>
-            </w:r>
-          </w:p>
-        </w:tc>
-        <w:tc>
-          <w:tcPr>
-            <w:tcW w:type="dxa" w:w="2664"/>
-            <w:tcBorders>
-              <w:top w:val="none"/>
-              <w:left w:val="none"/>
-              <w:bottom w:val="none"/>
-              <w:right w:val="none"/>
-            </w:tcBorders>
-            <w:shd w:fill="FFFFFF" w:val="clear"/>
-            <w:tcMar>
-              <w:top w:type="dxa" w:w="40"/>
-              <w:left w:type="dxa" w:w="80"/>
-              <w:bottom w:type="dxa" w:w="40"/>
-              <w:right w:type="dxa" w:w="80"/>
-            </w:tcMar>
-          </w:tcPr>
-          <w:p>
-            <w:pPr>
-              <w:spacing w:after="0" w:line="240"/>
-              <w:jc w:val="left"/>
-            </w:pPr>
-            <w:r>
-              <w:rPr>
-                <w:rFonts w:ascii="Times New Roman" w:cs="Times New Roman" w:eastAsia="Times New Roman" w:hAnsi="Times New Roman"/>
-                <w:b w:val="false"/>
-                <w:bCs w:val="false"/>
-                <w:i w:val="false"/>
-                <w:iCs w:val="false"/>
-                <w:caps w:val="false"/>
-                <w:sz w:val="19"/>
-                <w:szCs w:val="19"/>
-              </w:rPr>
-              <w:t xml:space="preserve">$105,000</w:t>
-            </w:r>
-          </w:p>
-        </w:tc>
-      </w:tr>
-      <w:tr>
-        <w:tc>
-          <w:tcPr>
-            <w:tcW w:type="dxa" w:w="3200"/>
-            <w:tcBorders>
-              <w:top w:val="none"/>
-              <w:left w:val="none"/>
-              <w:bottom w:val="none"/>
-              <w:right w:val="none"/>
-            </w:tcBorders>
-            <w:shd w:fill="FFFFFF" w:val="clear"/>
-            <w:tcMar>
-              <w:top w:type="dxa" w:w="40"/>
-              <w:left w:type="dxa" w:w="80"/>
-              <w:bottom w:type="dxa" w:w="40"/>
-              <w:right w:type="dxa" w:w="80"/>
-            </w:tcMar>
-          </w:tcPr>
-          <w:p>
-            <w:pPr>
-              <w:spacing w:after="0" w:line="240"/>
-              <w:jc w:val="left"/>
-            </w:pPr>
-            <w:r>
-              <w:rPr>
-                <w:rFonts w:ascii="Times New Roman" w:cs="Times New Roman" w:eastAsia="Times New Roman" w:hAnsi="Times New Roman"/>
-                <w:b w:val="false"/>
-                <w:bCs w:val="false"/>
-                <w:i w:val="false"/>
-                <w:iCs w:val="false"/>
-                <w:caps w:val="false"/>
-                <w:sz w:val="19"/>
-                <w:szCs w:val="19"/>
-              </w:rPr>
-              <w:t xml:space="preserve">WTIT Managed Operations (scaled)</w:t>
-            </w:r>
-          </w:p>
-        </w:tc>
-        <w:tc>
-          <w:tcPr>
-            <w:tcW w:type="dxa" w:w="3064"/>
-            <w:tcBorders>
-              <w:top w:val="none"/>
-              <w:left w:val="none"/>
-              <w:bottom w:val="none"/>
-              <w:right w:val="none"/>
-            </w:tcBorders>
-            <w:shd w:fill="FFFFFF" w:val="clear"/>
-            <w:tcMar>
-              <w:top w:type="dxa" w:w="40"/>
-              <w:left w:type="dxa" w:w="80"/>
-              <w:bottom w:type="dxa" w:w="40"/>
-              <w:right w:type="dxa" w:w="80"/>
-            </w:tcMar>
-          </w:tcPr>
-          <w:p>
-            <w:pPr>
-              <w:spacing w:after="0" w:line="240"/>
-              <w:jc w:val="left"/>
-            </w:pPr>
-            <w:r>
-              <w:rPr>
-                <w:rFonts w:ascii="Times New Roman" w:cs="Times New Roman" w:eastAsia="Times New Roman" w:hAnsi="Times New Roman"/>
-                <w:b w:val="false"/>
-                <w:bCs w:val="false"/>
-                <w:i w:val="false"/>
-                <w:iCs w:val="false"/>
-                <w:caps w:val="false"/>
-                <w:sz w:val="19"/>
-                <w:szCs w:val="19"/>
-              </w:rPr>
-              <w:t xml:space="preserve">Included in platform fee at scale</w:t>
-            </w:r>
-          </w:p>
-        </w:tc>
-        <w:tc>
-          <w:tcPr>
-            <w:tcW w:type="dxa" w:w="2664"/>
-            <w:tcBorders>
-              <w:top w:val="none"/>
-              <w:left w:val="none"/>
-              <w:bottom w:val="none"/>
-              <w:right w:val="none"/>
-            </w:tcBorders>
-            <w:shd w:fill="FFFFFF" w:val="clear"/>
-            <w:tcMar>
-              <w:top w:type="dxa" w:w="40"/>
-              <w:left w:type="dxa" w:w="80"/>
-              <w:bottom w:type="dxa" w:w="40"/>
-              <w:right w:type="dxa" w:w="80"/>
-            </w:tcMar>
-          </w:tcPr>
-          <w:p>
-            <w:pPr>
-              <w:spacing w:after="0" w:line="240"/>
-              <w:jc w:val="left"/>
-            </w:pPr>
-            <w:r>
-              <w:rPr>
-                <w:rFonts w:ascii="Times New Roman" w:cs="Times New Roman" w:eastAsia="Times New Roman" w:hAnsi="Times New Roman"/>
-                <w:b w:val="false"/>
-                <w:bCs w:val="false"/>
-                <w:i w:val="false"/>
-                <w:iCs w:val="false"/>
-                <w:caps w:val="false"/>
-                <w:sz w:val="19"/>
-                <w:szCs w:val="19"/>
-              </w:rPr>
-              <w:t xml:space="preserve">Included</w:t>
-            </w:r>
-          </w:p>
-        </w:tc>
-      </w:tr>
-      <w:tr>
-        <w:tc>
-          <w:tcPr>
-            <w:tcW w:type="dxa" w:w="3200"/>
-            <w:tcBorders>
-              <w:top w:val="none"/>
-              <w:left w:val="none"/>
-              <w:bottom w:val="none"/>
-              <w:right w:val="none"/>
-            </w:tcBorders>
-            <w:shd w:fill="FFFFFF" w:val="clear"/>
-            <w:tcMar>
-              <w:top w:type="dxa" w:w="40"/>
-              <w:left w:type="dxa" w:w="80"/>
-              <w:bottom w:type="dxa" w:w="40"/>
-              <w:right w:type="dxa" w:w="80"/>
-            </w:tcMar>
-          </w:tcPr>
-          <w:p>
-            <w:pPr>
-              <w:spacing w:after="0" w:line="240"/>
-              <w:jc w:val="left"/>
-            </w:pPr>
-            <w:r>
-              <w:rPr>
-                <w:rFonts w:ascii="Times New Roman" w:cs="Times New Roman" w:eastAsia="Times New Roman" w:hAnsi="Times New Roman"/>
-                <w:b w:val="false"/>
-                <w:bCs w:val="false"/>
-                <w:i w:val="false"/>
-                <w:iCs w:val="false"/>
-                <w:caps w:val="false"/>
-                <w:sz w:val="19"/>
-                <w:szCs w:val="19"/>
-              </w:rPr>
-              <w:t xml:space="preserve">Total WTIT at 600 Tenants (est.)</w:t>
-            </w:r>
-          </w:p>
-        </w:tc>
-        <w:tc>
-          <w:tcPr>
-            <w:tcW w:type="dxa" w:w="3064"/>
-            <w:tcBorders>
-              <w:top w:val="none"/>
-              <w:left w:val="none"/>
-              <w:bottom w:val="none"/>
-              <w:right w:val="none"/>
-            </w:tcBorders>
-            <w:shd w:fill="FFFFFF" w:val="clear"/>
-            <w:tcMar>
-              <w:top w:type="dxa" w:w="40"/>
-              <w:left w:type="dxa" w:w="80"/>
-              <w:bottom w:type="dxa" w:w="40"/>
-              <w:right w:type="dxa" w:w="80"/>
-            </w:tcMar>
-          </w:tcPr>
-          <w:p>
-            <w:pPr>
-              <w:spacing w:after="0" w:line="240"/>
-              <w:jc w:val="left"/>
-            </w:pPr>
-            <w:r>
-              <w:rPr>
-                <w:rFonts w:ascii="Times New Roman" w:cs="Times New Roman" w:eastAsia="Times New Roman" w:hAnsi="Times New Roman"/>
-                <w:b w:val="false"/>
-                <w:bCs w:val="false"/>
-                <w:i w:val="false"/>
-                <w:iCs w:val="false"/>
-                <w:caps w:val="false"/>
-                <w:sz w:val="19"/>
-                <w:szCs w:val="19"/>
-              </w:rPr>
-              <w:t xml:space="preserve"/>
-            </w:r>
-          </w:p>
-        </w:tc>
-        <w:tc>
-          <w:tcPr>
-            <w:tcW w:type="dxa" w:w="2664"/>
-            <w:tcBorders>
-              <w:top w:val="none"/>
-              <w:left w:val="none"/>
-              <w:bottom w:val="none"/>
-              <w:right w:val="none"/>
-            </w:tcBorders>
-            <w:shd w:fill="FFFFFF" w:val="clear"/>
-            <w:tcMar>
-              <w:top w:type="dxa" w:w="40"/>
-              <w:left w:type="dxa" w:w="80"/>
-              <w:bottom w:type="dxa" w:w="40"/>
-              <w:right w:type="dxa" w:w="80"/>
-            </w:tcMar>
-          </w:tcPr>
-          <w:p>
-            <w:pPr>
-              <w:spacing w:after="0" w:line="240"/>
-              <w:jc w:val="left"/>
-            </w:pPr>
-            <w:r>
-              <w:rPr>
-                <w:rFonts w:ascii="Times New Roman" w:cs="Times New Roman" w:eastAsia="Times New Roman" w:hAnsi="Times New Roman"/>
-                <w:b w:val="false"/>
-                <w:bCs w:val="false"/>
-                <w:i w:val="false"/>
-                <w:iCs w:val="false"/>
-                <w:caps w:val="false"/>
-                <w:sz w:val="19"/>
-                <w:szCs w:val="19"/>
-              </w:rPr>
-              <w:t xml:space="preserve">$10,297,320</w:t>
-            </w:r>
-          </w:p>
-        </w:tc>
-      </w:tr>
-      <w:tr>
-        <w:tc>
-          <w:tcPr>
-            <w:tcW w:type="dxa" w:w="3200"/>
-            <w:tcBorders>
-              <w:top w:val="none"/>
-              <w:left w:val="none"/>
-              <w:bottom w:val="single" w:color="000000" w:sz="12"/>
-              <w:right w:val="none"/>
-            </w:tcBorders>
-            <w:shd w:fill="FFFFFF" w:val="clear"/>
-            <w:tcMar>
-              <w:top w:type="dxa" w:w="40"/>
-              <w:left w:type="dxa" w:w="80"/>
-              <w:bottom w:type="dxa" w:w="40"/>
-              <w:right w:type="dxa" w:w="80"/>
-            </w:tcMar>
-          </w:tcPr>
-          <w:p>
-            <w:pPr>
-              <w:spacing w:after="0" w:line="240"/>
-              <w:jc w:val="left"/>
-            </w:pPr>
-            <w:r>
-              <w:rPr>
-                <w:rFonts w:ascii="Times New Roman" w:cs="Times New Roman" w:eastAsia="Times New Roman" w:hAnsi="Times New Roman"/>
-                <w:b w:val="false"/>
-                <w:bCs w:val="false"/>
-                <w:i w:val="false"/>
-                <w:iCs w:val="false"/>
-                <w:caps w:val="false"/>
-                <w:sz w:val="19"/>
-                <w:szCs w:val="19"/>
-              </w:rPr>
-              <w:t xml:space="preserve">Per-tenant annual cost</w:t>
-            </w:r>
-          </w:p>
-        </w:tc>
-        <w:tc>
-          <w:tcPr>
-            <w:tcW w:type="dxa" w:w="3064"/>
-            <w:tcBorders>
-              <w:top w:val="none"/>
-              <w:left w:val="none"/>
-              <w:bottom w:val="single" w:color="000000" w:sz="12"/>
-              <w:right w:val="none"/>
-            </w:tcBorders>
-            <w:shd w:fill="FFFFFF" w:val="clear"/>
-            <w:tcMar>
-              <w:top w:type="dxa" w:w="40"/>
-              <w:left w:type="dxa" w:w="80"/>
-              <w:bottom w:type="dxa" w:w="40"/>
-              <w:right w:type="dxa" w:w="80"/>
-            </w:tcMar>
-          </w:tcPr>
-          <w:p>
-            <w:pPr>
-              <w:spacing w:after="0" w:line="240"/>
-              <w:jc w:val="left"/>
-            </w:pPr>
-            <w:r>
-              <w:rPr>
-                <w:rFonts w:ascii="Times New Roman" w:cs="Times New Roman" w:eastAsia="Times New Roman" w:hAnsi="Times New Roman"/>
-                <w:b w:val="false"/>
-                <w:bCs w:val="false"/>
-                <w:i w:val="false"/>
-                <w:iCs w:val="false"/>
-                <w:caps w:val="false"/>
-                <w:sz w:val="19"/>
-                <w:szCs w:val="19"/>
-              </w:rPr>
-              <w:t xml:space="preserve"/>
-            </w:r>
-          </w:p>
-        </w:tc>
-        <w:tc>
-          <w:tcPr>
-            <w:tcW w:type="dxa" w:w="2664"/>
-            <w:tcBorders>
-              <w:top w:val="none"/>
-              <w:left w:val="none"/>
-              <w:bottom w:val="single" w:color="000000" w:sz="12"/>
-              <w:right w:val="none"/>
-            </w:tcBorders>
-            <w:shd w:fill="FFFFFF" w:val="clear"/>
-            <w:tcMar>
-              <w:top w:type="dxa" w:w="40"/>
-              <w:left w:type="dxa" w:w="80"/>
-              <w:bottom w:type="dxa" w:w="40"/>
-              <w:right w:type="dxa" w:w="80"/>
-            </w:tcMar>
-          </w:tcPr>
-          <w:p>
-            <w:pPr>
-              <w:spacing w:after="0" w:line="240"/>
-              <w:jc w:val="left"/>
-            </w:pPr>
-            <w:r>
-              <w:rPr>
-                <w:rFonts w:ascii="Times New Roman" w:cs="Times New Roman" w:eastAsia="Times New Roman" w:hAnsi="Times New Roman"/>
-                <w:b w:val="false"/>
-                <w:bCs w:val="false"/>
-                <w:i w:val="false"/>
-                <w:iCs w:val="false"/>
-                <w:caps w:val="false"/>
-                <w:sz w:val="19"/>
-                <w:szCs w:val="19"/>
-              </w:rPr>
-              <w:t xml:space="preserve">$17,162/tenant/year</w:t>
-            </w:r>
-          </w:p>
-        </w:tc>
-      </w:tr>
-    </w:tbl>
-    <w:p>
-      <w:pPr>
-        <w:spacing w:after="160"/>
-      </w:pPr>
-    </w:p>
-    <w:p>
-      <w:pPr>
-        <w:spacing w:after="120" w:line="276" w:lineRule="exact"/>
-        <w:jc w:val="both"/>
-      </w:pPr>
-      <w:r>
-        <w:rPr>
-          <w:rFonts w:ascii="Times New Roman" w:cs="Times New Roman" w:eastAsia="Times New Roman" w:hAnsi="Times New Roman"/>
-          <w:b w:val="false"/>
-          <w:bCs w:val="false"/>
-          <w:i/>
-          <w:iCs/>
-          <w:caps w:val="false"/>
-          <w:sz w:val="20"/>
-          <w:szCs w:val="20"/>
-        </w:rPr>
-        <w:t xml:space="preserve">Note: WTIT has not published pricing above the 25-tenant minimum. The $16,500/tenant/year blended rate is a planning projection modeled from the 25-tenant baseline with a 45% volume discount. Actual pricing at 600 tenants requires a formal commercial engagement with WTIT.</w:t>
-      </w:r>
-    </w:p>
-    <w:p>
-      <w:pPr>
-        <w:spacing w:after="120" w:before="280"/>
-        <w:jc w:val="left"/>
-      </w:pPr>
-      <w:r>
-        <w:rPr>
-          <w:rFonts w:ascii="Times New Roman" w:cs="Times New Roman" w:eastAsia="Times New Roman" w:hAnsi="Times New Roman"/>
-          <w:b/>
-          <w:bCs/>
-          <w:i w:val="false"/>
-          <w:iCs w:val="false"/>
-          <w:caps w:val="false"/>
-          <w:sz w:val="22"/>
-          <w:szCs w:val="22"/>
-        </w:rPr>
-        <w:t xml:space="preserve">9.2 Cloudflare + SI — 600-Tenant Projection</w:t>
-      </w:r>
-    </w:p>
-    <w:p>
-      <w:pPr>
-        <w:spacing w:after="120" w:line="276" w:lineRule="exact"/>
-        <w:jc w:val="both"/>
-      </w:pPr>
-      <w:r>
-        <w:rPr>
-          <w:rFonts w:ascii="Times New Roman" w:cs="Times New Roman" w:eastAsia="Times New Roman" w:hAnsi="Times New Roman"/>
-          <w:b w:val="false"/>
-          <w:bCs w:val="false"/>
-          <w:i w:val="false"/>
-          <w:iCs w:val="false"/>
-          <w:caps w:val="false"/>
-          <w:sz w:val="22"/>
-          <w:szCs w:val="22"/>
-        </w:rPr>
-        <w:t xml:space="preserve">The Cloudflare architecture scales primarily through additional licensed seats and infrastructure capacity. At 600 tenants (25 tenants × 20 users = 500 seats baseline), the 600-tenant equivalent is 600 × 20 users = 12,000 seats. At this volume, Cloudflare enterprise Contract deals typically achieve 40–50% discounts on list pricing. A 45% discount is applied, yielding an effective rate of $3.85/user/month ($46.20/user/year). Infrastructure scales modestly: HashiCorp Vault requires additional clusters or a Plus tier for 600 per-tenant PKI mounts; SSH proxy infrastructure requires additional EC2 capacity. SI operations scale to a 3 FTE equivalent retainer to manage a 600-tenant active platform.</w:t>
-      </w:r>
-    </w:p>
-    <w:p>
-      <w:pPr>
-        <w:spacing w:after="80" w:before="120"/>
-        <w:jc w:val="center"/>
-      </w:pPr>
-      <w:r>
-        <w:rPr>
-          <w:rFonts w:ascii="Times New Roman" w:cs="Times New Roman" w:eastAsia="Times New Roman" w:hAnsi="Times New Roman"/>
-          <w:b w:val="false"/>
-          <w:bCs w:val="false"/>
-          <w:i/>
-          <w:iCs/>
-          <w:caps w:val="false"/>
-          <w:sz w:val="20"/>
-          <w:szCs w:val="20"/>
-        </w:rPr>
-        <w:t xml:space="preserve">Table 17. Cloudflare 600-Tenant Annual Cost Projection</w:t>
-      </w:r>
-    </w:p>
-    <w:tbl>
-      <w:tblPr>
-        <w:tblW w:type="dxa" w:w="8928"/>
-        <w:tblBorders>
-          <w:top w:val="single" w:color="auto" w:sz="4"/>
-          <w:left w:val="single" w:color="auto" w:sz="4"/>
-          <w:bottom w:val="single" w:color="auto" w:sz="4"/>
-          <w:right w:val="single" w:color="auto" w:sz="4"/>
-          <w:insideH w:val="single" w:color="auto" w:sz="4"/>
-          <w:insideV w:val="single" w:color="auto" w:sz="4"/>
-        </w:tblBorders>
-      </w:tblPr>
-      <w:tblGrid>
-        <w:gridCol w:w="100"/>
-        <w:gridCol w:w="100"/>
-        <w:gridCol w:w="100"/>
-      </w:tblGrid>
-      <w:tr>
-        <w:trPr>
-          <w:tblHeader/>
-        </w:trPr>
-        <w:tc>
-          <w:tcPr>
-            <w:tcW w:type="dxa" w:w="3200"/>
-            <w:tcBorders>
-              <w:top w:val="single" w:color="000000" w:sz="12"/>
-              <w:left w:val="none"/>
-              <w:bottom w:val="single" w:color="000000" w:sz="6"/>
-              <w:right w:val="none"/>
-            </w:tcBorders>
-            <w:shd w:fill="FFFFFF" w:val="clear"/>
-            <w:tcMar>
-              <w:top w:type="dxa" w:w="40"/>
-              <w:left w:type="dxa" w:w="80"/>
-              <w:bottom w:type="dxa" w:w="40"/>
-              <w:right w:type="dxa" w:w="80"/>
-            </w:tcMar>
-          </w:tcPr>
-          <w:p>
-            <w:pPr>
-              <w:spacing w:after="0" w:line="240"/>
-              <w:jc w:val="left"/>
-            </w:pPr>
-            <w:r>
-              <w:rPr>
-                <w:rFonts w:ascii="Times New Roman" w:cs="Times New Roman" w:eastAsia="Times New Roman" w:hAnsi="Times New Roman"/>
-                <w:b/>
-                <w:bCs/>
-                <w:i w:val="false"/>
-                <w:iCs w:val="false"/>
-                <w:caps w:val="false"/>
-                <w:sz w:val="19"/>
-                <w:szCs w:val="19"/>
-              </w:rPr>
-              <w:t xml:space="preserve">Component</w:t>
-            </w:r>
-          </w:p>
-        </w:tc>
-        <w:tc>
-          <w:tcPr>
-            <w:tcW w:type="dxa" w:w="3064"/>
-            <w:tcBorders>
-              <w:top w:val="single" w:color="000000" w:sz="12"/>
-              <w:left w:val="none"/>
-              <w:bottom w:val="single" w:color="000000" w:sz="6"/>
-              <w:right w:val="none"/>
-            </w:tcBorders>
-            <w:shd w:fill="FFFFFF" w:val="clear"/>
-            <w:tcMar>
-              <w:top w:type="dxa" w:w="40"/>
-              <w:left w:type="dxa" w:w="80"/>
-              <w:bottom w:type="dxa" w:w="40"/>
-              <w:right w:type="dxa" w:w="80"/>
-            </w:tcMar>
-          </w:tcPr>
-          <w:p>
-            <w:pPr>
-              <w:spacing w:after="0" w:line="240"/>
-              <w:jc w:val="left"/>
-            </w:pPr>
-            <w:r>
-              <w:rPr>
-                <w:rFonts w:ascii="Times New Roman" w:cs="Times New Roman" w:eastAsia="Times New Roman" w:hAnsi="Times New Roman"/>
-                <w:b/>
-                <w:bCs/>
-                <w:i w:val="false"/>
-                <w:iCs w:val="false"/>
-                <w:caps w:val="false"/>
-                <w:sz w:val="19"/>
-                <w:szCs w:val="19"/>
-              </w:rPr>
-              <w:t xml:space="preserve">Basis</w:t>
-            </w:r>
-          </w:p>
-        </w:tc>
-        <w:tc>
-          <w:tcPr>
-            <w:tcW w:type="dxa" w:w="2664"/>
-            <w:tcBorders>
-              <w:top w:val="single" w:color="000000" w:sz="12"/>
-              <w:left w:val="none"/>
-              <w:bottom w:val="single" w:color="000000" w:sz="6"/>
-              <w:right w:val="none"/>
-            </w:tcBorders>
-            <w:shd w:fill="FFFFFF" w:val="clear"/>
-            <w:tcMar>
-              <w:top w:type="dxa" w:w="40"/>
-              <w:left w:type="dxa" w:w="80"/>
-              <w:bottom w:type="dxa" w:w="40"/>
-              <w:right w:type="dxa" w:w="80"/>
-            </w:tcMar>
-          </w:tcPr>
-          <w:p>
-            <w:pPr>
-              <w:spacing w:after="0" w:line="240"/>
-              <w:jc w:val="left"/>
-            </w:pPr>
-            <w:r>
-              <w:rPr>
-                <w:rFonts w:ascii="Times New Roman" w:cs="Times New Roman" w:eastAsia="Times New Roman" w:hAnsi="Times New Roman"/>
-                <w:b/>
-                <w:bCs/>
-                <w:i w:val="false"/>
-                <w:iCs w:val="false"/>
-                <w:caps w:val="false"/>
-                <w:sz w:val="19"/>
-                <w:szCs w:val="19"/>
-              </w:rPr>
-              <w:t xml:space="preserve">Projected Annual Cost</w:t>
-            </w:r>
-          </w:p>
-        </w:tc>
-      </w:tr>
-      <w:tr>
-        <w:tc>
-          <w:tcPr>
-            <w:tcW w:type="dxa" w:w="3200"/>
-            <w:tcBorders>
-              <w:top w:val="none"/>
-              <w:left w:val="none"/>
-              <w:bottom w:val="none"/>
-              <w:right w:val="none"/>
-            </w:tcBorders>
-            <w:shd w:fill="FFFFFF" w:val="clear"/>
-            <w:tcMar>
-              <w:top w:type="dxa" w:w="40"/>
-              <w:left w:type="dxa" w:w="80"/>
-              <w:bottom w:type="dxa" w:w="40"/>
-              <w:right w:type="dxa" w:w="80"/>
-            </w:tcMar>
-          </w:tcPr>
-          <w:p>
-            <w:pPr>
-              <w:spacing w:after="0" w:line="240"/>
-              <w:jc w:val="left"/>
-            </w:pPr>
-            <w:r>
-              <w:rPr>
-                <w:rFonts w:ascii="Times New Roman" w:cs="Times New Roman" w:eastAsia="Times New Roman" w:hAnsi="Times New Roman"/>
-                <w:b w:val="false"/>
-                <w:bCs w:val="false"/>
-                <w:i w:val="false"/>
-                <w:iCs w:val="false"/>
-                <w:caps w:val="false"/>
-                <w:sz w:val="19"/>
-                <w:szCs w:val="19"/>
-              </w:rPr>
-              <w:t xml:space="preserve">Cloudflare Contract license (12,000 seats)</w:t>
-            </w:r>
-          </w:p>
-        </w:tc>
-        <w:tc>
-          <w:tcPr>
-            <w:tcW w:type="dxa" w:w="3064"/>
-            <w:tcBorders>
-              <w:top w:val="none"/>
-              <w:left w:val="none"/>
-              <w:bottom w:val="none"/>
-              <w:right w:val="none"/>
-            </w:tcBorders>
-            <w:shd w:fill="FFFFFF" w:val="clear"/>
-            <w:tcMar>
-              <w:top w:type="dxa" w:w="40"/>
-              <w:left w:type="dxa" w:w="80"/>
-              <w:bottom w:type="dxa" w:w="40"/>
-              <w:right w:type="dxa" w:w="80"/>
-            </w:tcMar>
-          </w:tcPr>
-          <w:p>
-            <w:pPr>
-              <w:spacing w:after="0" w:line="240"/>
-              <w:jc w:val="left"/>
-            </w:pPr>
-            <w:r>
-              <w:rPr>
-                <w:rFonts w:ascii="Times New Roman" w:cs="Times New Roman" w:eastAsia="Times New Roman" w:hAnsi="Times New Roman"/>
-                <w:b w:val="false"/>
-                <w:bCs w:val="false"/>
-                <w:i w:val="false"/>
-                <w:iCs w:val="false"/>
-                <w:caps w:val="false"/>
-                <w:sz w:val="19"/>
-                <w:szCs w:val="19"/>
-              </w:rPr>
-              <w:t xml:space="preserve">$7.00/user/mo list; 45% vol. discount = $3.85/user/mo</w:t>
-            </w:r>
-          </w:p>
-        </w:tc>
-        <w:tc>
-          <w:tcPr>
-            <w:tcW w:type="dxa" w:w="2664"/>
-            <w:tcBorders>
-              <w:top w:val="none"/>
-              <w:left w:val="none"/>
-              <w:bottom w:val="none"/>
-              <w:right w:val="none"/>
-            </w:tcBorders>
-            <w:shd w:fill="FFFFFF" w:val="clear"/>
-            <w:tcMar>
-              <w:top w:type="dxa" w:w="40"/>
-              <w:left w:type="dxa" w:w="80"/>
-              <w:bottom w:type="dxa" w:w="40"/>
-              <w:right w:type="dxa" w:w="80"/>
-            </w:tcMar>
-          </w:tcPr>
-          <w:p>
-            <w:pPr>
-              <w:spacing w:after="0" w:line="240"/>
-              <w:jc w:val="left"/>
-            </w:pPr>
-            <w:r>
-              <w:rPr>
-                <w:rFonts w:ascii="Times New Roman" w:cs="Times New Roman" w:eastAsia="Times New Roman" w:hAnsi="Times New Roman"/>
-                <w:b w:val="false"/>
-                <w:bCs w:val="false"/>
-                <w:i w:val="false"/>
-                <w:iCs w:val="false"/>
-                <w:caps w:val="false"/>
-                <w:sz w:val="19"/>
-                <w:szCs w:val="19"/>
-              </w:rPr>
-              <w:t xml:space="preserve">$554,400</w:t>
-            </w:r>
-          </w:p>
-        </w:tc>
-      </w:tr>
-      <w:tr>
-        <w:tc>
-          <w:tcPr>
-            <w:tcW w:type="dxa" w:w="3200"/>
-            <w:tcBorders>
-              <w:top w:val="none"/>
-              <w:left w:val="none"/>
-              <w:bottom w:val="none"/>
-              <w:right w:val="none"/>
-            </w:tcBorders>
-            <w:shd w:fill="FFFFFF" w:val="clear"/>
-            <w:tcMar>
-              <w:top w:type="dxa" w:w="40"/>
-              <w:left w:type="dxa" w:w="80"/>
-              <w:bottom w:type="dxa" w:w="40"/>
-              <w:right w:type="dxa" w:w="80"/>
-            </w:tcMar>
-          </w:tcPr>
-          <w:p>
-            <w:pPr>
-              <w:spacing w:after="0" w:line="240"/>
-              <w:jc w:val="left"/>
-            </w:pPr>
-            <w:r>
-              <w:rPr>
-                <w:rFonts w:ascii="Times New Roman" w:cs="Times New Roman" w:eastAsia="Times New Roman" w:hAnsi="Times New Roman"/>
-                <w:b w:val="false"/>
-                <w:bCs w:val="false"/>
-                <w:i w:val="false"/>
-                <w:iCs w:val="false"/>
-                <w:caps w:val="false"/>
-                <w:sz w:val="19"/>
-                <w:szCs w:val="19"/>
-              </w:rPr>
-              <w:t xml:space="preserve">HashiCorp Vault HCP Plus (600 PKI mounts)</w:t>
-            </w:r>
-          </w:p>
-        </w:tc>
-        <w:tc>
-          <w:tcPr>
-            <w:tcW w:type="dxa" w:w="3064"/>
-            <w:tcBorders>
-              <w:top w:val="none"/>
-              <w:left w:val="none"/>
-              <w:bottom w:val="none"/>
-              <w:right w:val="none"/>
-            </w:tcBorders>
-            <w:shd w:fill="FFFFFF" w:val="clear"/>
-            <w:tcMar>
-              <w:top w:type="dxa" w:w="40"/>
-              <w:left w:type="dxa" w:w="80"/>
-              <w:bottom w:type="dxa" w:w="40"/>
-              <w:right w:type="dxa" w:w="80"/>
-            </w:tcMar>
-          </w:tcPr>
-          <w:p>
-            <w:pPr>
-              <w:spacing w:after="0" w:line="240"/>
-              <w:jc w:val="left"/>
-            </w:pPr>
-            <w:r>
-              <w:rPr>
-                <w:rFonts w:ascii="Times New Roman" w:cs="Times New Roman" w:eastAsia="Times New Roman" w:hAnsi="Times New Roman"/>
-                <w:b w:val="false"/>
-                <w:bCs w:val="false"/>
-                <w:i w:val="false"/>
-                <w:iCs w:val="false"/>
-                <w:caps w:val="false"/>
-                <w:sz w:val="19"/>
-                <w:szCs w:val="19"/>
-              </w:rPr>
-              <w:t xml:space="preserve">Scaled cluster; est. $2,500/mo</w:t>
-            </w:r>
-          </w:p>
-        </w:tc>
-        <w:tc>
-          <w:tcPr>
-            <w:tcW w:type="dxa" w:w="2664"/>
-            <w:tcBorders>
-              <w:top w:val="none"/>
-              <w:left w:val="none"/>
-              <w:bottom w:val="none"/>
-              <w:right w:val="none"/>
-            </w:tcBorders>
-            <w:shd w:fill="FFFFFF" w:val="clear"/>
-            <w:tcMar>
-              <w:top w:type="dxa" w:w="40"/>
-              <w:left w:type="dxa" w:w="80"/>
-              <w:bottom w:type="dxa" w:w="40"/>
-              <w:right w:type="dxa" w:w="80"/>
-            </w:tcMar>
-          </w:tcPr>
-          <w:p>
-            <w:pPr>
-              <w:spacing w:after="0" w:line="240"/>
-              <w:jc w:val="left"/>
-            </w:pPr>
-            <w:r>
-              <w:rPr>
-                <w:rFonts w:ascii="Times New Roman" w:cs="Times New Roman" w:eastAsia="Times New Roman" w:hAnsi="Times New Roman"/>
-                <w:b w:val="false"/>
-                <w:bCs w:val="false"/>
-                <w:i w:val="false"/>
-                <w:iCs w:val="false"/>
-                <w:caps w:val="false"/>
-                <w:sz w:val="19"/>
-                <w:szCs w:val="19"/>
-              </w:rPr>
-              <w:t xml:space="preserve">$30,000</w:t>
-            </w:r>
-          </w:p>
-        </w:tc>
-      </w:tr>
-      <w:tr>
-        <w:tc>
-          <w:tcPr>
-            <w:tcW w:type="dxa" w:w="3200"/>
-            <w:tcBorders>
-              <w:top w:val="none"/>
-              <w:left w:val="none"/>
-              <w:bottom w:val="none"/>
-              <w:right w:val="none"/>
-            </w:tcBorders>
-            <w:shd w:fill="FFFFFF" w:val="clear"/>
-            <w:tcMar>
-              <w:top w:type="dxa" w:w="40"/>
-              <w:left w:type="dxa" w:w="80"/>
-              <w:bottom w:type="dxa" w:w="40"/>
-              <w:right w:type="dxa" w:w="80"/>
-            </w:tcMar>
-          </w:tcPr>
-          <w:p>
-            <w:pPr>
-              <w:spacing w:after="0" w:line="240"/>
-              <w:jc w:val="left"/>
-            </w:pPr>
-            <w:r>
-              <w:rPr>
-                <w:rFonts w:ascii="Times New Roman" w:cs="Times New Roman" w:eastAsia="Times New Roman" w:hAnsi="Times New Roman"/>
-                <w:b w:val="false"/>
-                <w:bCs w:val="false"/>
-                <w:i w:val="false"/>
-                <w:iCs w:val="false"/>
-                <w:caps w:val="false"/>
-                <w:sz w:val="19"/>
-                <w:szCs w:val="19"/>
-              </w:rPr>
-              <w:t xml:space="preserve">AWS EC2 SSH proxy + automation (6-node HA farm)</w:t>
-            </w:r>
-          </w:p>
-        </w:tc>
-        <w:tc>
-          <w:tcPr>
-            <w:tcW w:type="dxa" w:w="3064"/>
-            <w:tcBorders>
-              <w:top w:val="none"/>
-              <w:left w:val="none"/>
-              <w:bottom w:val="none"/>
-              <w:right w:val="none"/>
-            </w:tcBorders>
-            <w:shd w:fill="FFFFFF" w:val="clear"/>
-            <w:tcMar>
-              <w:top w:type="dxa" w:w="40"/>
-              <w:left w:type="dxa" w:w="80"/>
-              <w:bottom w:type="dxa" w:w="40"/>
-              <w:right w:type="dxa" w:w="80"/>
-            </w:tcMar>
-          </w:tcPr>
-          <w:p>
-            <w:pPr>
-              <w:spacing w:after="0" w:line="240"/>
-              <w:jc w:val="left"/>
-            </w:pPr>
-            <w:r>
-              <w:rPr>
-                <w:rFonts w:ascii="Times New Roman" w:cs="Times New Roman" w:eastAsia="Times New Roman" w:hAnsi="Times New Roman"/>
-                <w:b w:val="false"/>
-                <w:bCs w:val="false"/>
-                <w:i w:val="false"/>
-                <w:iCs w:val="false"/>
-                <w:caps w:val="false"/>
-                <w:sz w:val="19"/>
-                <w:szCs w:val="19"/>
-              </w:rPr>
-              <w:t xml:space="preserve">m5.xlarge × 6; on-demand $140/mo each</w:t>
-            </w:r>
-          </w:p>
-        </w:tc>
-        <w:tc>
-          <w:tcPr>
-            <w:tcW w:type="dxa" w:w="2664"/>
-            <w:tcBorders>
-              <w:top w:val="none"/>
-              <w:left w:val="none"/>
-              <w:bottom w:val="none"/>
-              <w:right w:val="none"/>
-            </w:tcBorders>
-            <w:shd w:fill="FFFFFF" w:val="clear"/>
-            <w:tcMar>
-              <w:top w:type="dxa" w:w="40"/>
-              <w:left w:type="dxa" w:w="80"/>
-              <w:bottom w:type="dxa" w:w="40"/>
-              <w:right w:type="dxa" w:w="80"/>
-            </w:tcMar>
-          </w:tcPr>
-          <w:p>
-            <w:pPr>
-              <w:spacing w:after="0" w:line="240"/>
-              <w:jc w:val="left"/>
-            </w:pPr>
-            <w:r>
-              <w:rPr>
-                <w:rFonts w:ascii="Times New Roman" w:cs="Times New Roman" w:eastAsia="Times New Roman" w:hAnsi="Times New Roman"/>
-                <w:b w:val="false"/>
-                <w:bCs w:val="false"/>
-                <w:i w:val="false"/>
-                <w:iCs w:val="false"/>
-                <w:caps w:val="false"/>
-                <w:sz w:val="19"/>
-                <w:szCs w:val="19"/>
-              </w:rPr>
-              <w:t xml:space="preserve">$10,080</w:t>
-            </w:r>
-          </w:p>
-        </w:tc>
-      </w:tr>
-      <w:tr>
-        <w:tc>
-          <w:tcPr>
-            <w:tcW w:type="dxa" w:w="3200"/>
-            <w:tcBorders>
-              <w:top w:val="none"/>
-              <w:left w:val="none"/>
-              <w:bottom w:val="none"/>
-              <w:right w:val="none"/>
-            </w:tcBorders>
-            <w:shd w:fill="FFFFFF" w:val="clear"/>
-            <w:tcMar>
-              <w:top w:type="dxa" w:w="40"/>
-              <w:left w:type="dxa" w:w="80"/>
-              <w:bottom w:type="dxa" w:w="40"/>
-              <w:right w:type="dxa" w:w="80"/>
-            </w:tcMar>
-          </w:tcPr>
-          <w:p>
-            <w:pPr>
-              <w:spacing w:after="0" w:line="240"/>
-              <w:jc w:val="left"/>
-            </w:pPr>
-            <w:r>
-              <w:rPr>
-                <w:rFonts w:ascii="Times New Roman" w:cs="Times New Roman" w:eastAsia="Times New Roman" w:hAnsi="Times New Roman"/>
-                <w:b w:val="false"/>
-                <w:bCs w:val="false"/>
-                <w:i w:val="false"/>
-                <w:iCs w:val="false"/>
-                <w:caps w:val="false"/>
-                <w:sz w:val="19"/>
-                <w:szCs w:val="19"/>
-              </w:rPr>
-              <w:t xml:space="preserve">AWS EBS, NAT, networking (scaled)</w:t>
-            </w:r>
-          </w:p>
-        </w:tc>
-        <w:tc>
-          <w:tcPr>
-            <w:tcW w:type="dxa" w:w="3064"/>
-            <w:tcBorders>
-              <w:top w:val="none"/>
-              <w:left w:val="none"/>
-              <w:bottom w:val="none"/>
-              <w:right w:val="none"/>
-            </w:tcBorders>
-            <w:shd w:fill="FFFFFF" w:val="clear"/>
-            <w:tcMar>
-              <w:top w:type="dxa" w:w="40"/>
-              <w:left w:type="dxa" w:w="80"/>
-              <w:bottom w:type="dxa" w:w="40"/>
-              <w:right w:type="dxa" w:w="80"/>
-            </w:tcMar>
-          </w:tcPr>
-          <w:p>
-            <w:pPr>
-              <w:spacing w:after="0" w:line="240"/>
-              <w:jc w:val="left"/>
-            </w:pPr>
-            <w:r>
-              <w:rPr>
-                <w:rFonts w:ascii="Times New Roman" w:cs="Times New Roman" w:eastAsia="Times New Roman" w:hAnsi="Times New Roman"/>
-                <w:b w:val="false"/>
-                <w:bCs w:val="false"/>
-                <w:i w:val="false"/>
-                <w:iCs w:val="false"/>
-                <w:caps w:val="false"/>
-                <w:sz w:val="19"/>
-                <w:szCs w:val="19"/>
-              </w:rPr>
-              <w:t xml:space="preserve">Proportional to 600-tenant traffic volume</w:t>
-            </w:r>
-          </w:p>
-        </w:tc>
-        <w:tc>
-          <w:tcPr>
-            <w:tcW w:type="dxa" w:w="2664"/>
-            <w:tcBorders>
-              <w:top w:val="none"/>
-              <w:left w:val="none"/>
-              <w:bottom w:val="none"/>
-              <w:right w:val="none"/>
-            </w:tcBorders>
-            <w:shd w:fill="FFFFFF" w:val="clear"/>
-            <w:tcMar>
-              <w:top w:type="dxa" w:w="40"/>
-              <w:left w:type="dxa" w:w="80"/>
-              <w:bottom w:type="dxa" w:w="40"/>
-              <w:right w:type="dxa" w:w="80"/>
-            </w:tcMar>
-          </w:tcPr>
-          <w:p>
-            <w:pPr>
-              <w:spacing w:after="0" w:line="240"/>
-              <w:jc w:val="left"/>
-            </w:pPr>
-            <w:r>
-              <w:rPr>
-                <w:rFonts w:ascii="Times New Roman" w:cs="Times New Roman" w:eastAsia="Times New Roman" w:hAnsi="Times New Roman"/>
-                <w:b w:val="false"/>
-                <w:bCs w:val="false"/>
-                <w:i w:val="false"/>
-                <w:iCs w:val="false"/>
-                <w:caps w:val="false"/>
-                <w:sz w:val="19"/>
-                <w:szCs w:val="19"/>
-              </w:rPr>
-              <w:t xml:space="preserve">$40,000</w:t>
-            </w:r>
-          </w:p>
-        </w:tc>
-      </w:tr>
-      <w:tr>
-        <w:tc>
-          <w:tcPr>
-            <w:tcW w:type="dxa" w:w="3200"/>
-            <w:tcBorders>
-              <w:top w:val="none"/>
-              <w:left w:val="none"/>
-              <w:bottom w:val="none"/>
-              <w:right w:val="none"/>
-            </w:tcBorders>
-            <w:shd w:fill="FFFFFF" w:val="clear"/>
-            <w:tcMar>
-              <w:top w:type="dxa" w:w="40"/>
-              <w:left w:type="dxa" w:w="80"/>
-              <w:bottom w:type="dxa" w:w="40"/>
-              <w:right w:type="dxa" w:w="80"/>
-            </w:tcMar>
-          </w:tcPr>
-          <w:p>
-            <w:pPr>
-              <w:spacing w:after="0" w:line="240"/>
-              <w:jc w:val="left"/>
-            </w:pPr>
-            <w:r>
-              <w:rPr>
-                <w:rFonts w:ascii="Times New Roman" w:cs="Times New Roman" w:eastAsia="Times New Roman" w:hAnsi="Times New Roman"/>
-                <w:b w:val="false"/>
-                <w:bCs w:val="false"/>
-                <w:i w:val="false"/>
-                <w:iCs w:val="false"/>
-                <w:caps w:val="false"/>
-                <w:sz w:val="19"/>
-                <w:szCs w:val="19"/>
-              </w:rPr>
-              <w:t xml:space="preserve">SI operations retainer (3 FTE, 30% uplift)</w:t>
-            </w:r>
-          </w:p>
-        </w:tc>
-        <w:tc>
-          <w:tcPr>
-            <w:tcW w:type="dxa" w:w="3064"/>
-            <w:tcBorders>
-              <w:top w:val="none"/>
-              <w:left w:val="none"/>
-              <w:bottom w:val="none"/>
-              <w:right w:val="none"/>
-            </w:tcBorders>
-            <w:shd w:fill="FFFFFF" w:val="clear"/>
-            <w:tcMar>
-              <w:top w:type="dxa" w:w="40"/>
-              <w:left w:type="dxa" w:w="80"/>
-              <w:bottom w:type="dxa" w:w="40"/>
-              <w:right w:type="dxa" w:w="80"/>
-            </w:tcMar>
-          </w:tcPr>
-          <w:p>
-            <w:pPr>
-              <w:spacing w:after="0" w:line="240"/>
-              <w:jc w:val="left"/>
-            </w:pPr>
-            <w:r>
-              <w:rPr>
-                <w:rFonts w:ascii="Times New Roman" w:cs="Times New Roman" w:eastAsia="Times New Roman" w:hAnsi="Times New Roman"/>
-                <w:b w:val="false"/>
-                <w:bCs w:val="false"/>
-                <w:i w:val="false"/>
-                <w:iCs w:val="false"/>
-                <w:caps w:val="false"/>
-                <w:sz w:val="19"/>
-                <w:szCs w:val="19"/>
-              </w:rPr>
-              <w:t xml:space="preserve">$1,800/day × 660 days/year × 1.30</w:t>
-            </w:r>
-          </w:p>
-        </w:tc>
-        <w:tc>
-          <w:tcPr>
-            <w:tcW w:type="dxa" w:w="2664"/>
-            <w:tcBorders>
-              <w:top w:val="none"/>
-              <w:left w:val="none"/>
-              <w:bottom w:val="none"/>
-              <w:right w:val="none"/>
-            </w:tcBorders>
-            <w:shd w:fill="FFFFFF" w:val="clear"/>
-            <w:tcMar>
-              <w:top w:type="dxa" w:w="40"/>
-              <w:left w:type="dxa" w:w="80"/>
-              <w:bottom w:type="dxa" w:w="40"/>
-              <w:right w:type="dxa" w:w="80"/>
-            </w:tcMar>
-          </w:tcPr>
-          <w:p>
-            <w:pPr>
-              <w:spacing w:after="0" w:line="240"/>
-              <w:jc w:val="left"/>
-            </w:pPr>
-            <w:r>
-              <w:rPr>
-                <w:rFonts w:ascii="Times New Roman" w:cs="Times New Roman" w:eastAsia="Times New Roman" w:hAnsi="Times New Roman"/>
-                <w:b w:val="false"/>
-                <w:bCs w:val="false"/>
-                <w:i w:val="false"/>
-                <w:iCs w:val="false"/>
-                <w:caps w:val="false"/>
-                <w:sz w:val="19"/>
-                <w:szCs w:val="19"/>
-              </w:rPr>
-              <w:t xml:space="preserve">$1,544,400</w:t>
-            </w:r>
-          </w:p>
-        </w:tc>
-      </w:tr>
-      <w:tr>
-        <w:tc>
-          <w:tcPr>
-            <w:tcW w:type="dxa" w:w="3200"/>
-            <w:tcBorders>
-              <w:top w:val="none"/>
-              <w:left w:val="none"/>
-              <w:bottom w:val="none"/>
-              <w:right w:val="none"/>
-            </w:tcBorders>
-            <w:shd w:fill="FFFFFF" w:val="clear"/>
-            <w:tcMar>
-              <w:top w:type="dxa" w:w="40"/>
-              <w:left w:type="dxa" w:w="80"/>
-              <w:bottom w:type="dxa" w:w="40"/>
-              <w:right w:type="dxa" w:w="80"/>
-            </w:tcMar>
-          </w:tcPr>
-          <w:p>
-            <w:pPr>
-              <w:spacing w:after="0" w:line="240"/>
-              <w:jc w:val="left"/>
-            </w:pPr>
-            <w:r>
-              <w:rPr>
-                <w:rFonts w:ascii="Times New Roman" w:cs="Times New Roman" w:eastAsia="Times New Roman" w:hAnsi="Times New Roman"/>
-                <w:b w:val="false"/>
-                <w:bCs w:val="false"/>
-                <w:i w:val="false"/>
-                <w:iCs w:val="false"/>
-                <w:caps w:val="false"/>
-                <w:sz w:val="19"/>
-                <w:szCs w:val="19"/>
-              </w:rPr>
-              <w:t xml:space="preserve">Total Cloudflare at 600 Tenants (est.)</w:t>
-            </w:r>
-          </w:p>
-        </w:tc>
-        <w:tc>
-          <w:tcPr>
-            <w:tcW w:type="dxa" w:w="3064"/>
-            <w:tcBorders>
-              <w:top w:val="none"/>
-              <w:left w:val="none"/>
-              <w:bottom w:val="none"/>
-              <w:right w:val="none"/>
-            </w:tcBorders>
-            <w:shd w:fill="FFFFFF" w:val="clear"/>
-            <w:tcMar>
-              <w:top w:type="dxa" w:w="40"/>
-              <w:left w:type="dxa" w:w="80"/>
-              <w:bottom w:type="dxa" w:w="40"/>
-              <w:right w:type="dxa" w:w="80"/>
-            </w:tcMar>
-          </w:tcPr>
-          <w:p>
-            <w:pPr>
-              <w:spacing w:after="0" w:line="240"/>
-              <w:jc w:val="left"/>
-            </w:pPr>
-            <w:r>
-              <w:rPr>
-                <w:rFonts w:ascii="Times New Roman" w:cs="Times New Roman" w:eastAsia="Times New Roman" w:hAnsi="Times New Roman"/>
-                <w:b w:val="false"/>
-                <w:bCs w:val="false"/>
-                <w:i w:val="false"/>
-                <w:iCs w:val="false"/>
-                <w:caps w:val="false"/>
-                <w:sz w:val="19"/>
-                <w:szCs w:val="19"/>
-              </w:rPr>
-              <w:t xml:space="preserve"/>
-            </w:r>
-          </w:p>
-        </w:tc>
-        <w:tc>
-          <w:tcPr>
-            <w:tcW w:type="dxa" w:w="2664"/>
-            <w:tcBorders>
-              <w:top w:val="none"/>
-              <w:left w:val="none"/>
-              <w:bottom w:val="none"/>
-              <w:right w:val="none"/>
-            </w:tcBorders>
-            <w:shd w:fill="FFFFFF" w:val="clear"/>
-            <w:tcMar>
-              <w:top w:type="dxa" w:w="40"/>
-              <w:left w:type="dxa" w:w="80"/>
-              <w:bottom w:type="dxa" w:w="40"/>
-              <w:right w:type="dxa" w:w="80"/>
-            </w:tcMar>
-          </w:tcPr>
-          <w:p>
-            <w:pPr>
-              <w:spacing w:after="0" w:line="240"/>
-              <w:jc w:val="left"/>
-            </w:pPr>
-            <w:r>
-              <w:rPr>
-                <w:rFonts w:ascii="Times New Roman" w:cs="Times New Roman" w:eastAsia="Times New Roman" w:hAnsi="Times New Roman"/>
-                <w:b w:val="false"/>
-                <w:bCs w:val="false"/>
-                <w:i w:val="false"/>
-                <w:iCs w:val="false"/>
-                <w:caps w:val="false"/>
-                <w:sz w:val="19"/>
-                <w:szCs w:val="19"/>
-              </w:rPr>
-              <w:t xml:space="preserve">$2,178,880</w:t>
-            </w:r>
-          </w:p>
-        </w:tc>
-      </w:tr>
-      <w:tr>
-        <w:tc>
-          <w:tcPr>
-            <w:tcW w:type="dxa" w:w="3200"/>
-            <w:tcBorders>
-              <w:top w:val="none"/>
-              <w:left w:val="none"/>
-              <w:bottom w:val="single" w:color="000000" w:sz="12"/>
-              <w:right w:val="none"/>
-            </w:tcBorders>
-            <w:shd w:fill="FFFFFF" w:val="clear"/>
-            <w:tcMar>
-              <w:top w:type="dxa" w:w="40"/>
-              <w:left w:type="dxa" w:w="80"/>
-              <w:bottom w:type="dxa" w:w="40"/>
-              <w:right w:type="dxa" w:w="80"/>
-            </w:tcMar>
-          </w:tcPr>
-          <w:p>
-            <w:pPr>
-              <w:spacing w:after="0" w:line="240"/>
-              <w:jc w:val="left"/>
-            </w:pPr>
-            <w:r>
-              <w:rPr>
-                <w:rFonts w:ascii="Times New Roman" w:cs="Times New Roman" w:eastAsia="Times New Roman" w:hAnsi="Times New Roman"/>
-                <w:b w:val="false"/>
-                <w:bCs w:val="false"/>
-                <w:i w:val="false"/>
-                <w:iCs w:val="false"/>
-                <w:caps w:val="false"/>
-                <w:sz w:val="19"/>
-                <w:szCs w:val="19"/>
-              </w:rPr>
-              <w:t xml:space="preserve">Per-tenant annual cost</w:t>
-            </w:r>
-          </w:p>
-        </w:tc>
-        <w:tc>
-          <w:tcPr>
-            <w:tcW w:type="dxa" w:w="3064"/>
-            <w:tcBorders>
-              <w:top w:val="none"/>
-              <w:left w:val="none"/>
-              <w:bottom w:val="single" w:color="000000" w:sz="12"/>
-              <w:right w:val="none"/>
-            </w:tcBorders>
-            <w:shd w:fill="FFFFFF" w:val="clear"/>
-            <w:tcMar>
-              <w:top w:type="dxa" w:w="40"/>
-              <w:left w:type="dxa" w:w="80"/>
-              <w:bottom w:type="dxa" w:w="40"/>
-              <w:right w:type="dxa" w:w="80"/>
-            </w:tcMar>
-          </w:tcPr>
-          <w:p>
-            <w:pPr>
-              <w:spacing w:after="0" w:line="240"/>
-              <w:jc w:val="left"/>
-            </w:pPr>
-            <w:r>
-              <w:rPr>
-                <w:rFonts w:ascii="Times New Roman" w:cs="Times New Roman" w:eastAsia="Times New Roman" w:hAnsi="Times New Roman"/>
-                <w:b w:val="false"/>
-                <w:bCs w:val="false"/>
-                <w:i w:val="false"/>
-                <w:iCs w:val="false"/>
-                <w:caps w:val="false"/>
-                <w:sz w:val="19"/>
-                <w:szCs w:val="19"/>
-              </w:rPr>
-              <w:t xml:space="preserve"/>
-            </w:r>
-          </w:p>
-        </w:tc>
-        <w:tc>
-          <w:tcPr>
-            <w:tcW w:type="dxa" w:w="2664"/>
-            <w:tcBorders>
-              <w:top w:val="none"/>
-              <w:left w:val="none"/>
-              <w:bottom w:val="single" w:color="000000" w:sz="12"/>
-              <w:right w:val="none"/>
-            </w:tcBorders>
-            <w:shd w:fill="FFFFFF" w:val="clear"/>
-            <w:tcMar>
-              <w:top w:type="dxa" w:w="40"/>
-              <w:left w:type="dxa" w:w="80"/>
-              <w:bottom w:type="dxa" w:w="40"/>
-              <w:right w:type="dxa" w:w="80"/>
-            </w:tcMar>
-          </w:tcPr>
-          <w:p>
-            <w:pPr>
-              <w:spacing w:after="0" w:line="240"/>
-              <w:jc w:val="left"/>
-            </w:pPr>
-            <w:r>
-              <w:rPr>
-                <w:rFonts w:ascii="Times New Roman" w:cs="Times New Roman" w:eastAsia="Times New Roman" w:hAnsi="Times New Roman"/>
-                <w:b w:val="false"/>
-                <w:bCs w:val="false"/>
-                <w:i w:val="false"/>
-                <w:iCs w:val="false"/>
-                <w:caps w:val="false"/>
-                <w:sz w:val="19"/>
-                <w:szCs w:val="19"/>
-              </w:rPr>
-              <w:t xml:space="preserve">$3,632/tenant/year</w:t>
-            </w:r>
-          </w:p>
-        </w:tc>
-      </w:tr>
-    </w:tbl>
-    <w:p>
-      <w:pPr>
-        <w:spacing w:after="160"/>
-      </w:pPr>
-    </w:p>
-    <w:p>
-      <w:pPr>
-        <w:spacing w:after="120" w:line="276" w:lineRule="exact"/>
-        <w:jc w:val="both"/>
-      </w:pPr>
-      <w:r>
-        <w:rPr>
-          <w:rFonts w:ascii="Times New Roman" w:cs="Times New Roman" w:eastAsia="Times New Roman" w:hAnsi="Times New Roman"/>
-          <w:b w:val="false"/>
-          <w:bCs w:val="false"/>
-          <w:i/>
-          <w:iCs/>
-          <w:caps w:val="false"/>
-          <w:sz w:val="20"/>
-          <w:szCs w:val="20"/>
-        </w:rPr>
-        <w:t xml:space="preserve">Note: Cloudflare 600-tenant license cost is modeled from public per-seat pricing with a 45% volume discount applied at 12,000 seats. SI operations retainer is scaled to 3 FTE to manage a 600-tenant active platform. Infrastructure estimates are proportionally scaled from the 25-tenant baseline.</w:t>
-      </w:r>
-    </w:p>
-    <w:p>
-      <w:pPr>
-        <w:spacing w:after="120" w:before="280"/>
-        <w:jc w:val="left"/>
-      </w:pPr>
-      <w:r>
-        <w:rPr>
-          <w:rFonts w:ascii="Times New Roman" w:cs="Times New Roman" w:eastAsia="Times New Roman" w:hAnsi="Times New Roman"/>
-          <w:b/>
-          <w:bCs/>
-          <w:i w:val="false"/>
-          <w:iCs w:val="false"/>
-          <w:caps w:val="false"/>
-          <w:sz w:val="22"/>
-          <w:szCs w:val="22"/>
-        </w:rPr>
-        <w:t xml:space="preserve">9.3 Scale Comparison Summary</w:t>
-      </w:r>
-    </w:p>
-    <w:p>
-      <w:pPr>
-        <w:spacing w:after="80" w:before="120"/>
-        <w:jc w:val="center"/>
-      </w:pPr>
-      <w:r>
-        <w:rPr>
-          <w:rFonts w:ascii="Times New Roman" w:cs="Times New Roman" w:eastAsia="Times New Roman" w:hAnsi="Times New Roman"/>
-          <w:b w:val="false"/>
-          <w:bCs w:val="false"/>
-          <w:i/>
-          <w:iCs/>
-          <w:caps w:val="false"/>
-          <w:sz w:val="20"/>
-          <w:szCs w:val="20"/>
-        </w:rPr>
-        <w:t xml:space="preserve">Table 18. Annual Cost Comparison — 25 Tenants vs. 600 Tenants</w:t>
+        <w:t xml:space="preserve">Table 16. Cloudflare AWS Infrastructure Cost by Throughput Tier (Annual, 25 Tenants)</w:t>
       </w:r>
     </w:p>
     <w:tbl>
@@ -18211,7 +16350,7 @@
         </w:trPr>
         <w:tc>
           <w:tcPr>
-            <w:tcW w:type="dxa" w:w="1900"/>
+            <w:tcW w:type="dxa" w:w="2232"/>
             <w:tcBorders>
               <w:top w:val="single" w:color="000000" w:sz="12"/>
               <w:left w:val="none"/>
@@ -18242,13 +16381,13 @@
                 <w:sz w:val="19"/>
                 <w:szCs w:val="19"/>
               </w:rPr>
-              <w:t xml:space="preserve"/>
-            </w:r>
-          </w:p>
-        </w:tc>
-        <w:tc>
-          <w:tcPr>
-            <w:tcW w:type="dxa" w:w="1700"/>
+              <w:t xml:space="preserve">Throughput Tier</w:t>
+            </w:r>
+          </w:p>
+        </w:tc>
+        <w:tc>
+          <w:tcPr>
+            <w:tcW w:type="dxa" w:w="1596"/>
             <w:tcBorders>
               <w:top w:val="single" w:color="000000" w:sz="12"/>
               <w:left w:val="none"/>
@@ -18279,13 +16418,13 @@
                 <w:sz w:val="19"/>
                 <w:szCs w:val="19"/>
               </w:rPr>
-              <w:t xml:space="preserve">WTIT / F5 (25 tenants)</w:t>
-            </w:r>
-          </w:p>
-        </w:tc>
-        <w:tc>
-          <w:tcPr>
-            <w:tcW w:type="dxa" w:w="1700"/>
+              <w:t xml:space="preserve">Monthly Volume</w:t>
+            </w:r>
+          </w:p>
+        </w:tc>
+        <w:tc>
+          <w:tcPr>
+            <w:tcW w:type="dxa" w:w="1500"/>
             <w:tcBorders>
               <w:top w:val="single" w:color="000000" w:sz="12"/>
               <w:left w:val="none"/>
@@ -18316,13 +16455,13 @@
                 <w:sz w:val="19"/>
                 <w:szCs w:val="19"/>
               </w:rPr>
-              <w:t xml:space="preserve">WTIT / F5 (600 tenants)</w:t>
-            </w:r>
-          </w:p>
-        </w:tc>
-        <w:tc>
-          <w:tcPr>
-            <w:tcW w:type="dxa" w:w="1900"/>
+              <w:t xml:space="preserve">AWS Egress/yr</w:t>
+            </w:r>
+          </w:p>
+        </w:tc>
+        <w:tc>
+          <w:tcPr>
+            <w:tcW w:type="dxa" w:w="1500"/>
             <w:tcBorders>
               <w:top w:val="single" w:color="000000" w:sz="12"/>
               <w:left w:val="none"/>
@@ -18353,13 +16492,13 @@
                 <w:sz w:val="19"/>
                 <w:szCs w:val="19"/>
               </w:rPr>
-              <w:t xml:space="preserve">Cloudflare + SI (25 tenants)</w:t>
-            </w:r>
-          </w:p>
-        </w:tc>
-        <w:tc>
-          <w:tcPr>
-            <w:tcW w:type="dxa" w:w="1900"/>
+              <w:t xml:space="preserve">EC2 Proxy/yr</w:t>
+            </w:r>
+          </w:p>
+        </w:tc>
+        <w:tc>
+          <w:tcPr>
+            <w:tcW w:type="dxa" w:w="1500"/>
             <w:tcBorders>
               <w:top w:val="single" w:color="000000" w:sz="12"/>
               <w:left w:val="none"/>
@@ -18390,7 +16529,7 @@
                 <w:sz w:val="19"/>
                 <w:szCs w:val="19"/>
               </w:rPr>
-              <w:t xml:space="preserve">Cloudflare + SI (600 tenants)</w:t>
+              <w:t xml:space="preserve">Total Infra/yr</w:t>
             </w:r>
           </w:p>
         </w:tc>
@@ -18398,186 +16537,186 @@
       <w:tr>
         <w:tc>
           <w:tcPr>
-            <w:tcW w:type="dxa" w:w="1900"/>
-            <w:tcBorders>
-              <w:top w:val="none"/>
-              <w:left w:val="none"/>
-              <w:bottom w:val="none"/>
-              <w:right w:val="none"/>
-            </w:tcBorders>
-            <w:shd w:fill="FFFFFF" w:val="clear"/>
-            <w:tcMar>
-              <w:top w:type="dxa" w:w="40"/>
-              <w:left w:type="dxa" w:w="80"/>
-              <w:bottom w:type="dxa" w:w="40"/>
-              <w:right w:type="dxa" w:w="80"/>
-            </w:tcMar>
-          </w:tcPr>
-          <w:p>
-            <w:pPr>
-              <w:spacing w:after="0" w:line="240"/>
-              <w:jc w:val="left"/>
-            </w:pPr>
-            <w:r>
-              <w:rPr>
-                <w:rFonts w:ascii="Times New Roman" w:cs="Times New Roman" w:eastAsia="Times New Roman" w:hAnsi="Times New Roman"/>
-                <w:b w:val="false"/>
-                <w:bCs w:val="false"/>
-                <w:i w:val="false"/>
-                <w:iCs w:val="false"/>
-                <w:caps w:val="false"/>
-                <w:sz w:val="19"/>
-                <w:szCs w:val="19"/>
-              </w:rPr>
-              <w:t xml:space="preserve">Platform license</w:t>
-            </w:r>
-          </w:p>
-        </w:tc>
-        <w:tc>
-          <w:tcPr>
-            <w:tcW w:type="dxa" w:w="1700"/>
-            <w:tcBorders>
-              <w:top w:val="none"/>
-              <w:left w:val="none"/>
-              <w:bottom w:val="none"/>
-              <w:right w:val="none"/>
-            </w:tcBorders>
-            <w:shd w:fill="FFFFFF" w:val="clear"/>
-            <w:tcMar>
-              <w:top w:type="dxa" w:w="40"/>
-              <w:left w:type="dxa" w:w="80"/>
-              <w:bottom w:type="dxa" w:w="40"/>
-              <w:right w:type="dxa" w:w="80"/>
-            </w:tcMar>
-          </w:tcPr>
-          <w:p>
-            <w:pPr>
-              <w:spacing w:after="0" w:line="240"/>
-              <w:jc w:val="left"/>
-            </w:pPr>
-            <w:r>
-              <w:rPr>
-                <w:rFonts w:ascii="Times New Roman" w:cs="Times New Roman" w:eastAsia="Times New Roman" w:hAnsi="Times New Roman"/>
-                <w:b w:val="false"/>
-                <w:bCs w:val="false"/>
-                <w:i w:val="false"/>
-                <w:iCs w:val="false"/>
-                <w:caps w:val="false"/>
-                <w:sz w:val="19"/>
-                <w:szCs w:val="19"/>
-              </w:rPr>
-              <w:t xml:space="preserve">Included in fee</w:t>
-            </w:r>
-          </w:p>
-        </w:tc>
-        <w:tc>
-          <w:tcPr>
-            <w:tcW w:type="dxa" w:w="1700"/>
-            <w:tcBorders>
-              <w:top w:val="none"/>
-              <w:left w:val="none"/>
-              <w:bottom w:val="none"/>
-              <w:right w:val="none"/>
-            </w:tcBorders>
-            <w:shd w:fill="FFFFFF" w:val="clear"/>
-            <w:tcMar>
-              <w:top w:type="dxa" w:w="40"/>
-              <w:left w:type="dxa" w:w="80"/>
-              <w:bottom w:type="dxa" w:w="40"/>
-              <w:right w:type="dxa" w:w="80"/>
-            </w:tcMar>
-          </w:tcPr>
-          <w:p>
-            <w:pPr>
-              <w:spacing w:after="0" w:line="240"/>
-              <w:jc w:val="left"/>
-            </w:pPr>
-            <w:r>
-              <w:rPr>
-                <w:rFonts w:ascii="Times New Roman" w:cs="Times New Roman" w:eastAsia="Times New Roman" w:hAnsi="Times New Roman"/>
-                <w:b w:val="false"/>
-                <w:bCs w:val="false"/>
-                <w:i w:val="false"/>
-                <w:iCs w:val="false"/>
-                <w:caps w:val="false"/>
-                <w:sz w:val="19"/>
-                <w:szCs w:val="19"/>
-              </w:rPr>
-              <w:t xml:space="preserve">$9,900,000</w:t>
-            </w:r>
-          </w:p>
-        </w:tc>
-        <w:tc>
-          <w:tcPr>
-            <w:tcW w:type="dxa" w:w="1900"/>
-            <w:tcBorders>
-              <w:top w:val="none"/>
-              <w:left w:val="none"/>
-              <w:bottom w:val="none"/>
-              <w:right w:val="none"/>
-            </w:tcBorders>
-            <w:shd w:fill="FFFFFF" w:val="clear"/>
-            <w:tcMar>
-              <w:top w:type="dxa" w:w="40"/>
-              <w:left w:type="dxa" w:w="80"/>
-              <w:bottom w:type="dxa" w:w="40"/>
-              <w:right w:type="dxa" w:w="80"/>
-            </w:tcMar>
-          </w:tcPr>
-          <w:p>
-            <w:pPr>
-              <w:spacing w:after="0" w:line="240"/>
-              <w:jc w:val="left"/>
-            </w:pPr>
-            <w:r>
-              <w:rPr>
-                <w:rFonts w:ascii="Times New Roman" w:cs="Times New Roman" w:eastAsia="Times New Roman" w:hAnsi="Times New Roman"/>
-                <w:b w:val="false"/>
-                <w:bCs w:val="false"/>
-                <w:i w:val="false"/>
-                <w:iCs w:val="false"/>
-                <w:caps w:val="false"/>
-                <w:sz w:val="19"/>
-                <w:szCs w:val="19"/>
-              </w:rPr>
-              <w:t xml:space="preserve">$33,600</w:t>
-            </w:r>
-          </w:p>
-        </w:tc>
-        <w:tc>
-          <w:tcPr>
-            <w:tcW w:type="dxa" w:w="1900"/>
-            <w:tcBorders>
-              <w:top w:val="none"/>
-              <w:left w:val="none"/>
-              <w:bottom w:val="none"/>
-              <w:right w:val="none"/>
-            </w:tcBorders>
-            <w:shd w:fill="FFFFFF" w:val="clear"/>
-            <w:tcMar>
-              <w:top w:type="dxa" w:w="40"/>
-              <w:left w:type="dxa" w:w="80"/>
-              <w:bottom w:type="dxa" w:w="40"/>
-              <w:right w:type="dxa" w:w="80"/>
-            </w:tcMar>
-          </w:tcPr>
-          <w:p>
-            <w:pPr>
-              <w:spacing w:after="0" w:line="240"/>
-              <w:jc w:val="left"/>
-            </w:pPr>
-            <w:r>
-              <w:rPr>
-                <w:rFonts w:ascii="Times New Roman" w:cs="Times New Roman" w:eastAsia="Times New Roman" w:hAnsi="Times New Roman"/>
-                <w:b w:val="false"/>
-                <w:bCs w:val="false"/>
-                <w:i w:val="false"/>
-                <w:iCs w:val="false"/>
-                <w:caps w:val="false"/>
-                <w:sz w:val="19"/>
-                <w:szCs w:val="19"/>
-              </w:rPr>
-              <w:t xml:space="preserve">$554,400</w:t>
+            <w:tcW w:type="dxa" w:w="2232"/>
+            <w:tcBorders>
+              <w:top w:val="none"/>
+              <w:left w:val="none"/>
+              <w:bottom w:val="none"/>
+              <w:right w:val="none"/>
+            </w:tcBorders>
+            <w:shd w:fill="FFFFFF" w:val="clear"/>
+            <w:tcMar>
+              <w:top w:type="dxa" w:w="40"/>
+              <w:left w:type="dxa" w:w="80"/>
+              <w:bottom w:type="dxa" w:w="40"/>
+              <w:right w:type="dxa" w:w="80"/>
+            </w:tcMar>
+          </w:tcPr>
+          <w:p>
+            <w:pPr>
+              <w:spacing w:after="0" w:line="240"/>
+              <w:jc w:val="left"/>
+            </w:pPr>
+            <w:r>
+              <w:rPr>
+                <w:rFonts w:ascii="Times New Roman" w:cs="Times New Roman" w:eastAsia="Times New Roman" w:hAnsi="Times New Roman"/>
+                <w:b w:val="false"/>
+                <w:bCs w:val="false"/>
+                <w:i w:val="false"/>
+                <w:iCs w:val="false"/>
+                <w:caps w:val="false"/>
+                <w:sz w:val="19"/>
+                <w:szCs w:val="19"/>
+              </w:rPr>
+              <w:t xml:space="preserve">Low (≤100 Mbps)</w:t>
+            </w:r>
+          </w:p>
+        </w:tc>
+        <w:tc>
+          <w:tcPr>
+            <w:tcW w:type="dxa" w:w="1596"/>
+            <w:tcBorders>
+              <w:top w:val="none"/>
+              <w:left w:val="none"/>
+              <w:bottom w:val="none"/>
+              <w:right w:val="none"/>
+            </w:tcBorders>
+            <w:shd w:fill="FFFFFF" w:val="clear"/>
+            <w:tcMar>
+              <w:top w:type="dxa" w:w="40"/>
+              <w:left w:type="dxa" w:w="80"/>
+              <w:bottom w:type="dxa" w:w="40"/>
+              <w:right w:type="dxa" w:w="80"/>
+            </w:tcMar>
+          </w:tcPr>
+          <w:p>
+            <w:pPr>
+              <w:spacing w:after="0" w:line="240"/>
+              <w:jc w:val="left"/>
+            </w:pPr>
+            <w:r>
+              <w:rPr>
+                <w:rFonts w:ascii="Times New Roman" w:cs="Times New Roman" w:eastAsia="Times New Roman" w:hAnsi="Times New Roman"/>
+                <w:b w:val="false"/>
+                <w:bCs w:val="false"/>
+                <w:i w:val="false"/>
+                <w:iCs w:val="false"/>
+                <w:caps w:val="false"/>
+                <w:sz w:val="19"/>
+                <w:szCs w:val="19"/>
+              </w:rPr>
+              <w:t xml:space="preserve">32.4 TB/mo</w:t>
+            </w:r>
+          </w:p>
+        </w:tc>
+        <w:tc>
+          <w:tcPr>
+            <w:tcW w:type="dxa" w:w="1500"/>
+            <w:tcBorders>
+              <w:top w:val="none"/>
+              <w:left w:val="none"/>
+              <w:bottom w:val="none"/>
+              <w:right w:val="none"/>
+            </w:tcBorders>
+            <w:shd w:fill="FFFFFF" w:val="clear"/>
+            <w:tcMar>
+              <w:top w:type="dxa" w:w="40"/>
+              <w:left w:type="dxa" w:w="80"/>
+              <w:bottom w:type="dxa" w:w="40"/>
+              <w:right w:type="dxa" w:w="80"/>
+            </w:tcMar>
+          </w:tcPr>
+          <w:p>
+            <w:pPr>
+              <w:spacing w:after="0" w:line="240"/>
+              <w:jc w:val="left"/>
+            </w:pPr>
+            <w:r>
+              <w:rPr>
+                <w:rFonts w:ascii="Times New Roman" w:cs="Times New Roman" w:eastAsia="Times New Roman" w:hAnsi="Times New Roman"/>
+                <w:b w:val="false"/>
+                <w:bCs w:val="false"/>
+                <w:i w:val="false"/>
+                <w:iCs w:val="false"/>
+                <w:caps w:val="false"/>
+                <w:sz w:val="19"/>
+                <w:szCs w:val="19"/>
+              </w:rPr>
+              <w:t xml:space="preserve">$33,648</w:t>
+            </w:r>
+          </w:p>
+        </w:tc>
+        <w:tc>
+          <w:tcPr>
+            <w:tcW w:type="dxa" w:w="1500"/>
+            <w:tcBorders>
+              <w:top w:val="none"/>
+              <w:left w:val="none"/>
+              <w:bottom w:val="none"/>
+              <w:right w:val="none"/>
+            </w:tcBorders>
+            <w:shd w:fill="FFFFFF" w:val="clear"/>
+            <w:tcMar>
+              <w:top w:type="dxa" w:w="40"/>
+              <w:left w:type="dxa" w:w="80"/>
+              <w:bottom w:type="dxa" w:w="40"/>
+              <w:right w:type="dxa" w:w="80"/>
+            </w:tcMar>
+          </w:tcPr>
+          <w:p>
+            <w:pPr>
+              <w:spacing w:after="0" w:line="240"/>
+              <w:jc w:val="left"/>
+            </w:pPr>
+            <w:r>
+              <w:rPr>
+                <w:rFonts w:ascii="Times New Roman" w:cs="Times New Roman" w:eastAsia="Times New Roman" w:hAnsi="Times New Roman"/>
+                <w:b w:val="false"/>
+                <w:bCs w:val="false"/>
+                <w:i w:val="false"/>
+                <w:iCs w:val="false"/>
+                <w:caps w:val="false"/>
+                <w:sz w:val="19"/>
+                <w:szCs w:val="19"/>
+              </w:rPr>
+              <w:t xml:space="preserve">$2,915</w:t>
+            </w:r>
+          </w:p>
+        </w:tc>
+        <w:tc>
+          <w:tcPr>
+            <w:tcW w:type="dxa" w:w="1500"/>
+            <w:tcBorders>
+              <w:top w:val="none"/>
+              <w:left w:val="none"/>
+              <w:bottom w:val="none"/>
+              <w:right w:val="none"/>
+            </w:tcBorders>
+            <w:shd w:fill="FFFFFF" w:val="clear"/>
+            <w:tcMar>
+              <w:top w:type="dxa" w:w="40"/>
+              <w:left w:type="dxa" w:w="80"/>
+              <w:bottom w:type="dxa" w:w="40"/>
+              <w:right w:type="dxa" w:w="80"/>
+            </w:tcMar>
+          </w:tcPr>
+          <w:p>
+            <w:pPr>
+              <w:spacing w:after="0" w:line="240"/>
+              <w:jc w:val="left"/>
+            </w:pPr>
+            <w:r>
+              <w:rPr>
+                <w:rFonts w:ascii="Times New Roman" w:cs="Times New Roman" w:eastAsia="Times New Roman" w:hAnsi="Times New Roman"/>
+                <w:b w:val="false"/>
+                <w:bCs w:val="false"/>
+                <w:i w:val="false"/>
+                <w:iCs w:val="false"/>
+                <w:caps w:val="false"/>
+                <w:sz w:val="19"/>
+                <w:szCs w:val="19"/>
+              </w:rPr>
+              <w:t xml:space="preserve">$36,563</w:t>
             </w:r>
           </w:p>
         </w:tc>
@@ -18585,186 +16724,186 @@
       <w:tr>
         <w:tc>
           <w:tcPr>
-            <w:tcW w:type="dxa" w:w="1900"/>
-            <w:tcBorders>
-              <w:top w:val="none"/>
-              <w:left w:val="none"/>
-              <w:bottom w:val="none"/>
-              <w:right w:val="none"/>
-            </w:tcBorders>
-            <w:shd w:fill="FFFFFF" w:val="clear"/>
-            <w:tcMar>
-              <w:top w:type="dxa" w:w="40"/>
-              <w:left w:type="dxa" w:w="80"/>
-              <w:bottom w:type="dxa" w:w="40"/>
-              <w:right w:type="dxa" w:w="80"/>
-            </w:tcMar>
-          </w:tcPr>
-          <w:p>
-            <w:pPr>
-              <w:spacing w:after="0" w:line="240"/>
-              <w:jc w:val="left"/>
-            </w:pPr>
-            <w:r>
-              <w:rPr>
-                <w:rFonts w:ascii="Times New Roman" w:cs="Times New Roman" w:eastAsia="Times New Roman" w:hAnsi="Times New Roman"/>
-                <w:b w:val="false"/>
-                <w:bCs w:val="false"/>
-                <w:i w:val="false"/>
-                <w:iCs w:val="false"/>
-                <w:caps w:val="false"/>
-                <w:sz w:val="19"/>
-                <w:szCs w:val="19"/>
-              </w:rPr>
-              <w:t xml:space="preserve">Infrastructure</w:t>
-            </w:r>
-          </w:p>
-        </w:tc>
-        <w:tc>
-          <w:tcPr>
-            <w:tcW w:type="dxa" w:w="1700"/>
-            <w:tcBorders>
-              <w:top w:val="none"/>
-              <w:left w:val="none"/>
-              <w:bottom w:val="none"/>
-              <w:right w:val="none"/>
-            </w:tcBorders>
-            <w:shd w:fill="FFFFFF" w:val="clear"/>
-            <w:tcMar>
-              <w:top w:type="dxa" w:w="40"/>
-              <w:left w:type="dxa" w:w="80"/>
-              <w:bottom w:type="dxa" w:w="40"/>
-              <w:right w:type="dxa" w:w="80"/>
-            </w:tcMar>
-          </w:tcPr>
-          <w:p>
-            <w:pPr>
-              <w:spacing w:after="0" w:line="240"/>
-              <w:jc w:val="left"/>
-            </w:pPr>
-            <w:r>
-              <w:rPr>
-                <w:rFonts w:ascii="Times New Roman" w:cs="Times New Roman" w:eastAsia="Times New Roman" w:hAnsi="Times New Roman"/>
-                <w:b w:val="false"/>
-                <w:bCs w:val="false"/>
-                <w:i w:val="false"/>
-                <w:iCs w:val="false"/>
-                <w:caps w:val="false"/>
-                <w:sz w:val="19"/>
-                <w:szCs w:val="19"/>
-              </w:rPr>
-              <w:t xml:space="preserve">Included in fee</w:t>
-            </w:r>
-          </w:p>
-        </w:tc>
-        <w:tc>
-          <w:tcPr>
-            <w:tcW w:type="dxa" w:w="1700"/>
-            <w:tcBorders>
-              <w:top w:val="none"/>
-              <w:left w:val="none"/>
-              <w:bottom w:val="none"/>
-              <w:right w:val="none"/>
-            </w:tcBorders>
-            <w:shd w:fill="FFFFFF" w:val="clear"/>
-            <w:tcMar>
-              <w:top w:type="dxa" w:w="40"/>
-              <w:left w:type="dxa" w:w="80"/>
-              <w:bottom w:type="dxa" w:w="40"/>
-              <w:right w:type="dxa" w:w="80"/>
-            </w:tcMar>
-          </w:tcPr>
-          <w:p>
-            <w:pPr>
-              <w:spacing w:after="0" w:line="240"/>
-              <w:jc w:val="left"/>
-            </w:pPr>
-            <w:r>
-              <w:rPr>
-                <w:rFonts w:ascii="Times New Roman" w:cs="Times New Roman" w:eastAsia="Times New Roman" w:hAnsi="Times New Roman"/>
-                <w:b w:val="false"/>
-                <w:bCs w:val="false"/>
-                <w:i w:val="false"/>
-                <w:iCs w:val="false"/>
-                <w:caps w:val="false"/>
-                <w:sz w:val="19"/>
-                <w:szCs w:val="19"/>
-              </w:rPr>
-              <w:t xml:space="preserve">$397,320</w:t>
-            </w:r>
-          </w:p>
-        </w:tc>
-        <w:tc>
-          <w:tcPr>
-            <w:tcW w:type="dxa" w:w="1900"/>
-            <w:tcBorders>
-              <w:top w:val="none"/>
-              <w:left w:val="none"/>
-              <w:bottom w:val="none"/>
-              <w:right w:val="none"/>
-            </w:tcBorders>
-            <w:shd w:fill="FFFFFF" w:val="clear"/>
-            <w:tcMar>
-              <w:top w:type="dxa" w:w="40"/>
-              <w:left w:type="dxa" w:w="80"/>
-              <w:bottom w:type="dxa" w:w="40"/>
-              <w:right w:type="dxa" w:w="80"/>
-            </w:tcMar>
-          </w:tcPr>
-          <w:p>
-            <w:pPr>
-              <w:spacing w:after="0" w:line="240"/>
-              <w:jc w:val="left"/>
-            </w:pPr>
-            <w:r>
-              <w:rPr>
-                <w:rFonts w:ascii="Times New Roman" w:cs="Times New Roman" w:eastAsia="Times New Roman" w:hAnsi="Times New Roman"/>
-                <w:b w:val="false"/>
-                <w:bCs w:val="false"/>
-                <w:i w:val="false"/>
-                <w:iCs w:val="false"/>
-                <w:caps w:val="false"/>
-                <w:sz w:val="19"/>
-                <w:szCs w:val="19"/>
-              </w:rPr>
-              <w:t xml:space="preserve">$19,478</w:t>
-            </w:r>
-          </w:p>
-        </w:tc>
-        <w:tc>
-          <w:tcPr>
-            <w:tcW w:type="dxa" w:w="1900"/>
-            <w:tcBorders>
-              <w:top w:val="none"/>
-              <w:left w:val="none"/>
-              <w:bottom w:val="none"/>
-              <w:right w:val="none"/>
-            </w:tcBorders>
-            <w:shd w:fill="FFFFFF" w:val="clear"/>
-            <w:tcMar>
-              <w:top w:type="dxa" w:w="40"/>
-              <w:left w:type="dxa" w:w="80"/>
-              <w:bottom w:type="dxa" w:w="40"/>
-              <w:right w:type="dxa" w:w="80"/>
-            </w:tcMar>
-          </w:tcPr>
-          <w:p>
-            <w:pPr>
-              <w:spacing w:after="0" w:line="240"/>
-              <w:jc w:val="left"/>
-            </w:pPr>
-            <w:r>
-              <w:rPr>
-                <w:rFonts w:ascii="Times New Roman" w:cs="Times New Roman" w:eastAsia="Times New Roman" w:hAnsi="Times New Roman"/>
-                <w:b w:val="false"/>
-                <w:bCs w:val="false"/>
-                <w:i w:val="false"/>
-                <w:iCs w:val="false"/>
-                <w:caps w:val="false"/>
-                <w:sz w:val="19"/>
-                <w:szCs w:val="19"/>
-              </w:rPr>
-              <w:t xml:space="preserve">$80,080</w:t>
+            <w:tcW w:type="dxa" w:w="2232"/>
+            <w:tcBorders>
+              <w:top w:val="none"/>
+              <w:left w:val="none"/>
+              <w:bottom w:val="none"/>
+              <w:right w:val="none"/>
+            </w:tcBorders>
+            <w:shd w:fill="FFFFFF" w:val="clear"/>
+            <w:tcMar>
+              <w:top w:type="dxa" w:w="40"/>
+              <w:left w:type="dxa" w:w="80"/>
+              <w:bottom w:type="dxa" w:w="40"/>
+              <w:right w:type="dxa" w:w="80"/>
+            </w:tcMar>
+          </w:tcPr>
+          <w:p>
+            <w:pPr>
+              <w:spacing w:after="0" w:line="240"/>
+              <w:jc w:val="left"/>
+            </w:pPr>
+            <w:r>
+              <w:rPr>
+                <w:rFonts w:ascii="Times New Roman" w:cs="Times New Roman" w:eastAsia="Times New Roman" w:hAnsi="Times New Roman"/>
+                <w:b w:val="false"/>
+                <w:bCs w:val="false"/>
+                <w:i w:val="false"/>
+                <w:iCs w:val="false"/>
+                <w:caps w:val="false"/>
+                <w:sz w:val="19"/>
+                <w:szCs w:val="19"/>
+              </w:rPr>
+              <w:t xml:space="preserve">Medium (500 Mbps)</w:t>
+            </w:r>
+          </w:p>
+        </w:tc>
+        <w:tc>
+          <w:tcPr>
+            <w:tcW w:type="dxa" w:w="1596"/>
+            <w:tcBorders>
+              <w:top w:val="none"/>
+              <w:left w:val="none"/>
+              <w:bottom w:val="none"/>
+              <w:right w:val="none"/>
+            </w:tcBorders>
+            <w:shd w:fill="FFFFFF" w:val="clear"/>
+            <w:tcMar>
+              <w:top w:type="dxa" w:w="40"/>
+              <w:left w:type="dxa" w:w="80"/>
+              <w:bottom w:type="dxa" w:w="40"/>
+              <w:right w:type="dxa" w:w="80"/>
+            </w:tcMar>
+          </w:tcPr>
+          <w:p>
+            <w:pPr>
+              <w:spacing w:after="0" w:line="240"/>
+              <w:jc w:val="left"/>
+            </w:pPr>
+            <w:r>
+              <w:rPr>
+                <w:rFonts w:ascii="Times New Roman" w:cs="Times New Roman" w:eastAsia="Times New Roman" w:hAnsi="Times New Roman"/>
+                <w:b w:val="false"/>
+                <w:bCs w:val="false"/>
+                <w:i w:val="false"/>
+                <w:iCs w:val="false"/>
+                <w:caps w:val="false"/>
+                <w:sz w:val="19"/>
+                <w:szCs w:val="19"/>
+              </w:rPr>
+              <w:t xml:space="preserve">162 TB/mo</w:t>
+            </w:r>
+          </w:p>
+        </w:tc>
+        <w:tc>
+          <w:tcPr>
+            <w:tcW w:type="dxa" w:w="1500"/>
+            <w:tcBorders>
+              <w:top w:val="none"/>
+              <w:left w:val="none"/>
+              <w:bottom w:val="none"/>
+              <w:right w:val="none"/>
+            </w:tcBorders>
+            <w:shd w:fill="FFFFFF" w:val="clear"/>
+            <w:tcMar>
+              <w:top w:type="dxa" w:w="40"/>
+              <w:left w:type="dxa" w:w="80"/>
+              <w:bottom w:type="dxa" w:w="40"/>
+              <w:right w:type="dxa" w:w="80"/>
+            </w:tcMar>
+          </w:tcPr>
+          <w:p>
+            <w:pPr>
+              <w:spacing w:after="0" w:line="240"/>
+              <w:jc w:val="left"/>
+            </w:pPr>
+            <w:r>
+              <w:rPr>
+                <w:rFonts w:ascii="Times New Roman" w:cs="Times New Roman" w:eastAsia="Times New Roman" w:hAnsi="Times New Roman"/>
+                <w:b w:val="false"/>
+                <w:bCs w:val="false"/>
+                <w:i w:val="false"/>
+                <w:iCs w:val="false"/>
+                <w:caps w:val="false"/>
+                <w:sz w:val="19"/>
+                <w:szCs w:val="19"/>
+              </w:rPr>
+              <w:t xml:space="preserve">$142,800</w:t>
+            </w:r>
+          </w:p>
+        </w:tc>
+        <w:tc>
+          <w:tcPr>
+            <w:tcW w:type="dxa" w:w="1500"/>
+            <w:tcBorders>
+              <w:top w:val="none"/>
+              <w:left w:val="none"/>
+              <w:bottom w:val="none"/>
+              <w:right w:val="none"/>
+            </w:tcBorders>
+            <w:shd w:fill="FFFFFF" w:val="clear"/>
+            <w:tcMar>
+              <w:top w:type="dxa" w:w="40"/>
+              <w:left w:type="dxa" w:w="80"/>
+              <w:bottom w:type="dxa" w:w="40"/>
+              <w:right w:type="dxa" w:w="80"/>
+            </w:tcMar>
+          </w:tcPr>
+          <w:p>
+            <w:pPr>
+              <w:spacing w:after="0" w:line="240"/>
+              <w:jc w:val="left"/>
+            </w:pPr>
+            <w:r>
+              <w:rPr>
+                <w:rFonts w:ascii="Times New Roman" w:cs="Times New Roman" w:eastAsia="Times New Roman" w:hAnsi="Times New Roman"/>
+                <w:b w:val="false"/>
+                <w:bCs w:val="false"/>
+                <w:i w:val="false"/>
+                <w:iCs w:val="false"/>
+                <w:caps w:val="false"/>
+                <w:sz w:val="19"/>
+                <w:szCs w:val="19"/>
+              </w:rPr>
+              <w:t xml:space="preserve">$3,784</w:t>
+            </w:r>
+          </w:p>
+        </w:tc>
+        <w:tc>
+          <w:tcPr>
+            <w:tcW w:type="dxa" w:w="1500"/>
+            <w:tcBorders>
+              <w:top w:val="none"/>
+              <w:left w:val="none"/>
+              <w:bottom w:val="none"/>
+              <w:right w:val="none"/>
+            </w:tcBorders>
+            <w:shd w:fill="FFFFFF" w:val="clear"/>
+            <w:tcMar>
+              <w:top w:type="dxa" w:w="40"/>
+              <w:left w:type="dxa" w:w="80"/>
+              <w:bottom w:type="dxa" w:w="40"/>
+              <w:right w:type="dxa" w:w="80"/>
+            </w:tcMar>
+          </w:tcPr>
+          <w:p>
+            <w:pPr>
+              <w:spacing w:after="0" w:line="240"/>
+              <w:jc w:val="left"/>
+            </w:pPr>
+            <w:r>
+              <w:rPr>
+                <w:rFonts w:ascii="Times New Roman" w:cs="Times New Roman" w:eastAsia="Times New Roman" w:hAnsi="Times New Roman"/>
+                <w:b w:val="false"/>
+                <w:bCs w:val="false"/>
+                <w:i w:val="false"/>
+                <w:iCs w:val="false"/>
+                <w:caps w:val="false"/>
+                <w:sz w:val="19"/>
+                <w:szCs w:val="19"/>
+              </w:rPr>
+              <w:t xml:space="preserve">$146,584</w:t>
             </w:r>
           </w:p>
         </w:tc>
@@ -18772,186 +16911,439 @@
       <w:tr>
         <w:tc>
           <w:tcPr>
-            <w:tcW w:type="dxa" w:w="1900"/>
-            <w:tcBorders>
-              <w:top w:val="none"/>
-              <w:left w:val="none"/>
-              <w:bottom w:val="none"/>
-              <w:right w:val="none"/>
-            </w:tcBorders>
-            <w:shd w:fill="FFFFFF" w:val="clear"/>
-            <w:tcMar>
-              <w:top w:type="dxa" w:w="40"/>
-              <w:left w:type="dxa" w:w="80"/>
-              <w:bottom w:type="dxa" w:w="40"/>
-              <w:right w:type="dxa" w:w="80"/>
-            </w:tcMar>
-          </w:tcPr>
-          <w:p>
-            <w:pPr>
-              <w:spacing w:after="0" w:line="240"/>
-              <w:jc w:val="left"/>
-            </w:pPr>
-            <w:r>
-              <w:rPr>
-                <w:rFonts w:ascii="Times New Roman" w:cs="Times New Roman" w:eastAsia="Times New Roman" w:hAnsi="Times New Roman"/>
-                <w:b w:val="false"/>
-                <w:bCs w:val="false"/>
-                <w:i w:val="false"/>
-                <w:iCs w:val="false"/>
-                <w:caps w:val="false"/>
-                <w:sz w:val="19"/>
-                <w:szCs w:val="19"/>
-              </w:rPr>
-              <w:t xml:space="preserve">Operations / SI retainer</w:t>
-            </w:r>
-          </w:p>
-        </w:tc>
-        <w:tc>
-          <w:tcPr>
-            <w:tcW w:type="dxa" w:w="1700"/>
-            <w:tcBorders>
-              <w:top w:val="none"/>
-              <w:left w:val="none"/>
-              <w:bottom w:val="none"/>
-              <w:right w:val="none"/>
-            </w:tcBorders>
-            <w:shd w:fill="FFFFFF" w:val="clear"/>
-            <w:tcMar>
-              <w:top w:type="dxa" w:w="40"/>
-              <w:left w:type="dxa" w:w="80"/>
-              <w:bottom w:type="dxa" w:w="40"/>
-              <w:right w:type="dxa" w:w="80"/>
-            </w:tcMar>
-          </w:tcPr>
-          <w:p>
-            <w:pPr>
-              <w:spacing w:after="0" w:line="240"/>
-              <w:jc w:val="left"/>
-            </w:pPr>
-            <w:r>
-              <w:rPr>
-                <w:rFonts w:ascii="Times New Roman" w:cs="Times New Roman" w:eastAsia="Times New Roman" w:hAnsi="Times New Roman"/>
-                <w:b w:val="false"/>
-                <w:bCs w:val="false"/>
-                <w:i w:val="false"/>
-                <w:iCs w:val="false"/>
-                <w:caps w:val="false"/>
-                <w:sz w:val="19"/>
-                <w:szCs w:val="19"/>
-              </w:rPr>
-              <w:t xml:space="preserve">Included in fee</w:t>
-            </w:r>
-          </w:p>
-        </w:tc>
-        <w:tc>
-          <w:tcPr>
-            <w:tcW w:type="dxa" w:w="1700"/>
-            <w:tcBorders>
-              <w:top w:val="none"/>
-              <w:left w:val="none"/>
-              <w:bottom w:val="none"/>
-              <w:right w:val="none"/>
-            </w:tcBorders>
-            <w:shd w:fill="FFFFFF" w:val="clear"/>
-            <w:tcMar>
-              <w:top w:type="dxa" w:w="40"/>
-              <w:left w:type="dxa" w:w="80"/>
-              <w:bottom w:type="dxa" w:w="40"/>
-              <w:right w:type="dxa" w:w="80"/>
-            </w:tcMar>
-          </w:tcPr>
-          <w:p>
-            <w:pPr>
-              <w:spacing w:after="0" w:line="240"/>
-              <w:jc w:val="left"/>
-            </w:pPr>
-            <w:r>
-              <w:rPr>
-                <w:rFonts w:ascii="Times New Roman" w:cs="Times New Roman" w:eastAsia="Times New Roman" w:hAnsi="Times New Roman"/>
-                <w:b w:val="false"/>
-                <w:bCs w:val="false"/>
-                <w:i w:val="false"/>
-                <w:iCs w:val="false"/>
-                <w:caps w:val="false"/>
-                <w:sz w:val="19"/>
-                <w:szCs w:val="19"/>
-              </w:rPr>
-              <w:t xml:space="preserve">Included</w:t>
-            </w:r>
-          </w:p>
-        </w:tc>
-        <w:tc>
-          <w:tcPr>
-            <w:tcW w:type="dxa" w:w="1900"/>
-            <w:tcBorders>
-              <w:top w:val="none"/>
-              <w:left w:val="none"/>
-              <w:bottom w:val="none"/>
-              <w:right w:val="none"/>
-            </w:tcBorders>
-            <w:shd w:fill="FFFFFF" w:val="clear"/>
-            <w:tcMar>
-              <w:top w:type="dxa" w:w="40"/>
-              <w:left w:type="dxa" w:w="80"/>
-              <w:bottom w:type="dxa" w:w="40"/>
-              <w:right w:type="dxa" w:w="80"/>
-            </w:tcMar>
-          </w:tcPr>
-          <w:p>
-            <w:pPr>
-              <w:spacing w:after="0" w:line="240"/>
-              <w:jc w:val="left"/>
-            </w:pPr>
-            <w:r>
-              <w:rPr>
-                <w:rFonts w:ascii="Times New Roman" w:cs="Times New Roman" w:eastAsia="Times New Roman" w:hAnsi="Times New Roman"/>
-                <w:b w:val="false"/>
-                <w:bCs w:val="false"/>
-                <w:i w:val="false"/>
-                <w:iCs w:val="false"/>
-                <w:caps w:val="false"/>
-                <w:sz w:val="19"/>
-                <w:szCs w:val="19"/>
-              </w:rPr>
-              <w:t xml:space="preserve">$566,280</w:t>
-            </w:r>
-          </w:p>
-        </w:tc>
-        <w:tc>
-          <w:tcPr>
-            <w:tcW w:type="dxa" w:w="1900"/>
-            <w:tcBorders>
-              <w:top w:val="none"/>
-              <w:left w:val="none"/>
-              <w:bottom w:val="none"/>
-              <w:right w:val="none"/>
-            </w:tcBorders>
-            <w:shd w:fill="FFFFFF" w:val="clear"/>
-            <w:tcMar>
-              <w:top w:type="dxa" w:w="40"/>
-              <w:left w:type="dxa" w:w="80"/>
-              <w:bottom w:type="dxa" w:w="40"/>
-              <w:right w:type="dxa" w:w="80"/>
-            </w:tcMar>
-          </w:tcPr>
-          <w:p>
-            <w:pPr>
-              <w:spacing w:after="0" w:line="240"/>
-              <w:jc w:val="left"/>
-            </w:pPr>
-            <w:r>
-              <w:rPr>
-                <w:rFonts w:ascii="Times New Roman" w:cs="Times New Roman" w:eastAsia="Times New Roman" w:hAnsi="Times New Roman"/>
-                <w:b w:val="false"/>
-                <w:bCs w:val="false"/>
-                <w:i w:val="false"/>
-                <w:iCs w:val="false"/>
-                <w:caps w:val="false"/>
-                <w:sz w:val="19"/>
-                <w:szCs w:val="19"/>
-              </w:rPr>
-              <w:t xml:space="preserve">$1,544,400</w:t>
+            <w:tcW w:type="dxa" w:w="2232"/>
+            <w:tcBorders>
+              <w:top w:val="none"/>
+              <w:left w:val="none"/>
+              <w:bottom w:val="single" w:color="000000" w:sz="12"/>
+              <w:right w:val="none"/>
+            </w:tcBorders>
+            <w:shd w:fill="FFFFFF" w:val="clear"/>
+            <w:tcMar>
+              <w:top w:type="dxa" w:w="40"/>
+              <w:left w:type="dxa" w:w="80"/>
+              <w:bottom w:type="dxa" w:w="40"/>
+              <w:right w:type="dxa" w:w="80"/>
+            </w:tcMar>
+          </w:tcPr>
+          <w:p>
+            <w:pPr>
+              <w:spacing w:after="0" w:line="240"/>
+              <w:jc w:val="left"/>
+            </w:pPr>
+            <w:r>
+              <w:rPr>
+                <w:rFonts w:ascii="Times New Roman" w:cs="Times New Roman" w:eastAsia="Times New Roman" w:hAnsi="Times New Roman"/>
+                <w:b w:val="false"/>
+                <w:bCs w:val="false"/>
+                <w:i w:val="false"/>
+                <w:iCs w:val="false"/>
+                <w:caps w:val="false"/>
+                <w:sz w:val="19"/>
+                <w:szCs w:val="19"/>
+              </w:rPr>
+              <w:t xml:space="preserve">High (1 Gbps)</w:t>
+            </w:r>
+          </w:p>
+        </w:tc>
+        <w:tc>
+          <w:tcPr>
+            <w:tcW w:type="dxa" w:w="1596"/>
+            <w:tcBorders>
+              <w:top w:val="none"/>
+              <w:left w:val="none"/>
+              <w:bottom w:val="single" w:color="000000" w:sz="12"/>
+              <w:right w:val="none"/>
+            </w:tcBorders>
+            <w:shd w:fill="FFFFFF" w:val="clear"/>
+            <w:tcMar>
+              <w:top w:type="dxa" w:w="40"/>
+              <w:left w:type="dxa" w:w="80"/>
+              <w:bottom w:type="dxa" w:w="40"/>
+              <w:right w:type="dxa" w:w="80"/>
+            </w:tcMar>
+          </w:tcPr>
+          <w:p>
+            <w:pPr>
+              <w:spacing w:after="0" w:line="240"/>
+              <w:jc w:val="left"/>
+            </w:pPr>
+            <w:r>
+              <w:rPr>
+                <w:rFonts w:ascii="Times New Roman" w:cs="Times New Roman" w:eastAsia="Times New Roman" w:hAnsi="Times New Roman"/>
+                <w:b w:val="false"/>
+                <w:bCs w:val="false"/>
+                <w:i w:val="false"/>
+                <w:iCs w:val="false"/>
+                <w:caps w:val="false"/>
+                <w:sz w:val="19"/>
+                <w:szCs w:val="19"/>
+              </w:rPr>
+              <w:t xml:space="preserve">324 TB/mo</w:t>
+            </w:r>
+          </w:p>
+        </w:tc>
+        <w:tc>
+          <w:tcPr>
+            <w:tcW w:type="dxa" w:w="1500"/>
+            <w:tcBorders>
+              <w:top w:val="none"/>
+              <w:left w:val="none"/>
+              <w:bottom w:val="single" w:color="000000" w:sz="12"/>
+              <w:right w:val="none"/>
+            </w:tcBorders>
+            <w:shd w:fill="FFFFFF" w:val="clear"/>
+            <w:tcMar>
+              <w:top w:type="dxa" w:w="40"/>
+              <w:left w:type="dxa" w:w="80"/>
+              <w:bottom w:type="dxa" w:w="40"/>
+              <w:right w:type="dxa" w:w="80"/>
+            </w:tcMar>
+          </w:tcPr>
+          <w:p>
+            <w:pPr>
+              <w:spacing w:after="0" w:line="240"/>
+              <w:jc w:val="left"/>
+            </w:pPr>
+            <w:r>
+              <w:rPr>
+                <w:rFonts w:ascii="Times New Roman" w:cs="Times New Roman" w:eastAsia="Times New Roman" w:hAnsi="Times New Roman"/>
+                <w:b w:val="false"/>
+                <w:bCs w:val="false"/>
+                <w:i w:val="false"/>
+                <w:iCs w:val="false"/>
+                <w:caps w:val="false"/>
+                <w:sz w:val="19"/>
+                <w:szCs w:val="19"/>
+              </w:rPr>
+              <w:t xml:space="preserve">$240,000</w:t>
+            </w:r>
+          </w:p>
+        </w:tc>
+        <w:tc>
+          <w:tcPr>
+            <w:tcW w:type="dxa" w:w="1500"/>
+            <w:tcBorders>
+              <w:top w:val="none"/>
+              <w:left w:val="none"/>
+              <w:bottom w:val="single" w:color="000000" w:sz="12"/>
+              <w:right w:val="none"/>
+            </w:tcBorders>
+            <w:shd w:fill="FFFFFF" w:val="clear"/>
+            <w:tcMar>
+              <w:top w:type="dxa" w:w="40"/>
+              <w:left w:type="dxa" w:w="80"/>
+              <w:bottom w:type="dxa" w:w="40"/>
+              <w:right w:type="dxa" w:w="80"/>
+            </w:tcMar>
+          </w:tcPr>
+          <w:p>
+            <w:pPr>
+              <w:spacing w:after="0" w:line="240"/>
+              <w:jc w:val="left"/>
+            </w:pPr>
+            <w:r>
+              <w:rPr>
+                <w:rFonts w:ascii="Times New Roman" w:cs="Times New Roman" w:eastAsia="Times New Roman" w:hAnsi="Times New Roman"/>
+                <w:b w:val="false"/>
+                <w:bCs w:val="false"/>
+                <w:i w:val="false"/>
+                <w:iCs w:val="false"/>
+                <w:caps w:val="false"/>
+                <w:sz w:val="19"/>
+                <w:szCs w:val="19"/>
+              </w:rPr>
+              <w:t xml:space="preserve">$7,569</w:t>
+            </w:r>
+          </w:p>
+        </w:tc>
+        <w:tc>
+          <w:tcPr>
+            <w:tcW w:type="dxa" w:w="1500"/>
+            <w:tcBorders>
+              <w:top w:val="none"/>
+              <w:left w:val="none"/>
+              <w:bottom w:val="single" w:color="000000" w:sz="12"/>
+              <w:right w:val="none"/>
+            </w:tcBorders>
+            <w:shd w:fill="FFFFFF" w:val="clear"/>
+            <w:tcMar>
+              <w:top w:type="dxa" w:w="40"/>
+              <w:left w:type="dxa" w:w="80"/>
+              <w:bottom w:type="dxa" w:w="40"/>
+              <w:right w:type="dxa" w:w="80"/>
+            </w:tcMar>
+          </w:tcPr>
+          <w:p>
+            <w:pPr>
+              <w:spacing w:after="0" w:line="240"/>
+              <w:jc w:val="left"/>
+            </w:pPr>
+            <w:r>
+              <w:rPr>
+                <w:rFonts w:ascii="Times New Roman" w:cs="Times New Roman" w:eastAsia="Times New Roman" w:hAnsi="Times New Roman"/>
+                <w:b w:val="false"/>
+                <w:bCs w:val="false"/>
+                <w:i w:val="false"/>
+                <w:iCs w:val="false"/>
+                <w:caps w:val="false"/>
+                <w:sz w:val="19"/>
+                <w:szCs w:val="19"/>
+              </w:rPr>
+              <w:t xml:space="preserve">$247,569</w:t>
+            </w:r>
+          </w:p>
+        </w:tc>
+      </w:tr>
+    </w:tbl>
+    <w:p>
+      <w:pPr>
+        <w:spacing w:after="160"/>
+      </w:pPr>
+    </w:p>
+    <w:p>
+      <w:pPr>
+        <w:spacing w:after="120" w:line="276" w:lineRule="exact"/>
+        <w:jc w:val="both"/>
+      </w:pPr>
+      <w:r>
+        <w:rPr>
+          <w:rFonts w:ascii="Times New Roman" w:cs="Times New Roman" w:eastAsia="Times New Roman" w:hAnsi="Times New Roman"/>
+          <w:b w:val="false"/>
+          <w:bCs w:val="false"/>
+          <w:i/>
+          <w:iCs/>
+          <w:caps w:val="false"/>
+          <w:sz w:val="20"/>
+          <w:szCs w:val="20"/>
+        </w:rPr>
+        <w:t xml:space="preserve">AWS egress tiered rates applied: $0.09/GB (first 10 TB/mo), $0.085/GB (next 40 TB/mo), $0.07/GB (next 100 TB/mo), $0.05/GB (above 150 TB/mo). EC2 instance sizing: t3.xlarge at ≤100 Mbps; c5n.xlarge at 500 Mbps; c5n.2xlarge at 1 Gbps. Two-node HA in us-east-1.</w:t>
+      </w:r>
+    </w:p>
+    <w:p>
+      <w:pPr>
+        <w:spacing w:after="120" w:before="280"/>
+        <w:jc w:val="left"/>
+      </w:pPr>
+      <w:r>
+        <w:rPr>
+          <w:rFonts w:ascii="Times New Roman" w:cs="Times New Roman" w:eastAsia="Times New Roman" w:hAnsi="Times New Roman"/>
+          <w:b/>
+          <w:bCs/>
+          <w:i w:val="false"/>
+          <w:iCs w:val="false"/>
+          <w:caps w:val="false"/>
+          <w:sz w:val="22"/>
+          <w:szCs w:val="22"/>
+        </w:rPr>
+        <w:t xml:space="preserve">9.2 Annual Platform Cost by Throughput Tier — Both Vendors</w:t>
+      </w:r>
+    </w:p>
+    <w:p>
+      <w:pPr>
+        <w:spacing w:after="120" w:line="276" w:lineRule="exact"/>
+        <w:jc w:val="both"/>
+      </w:pPr>
+      <w:r>
+        <w:rPr>
+          <w:rFonts w:ascii="Times New Roman" w:cs="Times New Roman" w:eastAsia="Times New Roman" w:hAnsi="Times New Roman"/>
+          <w:b w:val="false"/>
+          <w:bCs w:val="false"/>
+          <w:i w:val="false"/>
+          <w:iCs w:val="false"/>
+          <w:caps w:val="false"/>
+          <w:sz w:val="22"/>
+          <w:szCs w:val="22"/>
+        </w:rPr>
+        <w:t xml:space="preserve">The table below presents the full annual platform cost for each vendor at each throughput tier. WTIT's $750,000/year negotiated platform fee is constant across all tiers. Cloudflare's annual cost increases with throughput as AWS egress charges accumulate, while the platform license and SI operations retainer remain fixed.</w:t>
+      </w:r>
+    </w:p>
+    <w:p>
+      <w:pPr>
+        <w:spacing w:after="80" w:before="120"/>
+        <w:jc w:val="center"/>
+      </w:pPr>
+      <w:r>
+        <w:rPr>
+          <w:rFonts w:ascii="Times New Roman" w:cs="Times New Roman" w:eastAsia="Times New Roman" w:hAnsi="Times New Roman"/>
+          <w:b w:val="false"/>
+          <w:bCs w:val="false"/>
+          <w:i/>
+          <w:iCs/>
+          <w:caps w:val="false"/>
+          <w:sz w:val="20"/>
+          <w:szCs w:val="20"/>
+        </w:rPr>
+        <w:t xml:space="preserve">Table 17. Annual Platform Cost by Throughput Tier — 25-Tenant Baseline</w:t>
+      </w:r>
+    </w:p>
+    <w:tbl>
+      <w:tblPr>
+        <w:tblW w:type="dxa" w:w="8928"/>
+        <w:tblBorders>
+          <w:top w:val="single" w:color="auto" w:sz="4"/>
+          <w:left w:val="single" w:color="auto" w:sz="4"/>
+          <w:bottom w:val="single" w:color="auto" w:sz="4"/>
+          <w:right w:val="single" w:color="auto" w:sz="4"/>
+          <w:insideH w:val="single" w:color="auto" w:sz="4"/>
+          <w:insideV w:val="single" w:color="auto" w:sz="4"/>
+        </w:tblBorders>
+      </w:tblPr>
+      <w:tblGrid>
+        <w:gridCol w:w="100"/>
+        <w:gridCol w:w="100"/>
+        <w:gridCol w:w="100"/>
+        <w:gridCol w:w="100"/>
+      </w:tblGrid>
+      <w:tr>
+        <w:trPr>
+          <w:tblHeader/>
+        </w:trPr>
+        <w:tc>
+          <w:tcPr>
+            <w:tcW w:type="dxa" w:w="4200"/>
+            <w:tcBorders>
+              <w:top w:val="single" w:color="000000" w:sz="12"/>
+              <w:left w:val="none"/>
+              <w:bottom w:val="single" w:color="000000" w:sz="6"/>
+              <w:right w:val="none"/>
+            </w:tcBorders>
+            <w:shd w:fill="FFFFFF" w:val="clear"/>
+            <w:tcMar>
+              <w:top w:type="dxa" w:w="40"/>
+              <w:left w:type="dxa" w:w="80"/>
+              <w:bottom w:type="dxa" w:w="40"/>
+              <w:right w:type="dxa" w:w="80"/>
+            </w:tcMar>
+          </w:tcPr>
+          <w:p>
+            <w:pPr>
+              <w:spacing w:after="0" w:line="240"/>
+              <w:jc w:val="left"/>
+            </w:pPr>
+            <w:r>
+              <w:rPr>
+                <w:rFonts w:ascii="Times New Roman" w:cs="Times New Roman" w:eastAsia="Times New Roman" w:hAnsi="Times New Roman"/>
+                <w:b/>
+                <w:bCs/>
+                <w:i w:val="false"/>
+                <w:iCs w:val="false"/>
+                <w:caps w:val="false"/>
+                <w:sz w:val="19"/>
+                <w:szCs w:val="19"/>
+              </w:rPr>
+              <w:t xml:space="preserve">Component</w:t>
+            </w:r>
+          </w:p>
+        </w:tc>
+        <w:tc>
+          <w:tcPr>
+            <w:tcW w:type="dxa" w:w="1576"/>
+            <w:tcBorders>
+              <w:top w:val="single" w:color="000000" w:sz="12"/>
+              <w:left w:val="none"/>
+              <w:bottom w:val="single" w:color="000000" w:sz="6"/>
+              <w:right w:val="none"/>
+            </w:tcBorders>
+            <w:shd w:fill="FFFFFF" w:val="clear"/>
+            <w:tcMar>
+              <w:top w:type="dxa" w:w="40"/>
+              <w:left w:type="dxa" w:w="80"/>
+              <w:bottom w:type="dxa" w:w="40"/>
+              <w:right w:type="dxa" w:w="80"/>
+            </w:tcMar>
+          </w:tcPr>
+          <w:p>
+            <w:pPr>
+              <w:spacing w:after="0" w:line="240"/>
+              <w:jc w:val="left"/>
+            </w:pPr>
+            <w:r>
+              <w:rPr>
+                <w:rFonts w:ascii="Times New Roman" w:cs="Times New Roman" w:eastAsia="Times New Roman" w:hAnsi="Times New Roman"/>
+                <w:b/>
+                <w:bCs/>
+                <w:i w:val="false"/>
+                <w:iCs w:val="false"/>
+                <w:caps w:val="false"/>
+                <w:sz w:val="19"/>
+                <w:szCs w:val="19"/>
+              </w:rPr>
+              <w:t xml:space="preserve">Low (≤100 Mbps)</w:t>
+            </w:r>
+          </w:p>
+        </w:tc>
+        <w:tc>
+          <w:tcPr>
+            <w:tcW w:type="dxa" w:w="1576"/>
+            <w:tcBorders>
+              <w:top w:val="single" w:color="000000" w:sz="12"/>
+              <w:left w:val="none"/>
+              <w:bottom w:val="single" w:color="000000" w:sz="6"/>
+              <w:right w:val="none"/>
+            </w:tcBorders>
+            <w:shd w:fill="FFFFFF" w:val="clear"/>
+            <w:tcMar>
+              <w:top w:type="dxa" w:w="40"/>
+              <w:left w:type="dxa" w:w="80"/>
+              <w:bottom w:type="dxa" w:w="40"/>
+              <w:right w:type="dxa" w:w="80"/>
+            </w:tcMar>
+          </w:tcPr>
+          <w:p>
+            <w:pPr>
+              <w:spacing w:after="0" w:line="240"/>
+              <w:jc w:val="left"/>
+            </w:pPr>
+            <w:r>
+              <w:rPr>
+                <w:rFonts w:ascii="Times New Roman" w:cs="Times New Roman" w:eastAsia="Times New Roman" w:hAnsi="Times New Roman"/>
+                <w:b/>
+                <w:bCs/>
+                <w:i w:val="false"/>
+                <w:iCs w:val="false"/>
+                <w:caps w:val="false"/>
+                <w:sz w:val="19"/>
+                <w:szCs w:val="19"/>
+              </w:rPr>
+              <w:t xml:space="preserve">Medium (500 Mbps)</w:t>
+            </w:r>
+          </w:p>
+        </w:tc>
+        <w:tc>
+          <w:tcPr>
+            <w:tcW w:type="dxa" w:w="1576"/>
+            <w:tcBorders>
+              <w:top w:val="single" w:color="000000" w:sz="12"/>
+              <w:left w:val="none"/>
+              <w:bottom w:val="single" w:color="000000" w:sz="6"/>
+              <w:right w:val="none"/>
+            </w:tcBorders>
+            <w:shd w:fill="FFFFFF" w:val="clear"/>
+            <w:tcMar>
+              <w:top w:type="dxa" w:w="40"/>
+              <w:left w:type="dxa" w:w="80"/>
+              <w:bottom w:type="dxa" w:w="40"/>
+              <w:right w:type="dxa" w:w="80"/>
+            </w:tcMar>
+          </w:tcPr>
+          <w:p>
+            <w:pPr>
+              <w:spacing w:after="0" w:line="240"/>
+              <w:jc w:val="left"/>
+            </w:pPr>
+            <w:r>
+              <w:rPr>
+                <w:rFonts w:ascii="Times New Roman" w:cs="Times New Roman" w:eastAsia="Times New Roman" w:hAnsi="Times New Roman"/>
+                <w:b/>
+                <w:bCs/>
+                <w:i w:val="false"/>
+                <w:iCs w:val="false"/>
+                <w:caps w:val="false"/>
+                <w:sz w:val="19"/>
+                <w:szCs w:val="19"/>
+              </w:rPr>
+              <w:t xml:space="preserve">High (1 Gbps)</w:t>
             </w:r>
           </w:p>
         </w:tc>
@@ -18959,44 +17351,44 @@
       <w:tr>
         <w:tc>
           <w:tcPr>
-            <w:tcW w:type="dxa" w:w="1900"/>
-            <w:tcBorders>
-              <w:top w:val="none"/>
-              <w:left w:val="none"/>
-              <w:bottom w:val="none"/>
-              <w:right w:val="none"/>
-            </w:tcBorders>
-            <w:shd w:fill="FFFFFF" w:val="clear"/>
-            <w:tcMar>
-              <w:top w:type="dxa" w:w="40"/>
-              <w:left w:type="dxa" w:w="80"/>
-              <w:bottom w:type="dxa" w:w="40"/>
-              <w:right w:type="dxa" w:w="80"/>
-            </w:tcMar>
-          </w:tcPr>
-          <w:p>
-            <w:pPr>
-              <w:spacing w:after="0" w:line="240"/>
-              <w:jc w:val="left"/>
-            </w:pPr>
-            <w:r>
-              <w:rPr>
-                <w:rFonts w:ascii="Times New Roman" w:cs="Times New Roman" w:eastAsia="Times New Roman" w:hAnsi="Times New Roman"/>
-                <w:b w:val="false"/>
-                <w:bCs w:val="false"/>
-                <w:i w:val="false"/>
-                <w:iCs w:val="false"/>
-                <w:caps w:val="false"/>
-                <w:sz w:val="19"/>
-                <w:szCs w:val="19"/>
-              </w:rPr>
-              <w:t xml:space="preserve">Total annual cost</w:t>
-            </w:r>
-          </w:p>
-        </w:tc>
-        <w:tc>
-          <w:tcPr>
-            <w:tcW w:type="dxa" w:w="1700"/>
+            <w:tcW w:type="dxa" w:w="4200"/>
+            <w:tcBorders>
+              <w:top w:val="none"/>
+              <w:left w:val="none"/>
+              <w:bottom w:val="none"/>
+              <w:right w:val="none"/>
+            </w:tcBorders>
+            <w:shd w:fill="FFFFFF" w:val="clear"/>
+            <w:tcMar>
+              <w:top w:type="dxa" w:w="40"/>
+              <w:left w:type="dxa" w:w="80"/>
+              <w:bottom w:type="dxa" w:w="40"/>
+              <w:right w:type="dxa" w:w="80"/>
+            </w:tcMar>
+          </w:tcPr>
+          <w:p>
+            <w:pPr>
+              <w:spacing w:after="0" w:line="240"/>
+              <w:jc w:val="left"/>
+            </w:pPr>
+            <w:r>
+              <w:rPr>
+                <w:rFonts w:ascii="Times New Roman" w:cs="Times New Roman" w:eastAsia="Times New Roman" w:hAnsi="Times New Roman"/>
+                <w:b w:val="false"/>
+                <w:bCs w:val="false"/>
+                <w:i w:val="false"/>
+                <w:iCs w:val="false"/>
+                <w:caps w:val="false"/>
+                <w:sz w:val="19"/>
+                <w:szCs w:val="19"/>
+              </w:rPr>
+              <w:t xml:space="preserve">WTIT / F5 platform fee</w:t>
+            </w:r>
+          </w:p>
+        </w:tc>
+        <w:tc>
+          <w:tcPr>
+            <w:tcW w:type="dxa" w:w="1576"/>
             <w:tcBorders>
               <w:top w:val="none"/>
               <w:left w:val="none"/>
@@ -19033,112 +17425,75 @@
         </w:tc>
         <w:tc>
           <w:tcPr>
-            <w:tcW w:type="dxa" w:w="1700"/>
-            <w:tcBorders>
-              <w:top w:val="none"/>
-              <w:left w:val="none"/>
-              <w:bottom w:val="none"/>
-              <w:right w:val="none"/>
-            </w:tcBorders>
-            <w:shd w:fill="FFFFFF" w:val="clear"/>
-            <w:tcMar>
-              <w:top w:type="dxa" w:w="40"/>
-              <w:left w:type="dxa" w:w="80"/>
-              <w:bottom w:type="dxa" w:w="40"/>
-              <w:right w:type="dxa" w:w="80"/>
-            </w:tcMar>
-          </w:tcPr>
-          <w:p>
-            <w:pPr>
-              <w:spacing w:after="0" w:line="240"/>
-              <w:jc w:val="left"/>
-            </w:pPr>
-            <w:r>
-              <w:rPr>
-                <w:rFonts w:ascii="Times New Roman" w:cs="Times New Roman" w:eastAsia="Times New Roman" w:hAnsi="Times New Roman"/>
-                <w:b w:val="false"/>
-                <w:bCs w:val="false"/>
-                <w:i w:val="false"/>
-                <w:iCs w:val="false"/>
-                <w:caps w:val="false"/>
-                <w:sz w:val="19"/>
-                <w:szCs w:val="19"/>
-              </w:rPr>
-              <w:t xml:space="preserve">$10,297,320</w:t>
-            </w:r>
-          </w:p>
-        </w:tc>
-        <w:tc>
-          <w:tcPr>
-            <w:tcW w:type="dxa" w:w="1900"/>
-            <w:tcBorders>
-              <w:top w:val="none"/>
-              <w:left w:val="none"/>
-              <w:bottom w:val="none"/>
-              <w:right w:val="none"/>
-            </w:tcBorders>
-            <w:shd w:fill="FFFFFF" w:val="clear"/>
-            <w:tcMar>
-              <w:top w:type="dxa" w:w="40"/>
-              <w:left w:type="dxa" w:w="80"/>
-              <w:bottom w:type="dxa" w:w="40"/>
-              <w:right w:type="dxa" w:w="80"/>
-            </w:tcMar>
-          </w:tcPr>
-          <w:p>
-            <w:pPr>
-              <w:spacing w:after="0" w:line="240"/>
-              <w:jc w:val="left"/>
-            </w:pPr>
-            <w:r>
-              <w:rPr>
-                <w:rFonts w:ascii="Times New Roman" w:cs="Times New Roman" w:eastAsia="Times New Roman" w:hAnsi="Times New Roman"/>
-                <w:b w:val="false"/>
-                <w:bCs w:val="false"/>
-                <w:i w:val="false"/>
-                <w:iCs w:val="false"/>
-                <w:caps w:val="false"/>
-                <w:sz w:val="19"/>
-                <w:szCs w:val="19"/>
-              </w:rPr>
-              <w:t xml:space="preserve">$1,134,858</w:t>
-            </w:r>
-          </w:p>
-        </w:tc>
-        <w:tc>
-          <w:tcPr>
-            <w:tcW w:type="dxa" w:w="1900"/>
-            <w:tcBorders>
-              <w:top w:val="none"/>
-              <w:left w:val="none"/>
-              <w:bottom w:val="none"/>
-              <w:right w:val="none"/>
-            </w:tcBorders>
-            <w:shd w:fill="FFFFFF" w:val="clear"/>
-            <w:tcMar>
-              <w:top w:type="dxa" w:w="40"/>
-              <w:left w:type="dxa" w:w="80"/>
-              <w:bottom w:type="dxa" w:w="40"/>
-              <w:right w:type="dxa" w:w="80"/>
-            </w:tcMar>
-          </w:tcPr>
-          <w:p>
-            <w:pPr>
-              <w:spacing w:after="0" w:line="240"/>
-              <w:jc w:val="left"/>
-            </w:pPr>
-            <w:r>
-              <w:rPr>
-                <w:rFonts w:ascii="Times New Roman" w:cs="Times New Roman" w:eastAsia="Times New Roman" w:hAnsi="Times New Roman"/>
-                <w:b w:val="false"/>
-                <w:bCs w:val="false"/>
-                <w:i w:val="false"/>
-                <w:iCs w:val="false"/>
-                <w:caps w:val="false"/>
-                <w:sz w:val="19"/>
-                <w:szCs w:val="19"/>
-              </w:rPr>
-              <w:t xml:space="preserve">$2,178,880</w:t>
+            <w:tcW w:type="dxa" w:w="1576"/>
+            <w:tcBorders>
+              <w:top w:val="none"/>
+              <w:left w:val="none"/>
+              <w:bottom w:val="none"/>
+              <w:right w:val="none"/>
+            </w:tcBorders>
+            <w:shd w:fill="FFFFFF" w:val="clear"/>
+            <w:tcMar>
+              <w:top w:type="dxa" w:w="40"/>
+              <w:left w:type="dxa" w:w="80"/>
+              <w:bottom w:type="dxa" w:w="40"/>
+              <w:right w:type="dxa" w:w="80"/>
+            </w:tcMar>
+          </w:tcPr>
+          <w:p>
+            <w:pPr>
+              <w:spacing w:after="0" w:line="240"/>
+              <w:jc w:val="left"/>
+            </w:pPr>
+            <w:r>
+              <w:rPr>
+                <w:rFonts w:ascii="Times New Roman" w:cs="Times New Roman" w:eastAsia="Times New Roman" w:hAnsi="Times New Roman"/>
+                <w:b w:val="false"/>
+                <w:bCs w:val="false"/>
+                <w:i w:val="false"/>
+                <w:iCs w:val="false"/>
+                <w:caps w:val="false"/>
+                <w:sz w:val="19"/>
+                <w:szCs w:val="19"/>
+              </w:rPr>
+              <w:t xml:space="preserve">$750,000</w:t>
+            </w:r>
+          </w:p>
+        </w:tc>
+        <w:tc>
+          <w:tcPr>
+            <w:tcW w:type="dxa" w:w="1576"/>
+            <w:tcBorders>
+              <w:top w:val="none"/>
+              <w:left w:val="none"/>
+              <w:bottom w:val="none"/>
+              <w:right w:val="none"/>
+            </w:tcBorders>
+            <w:shd w:fill="FFFFFF" w:val="clear"/>
+            <w:tcMar>
+              <w:top w:type="dxa" w:w="40"/>
+              <w:left w:type="dxa" w:w="80"/>
+              <w:bottom w:type="dxa" w:w="40"/>
+              <w:right w:type="dxa" w:w="80"/>
+            </w:tcMar>
+          </w:tcPr>
+          <w:p>
+            <w:pPr>
+              <w:spacing w:after="0" w:line="240"/>
+              <w:jc w:val="left"/>
+            </w:pPr>
+            <w:r>
+              <w:rPr>
+                <w:rFonts w:ascii="Times New Roman" w:cs="Times New Roman" w:eastAsia="Times New Roman" w:hAnsi="Times New Roman"/>
+                <w:b w:val="false"/>
+                <w:bCs w:val="false"/>
+                <w:i w:val="false"/>
+                <w:iCs w:val="false"/>
+                <w:caps w:val="false"/>
+                <w:sz w:val="19"/>
+                <w:szCs w:val="19"/>
+              </w:rPr>
+              <w:t xml:space="preserve">$750,000</w:t>
             </w:r>
           </w:p>
         </w:tc>
@@ -19146,186 +17501,149 @@
       <w:tr>
         <w:tc>
           <w:tcPr>
-            <w:tcW w:type="dxa" w:w="1900"/>
-            <w:tcBorders>
-              <w:top w:val="none"/>
-              <w:left w:val="none"/>
-              <w:bottom w:val="none"/>
-              <w:right w:val="none"/>
-            </w:tcBorders>
-            <w:shd w:fill="FFFFFF" w:val="clear"/>
-            <w:tcMar>
-              <w:top w:type="dxa" w:w="40"/>
-              <w:left w:type="dxa" w:w="80"/>
-              <w:bottom w:type="dxa" w:w="40"/>
-              <w:right w:type="dxa" w:w="80"/>
-            </w:tcMar>
-          </w:tcPr>
-          <w:p>
-            <w:pPr>
-              <w:spacing w:after="0" w:line="240"/>
-              <w:jc w:val="left"/>
-            </w:pPr>
-            <w:r>
-              <w:rPr>
-                <w:rFonts w:ascii="Times New Roman" w:cs="Times New Roman" w:eastAsia="Times New Roman" w:hAnsi="Times New Roman"/>
-                <w:b w:val="false"/>
-                <w:bCs w:val="false"/>
-                <w:i w:val="false"/>
-                <w:iCs w:val="false"/>
-                <w:caps w:val="false"/>
-                <w:sz w:val="19"/>
-                <w:szCs w:val="19"/>
-              </w:rPr>
-              <w:t xml:space="preserve">Per-tenant annual cost</w:t>
-            </w:r>
-          </w:p>
-        </w:tc>
-        <w:tc>
-          <w:tcPr>
-            <w:tcW w:type="dxa" w:w="1700"/>
-            <w:tcBorders>
-              <w:top w:val="none"/>
-              <w:left w:val="none"/>
-              <w:bottom w:val="none"/>
-              <w:right w:val="none"/>
-            </w:tcBorders>
-            <w:shd w:fill="FFFFFF" w:val="clear"/>
-            <w:tcMar>
-              <w:top w:type="dxa" w:w="40"/>
-              <w:left w:type="dxa" w:w="80"/>
-              <w:bottom w:type="dxa" w:w="40"/>
-              <w:right w:type="dxa" w:w="80"/>
-            </w:tcMar>
-          </w:tcPr>
-          <w:p>
-            <w:pPr>
-              <w:spacing w:after="0" w:line="240"/>
-              <w:jc w:val="left"/>
-            </w:pPr>
-            <w:r>
-              <w:rPr>
-                <w:rFonts w:ascii="Times New Roman" w:cs="Times New Roman" w:eastAsia="Times New Roman" w:hAnsi="Times New Roman"/>
-                <w:b w:val="false"/>
-                <w:bCs w:val="false"/>
-                <w:i w:val="false"/>
-                <w:iCs w:val="false"/>
-                <w:caps w:val="false"/>
-                <w:sz w:val="19"/>
-                <w:szCs w:val="19"/>
-              </w:rPr>
-              <w:t xml:space="preserve">$30,000</w:t>
-            </w:r>
-          </w:p>
-        </w:tc>
-        <w:tc>
-          <w:tcPr>
-            <w:tcW w:type="dxa" w:w="1700"/>
-            <w:tcBorders>
-              <w:top w:val="none"/>
-              <w:left w:val="none"/>
-              <w:bottom w:val="none"/>
-              <w:right w:val="none"/>
-            </w:tcBorders>
-            <w:shd w:fill="FFFFFF" w:val="clear"/>
-            <w:tcMar>
-              <w:top w:type="dxa" w:w="40"/>
-              <w:left w:type="dxa" w:w="80"/>
-              <w:bottom w:type="dxa" w:w="40"/>
-              <w:right w:type="dxa" w:w="80"/>
-            </w:tcMar>
-          </w:tcPr>
-          <w:p>
-            <w:pPr>
-              <w:spacing w:after="0" w:line="240"/>
-              <w:jc w:val="left"/>
-            </w:pPr>
-            <w:r>
-              <w:rPr>
-                <w:rFonts w:ascii="Times New Roman" w:cs="Times New Roman" w:eastAsia="Times New Roman" w:hAnsi="Times New Roman"/>
-                <w:b w:val="false"/>
-                <w:bCs w:val="false"/>
-                <w:i w:val="false"/>
-                <w:iCs w:val="false"/>
-                <w:caps w:val="false"/>
-                <w:sz w:val="19"/>
-                <w:szCs w:val="19"/>
-              </w:rPr>
-              <w:t xml:space="preserve">$17,162</w:t>
-            </w:r>
-          </w:p>
-        </w:tc>
-        <w:tc>
-          <w:tcPr>
-            <w:tcW w:type="dxa" w:w="1900"/>
-            <w:tcBorders>
-              <w:top w:val="none"/>
-              <w:left w:val="none"/>
-              <w:bottom w:val="none"/>
-              <w:right w:val="none"/>
-            </w:tcBorders>
-            <w:shd w:fill="FFFFFF" w:val="clear"/>
-            <w:tcMar>
-              <w:top w:type="dxa" w:w="40"/>
-              <w:left w:type="dxa" w:w="80"/>
-              <w:bottom w:type="dxa" w:w="40"/>
-              <w:right w:type="dxa" w:w="80"/>
-            </w:tcMar>
-          </w:tcPr>
-          <w:p>
-            <w:pPr>
-              <w:spacing w:after="0" w:line="240"/>
-              <w:jc w:val="left"/>
-            </w:pPr>
-            <w:r>
-              <w:rPr>
-                <w:rFonts w:ascii="Times New Roman" w:cs="Times New Roman" w:eastAsia="Times New Roman" w:hAnsi="Times New Roman"/>
-                <w:b w:val="false"/>
-                <w:bCs w:val="false"/>
-                <w:i w:val="false"/>
-                <w:iCs w:val="false"/>
-                <w:caps w:val="false"/>
-                <w:sz w:val="19"/>
-                <w:szCs w:val="19"/>
-              </w:rPr>
-              <w:t xml:space="preserve">$45,394</w:t>
-            </w:r>
-          </w:p>
-        </w:tc>
-        <w:tc>
-          <w:tcPr>
-            <w:tcW w:type="dxa" w:w="1900"/>
-            <w:tcBorders>
-              <w:top w:val="none"/>
-              <w:left w:val="none"/>
-              <w:bottom w:val="none"/>
-              <w:right w:val="none"/>
-            </w:tcBorders>
-            <w:shd w:fill="FFFFFF" w:val="clear"/>
-            <w:tcMar>
-              <w:top w:type="dxa" w:w="40"/>
-              <w:left w:type="dxa" w:w="80"/>
-              <w:bottom w:type="dxa" w:w="40"/>
-              <w:right w:type="dxa" w:w="80"/>
-            </w:tcMar>
-          </w:tcPr>
-          <w:p>
-            <w:pPr>
-              <w:spacing w:after="0" w:line="240"/>
-              <w:jc w:val="left"/>
-            </w:pPr>
-            <w:r>
-              <w:rPr>
-                <w:rFonts w:ascii="Times New Roman" w:cs="Times New Roman" w:eastAsia="Times New Roman" w:hAnsi="Times New Roman"/>
-                <w:b w:val="false"/>
-                <w:bCs w:val="false"/>
-                <w:i w:val="false"/>
-                <w:iCs w:val="false"/>
-                <w:caps w:val="false"/>
-                <w:sz w:val="19"/>
-                <w:szCs w:val="19"/>
-              </w:rPr>
-              <w:t xml:space="preserve">$3,632</w:t>
+            <w:tcW w:type="dxa" w:w="4200"/>
+            <w:tcBorders>
+              <w:top w:val="none"/>
+              <w:left w:val="none"/>
+              <w:bottom w:val="none"/>
+              <w:right w:val="none"/>
+            </w:tcBorders>
+            <w:shd w:fill="FFFFFF" w:val="clear"/>
+            <w:tcMar>
+              <w:top w:type="dxa" w:w="40"/>
+              <w:left w:type="dxa" w:w="80"/>
+              <w:bottom w:type="dxa" w:w="40"/>
+              <w:right w:type="dxa" w:w="80"/>
+            </w:tcMar>
+          </w:tcPr>
+          <w:p>
+            <w:pPr>
+              <w:spacing w:after="0" w:line="240"/>
+              <w:jc w:val="left"/>
+            </w:pPr>
+            <w:r>
+              <w:rPr>
+                <w:rFonts w:ascii="Times New Roman" w:cs="Times New Roman" w:eastAsia="Times New Roman" w:hAnsi="Times New Roman"/>
+                <w:b w:val="false"/>
+                <w:bCs w:val="false"/>
+                <w:i w:val="false"/>
+                <w:iCs w:val="false"/>
+                <w:caps w:val="false"/>
+                <w:sz w:val="19"/>
+                <w:szCs w:val="19"/>
+              </w:rPr>
+              <w:t xml:space="preserve">WTIT traffic surcharge</w:t>
+            </w:r>
+          </w:p>
+        </w:tc>
+        <w:tc>
+          <w:tcPr>
+            <w:tcW w:type="dxa" w:w="1576"/>
+            <w:tcBorders>
+              <w:top w:val="none"/>
+              <w:left w:val="none"/>
+              <w:bottom w:val="none"/>
+              <w:right w:val="none"/>
+            </w:tcBorders>
+            <w:shd w:fill="FFFFFF" w:val="clear"/>
+            <w:tcMar>
+              <w:top w:type="dxa" w:w="40"/>
+              <w:left w:type="dxa" w:w="80"/>
+              <w:bottom w:type="dxa" w:w="40"/>
+              <w:right w:type="dxa" w:w="80"/>
+            </w:tcMar>
+          </w:tcPr>
+          <w:p>
+            <w:pPr>
+              <w:spacing w:after="0" w:line="240"/>
+              <w:jc w:val="left"/>
+            </w:pPr>
+            <w:r>
+              <w:rPr>
+                <w:rFonts w:ascii="Times New Roman" w:cs="Times New Roman" w:eastAsia="Times New Roman" w:hAnsi="Times New Roman"/>
+                <w:b w:val="false"/>
+                <w:bCs w:val="false"/>
+                <w:i w:val="false"/>
+                <w:iCs w:val="false"/>
+                <w:caps w:val="false"/>
+                <w:sz w:val="19"/>
+                <w:szCs w:val="19"/>
+              </w:rPr>
+              <w:t xml:space="preserve">None</w:t>
+            </w:r>
+          </w:p>
+        </w:tc>
+        <w:tc>
+          <w:tcPr>
+            <w:tcW w:type="dxa" w:w="1576"/>
+            <w:tcBorders>
+              <w:top w:val="none"/>
+              <w:left w:val="none"/>
+              <w:bottom w:val="none"/>
+              <w:right w:val="none"/>
+            </w:tcBorders>
+            <w:shd w:fill="FFFFFF" w:val="clear"/>
+            <w:tcMar>
+              <w:top w:type="dxa" w:w="40"/>
+              <w:left w:type="dxa" w:w="80"/>
+              <w:bottom w:type="dxa" w:w="40"/>
+              <w:right w:type="dxa" w:w="80"/>
+            </w:tcMar>
+          </w:tcPr>
+          <w:p>
+            <w:pPr>
+              <w:spacing w:after="0" w:line="240"/>
+              <w:jc w:val="left"/>
+            </w:pPr>
+            <w:r>
+              <w:rPr>
+                <w:rFonts w:ascii="Times New Roman" w:cs="Times New Roman" w:eastAsia="Times New Roman" w:hAnsi="Times New Roman"/>
+                <w:b w:val="false"/>
+                <w:bCs w:val="false"/>
+                <w:i w:val="false"/>
+                <w:iCs w:val="false"/>
+                <w:caps w:val="false"/>
+                <w:sz w:val="19"/>
+                <w:szCs w:val="19"/>
+              </w:rPr>
+              <w:t xml:space="preserve">None</w:t>
+            </w:r>
+          </w:p>
+        </w:tc>
+        <w:tc>
+          <w:tcPr>
+            <w:tcW w:type="dxa" w:w="1576"/>
+            <w:tcBorders>
+              <w:top w:val="none"/>
+              <w:left w:val="none"/>
+              <w:bottom w:val="none"/>
+              <w:right w:val="none"/>
+            </w:tcBorders>
+            <w:shd w:fill="FFFFFF" w:val="clear"/>
+            <w:tcMar>
+              <w:top w:type="dxa" w:w="40"/>
+              <w:left w:type="dxa" w:w="80"/>
+              <w:bottom w:type="dxa" w:w="40"/>
+              <w:right w:type="dxa" w:w="80"/>
+            </w:tcMar>
+          </w:tcPr>
+          <w:p>
+            <w:pPr>
+              <w:spacing w:after="0" w:line="240"/>
+              <w:jc w:val="left"/>
+            </w:pPr>
+            <w:r>
+              <w:rPr>
+                <w:rFonts w:ascii="Times New Roman" w:cs="Times New Roman" w:eastAsia="Times New Roman" w:hAnsi="Times New Roman"/>
+                <w:b w:val="false"/>
+                <w:bCs w:val="false"/>
+                <w:i w:val="false"/>
+                <w:iCs w:val="false"/>
+                <w:caps w:val="false"/>
+                <w:sz w:val="19"/>
+                <w:szCs w:val="19"/>
+              </w:rPr>
+              <w:t xml:space="preserve">None</w:t>
             </w:r>
           </w:p>
         </w:tc>
@@ -19333,7 +17651,907 @@
       <w:tr>
         <w:tc>
           <w:tcPr>
-            <w:tcW w:type="dxa" w:w="1900"/>
+            <w:tcW w:type="dxa" w:w="4200"/>
+            <w:tcBorders>
+              <w:top w:val="none"/>
+              <w:left w:val="none"/>
+              <w:bottom w:val="none"/>
+              <w:right w:val="none"/>
+            </w:tcBorders>
+            <w:shd w:fill="FFFFFF" w:val="clear"/>
+            <w:tcMar>
+              <w:top w:type="dxa" w:w="40"/>
+              <w:left w:type="dxa" w:w="80"/>
+              <w:bottom w:type="dxa" w:w="40"/>
+              <w:right w:type="dxa" w:w="80"/>
+            </w:tcMar>
+          </w:tcPr>
+          <w:p>
+            <w:pPr>
+              <w:spacing w:after="0" w:line="240"/>
+              <w:jc w:val="left"/>
+            </w:pPr>
+            <w:r>
+              <w:rPr>
+                <w:rFonts w:ascii="Times New Roman" w:cs="Times New Roman" w:eastAsia="Times New Roman" w:hAnsi="Times New Roman"/>
+                <w:b w:val="false"/>
+                <w:bCs w:val="false"/>
+                <w:i w:val="false"/>
+                <w:iCs w:val="false"/>
+                <w:caps w:val="false"/>
+                <w:sz w:val="19"/>
+                <w:szCs w:val="19"/>
+              </w:rPr>
+              <w:t xml:space="preserve">CF license (500 seats)</w:t>
+            </w:r>
+          </w:p>
+        </w:tc>
+        <w:tc>
+          <w:tcPr>
+            <w:tcW w:type="dxa" w:w="1576"/>
+            <w:tcBorders>
+              <w:top w:val="none"/>
+              <w:left w:val="none"/>
+              <w:bottom w:val="none"/>
+              <w:right w:val="none"/>
+            </w:tcBorders>
+            <w:shd w:fill="FFFFFF" w:val="clear"/>
+            <w:tcMar>
+              <w:top w:type="dxa" w:w="40"/>
+              <w:left w:type="dxa" w:w="80"/>
+              <w:bottom w:type="dxa" w:w="40"/>
+              <w:right w:type="dxa" w:w="80"/>
+            </w:tcMar>
+          </w:tcPr>
+          <w:p>
+            <w:pPr>
+              <w:spacing w:after="0" w:line="240"/>
+              <w:jc w:val="left"/>
+            </w:pPr>
+            <w:r>
+              <w:rPr>
+                <w:rFonts w:ascii="Times New Roman" w:cs="Times New Roman" w:eastAsia="Times New Roman" w:hAnsi="Times New Roman"/>
+                <w:b w:val="false"/>
+                <w:bCs w:val="false"/>
+                <w:i w:val="false"/>
+                <w:iCs w:val="false"/>
+                <w:caps w:val="false"/>
+                <w:sz w:val="19"/>
+                <w:szCs w:val="19"/>
+              </w:rPr>
+              <w:t xml:space="preserve">$33,600</w:t>
+            </w:r>
+          </w:p>
+        </w:tc>
+        <w:tc>
+          <w:tcPr>
+            <w:tcW w:type="dxa" w:w="1576"/>
+            <w:tcBorders>
+              <w:top w:val="none"/>
+              <w:left w:val="none"/>
+              <w:bottom w:val="none"/>
+              <w:right w:val="none"/>
+            </w:tcBorders>
+            <w:shd w:fill="FFFFFF" w:val="clear"/>
+            <w:tcMar>
+              <w:top w:type="dxa" w:w="40"/>
+              <w:left w:type="dxa" w:w="80"/>
+              <w:bottom w:type="dxa" w:w="40"/>
+              <w:right w:type="dxa" w:w="80"/>
+            </w:tcMar>
+          </w:tcPr>
+          <w:p>
+            <w:pPr>
+              <w:spacing w:after="0" w:line="240"/>
+              <w:jc w:val="left"/>
+            </w:pPr>
+            <w:r>
+              <w:rPr>
+                <w:rFonts w:ascii="Times New Roman" w:cs="Times New Roman" w:eastAsia="Times New Roman" w:hAnsi="Times New Roman"/>
+                <w:b w:val="false"/>
+                <w:bCs w:val="false"/>
+                <w:i w:val="false"/>
+                <w:iCs w:val="false"/>
+                <w:caps w:val="false"/>
+                <w:sz w:val="19"/>
+                <w:szCs w:val="19"/>
+              </w:rPr>
+              <w:t xml:space="preserve">$33,600</w:t>
+            </w:r>
+          </w:p>
+        </w:tc>
+        <w:tc>
+          <w:tcPr>
+            <w:tcW w:type="dxa" w:w="1576"/>
+            <w:tcBorders>
+              <w:top w:val="none"/>
+              <w:left w:val="none"/>
+              <w:bottom w:val="none"/>
+              <w:right w:val="none"/>
+            </w:tcBorders>
+            <w:shd w:fill="FFFFFF" w:val="clear"/>
+            <w:tcMar>
+              <w:top w:type="dxa" w:w="40"/>
+              <w:left w:type="dxa" w:w="80"/>
+              <w:bottom w:type="dxa" w:w="40"/>
+              <w:right w:type="dxa" w:w="80"/>
+            </w:tcMar>
+          </w:tcPr>
+          <w:p>
+            <w:pPr>
+              <w:spacing w:after="0" w:line="240"/>
+              <w:jc w:val="left"/>
+            </w:pPr>
+            <w:r>
+              <w:rPr>
+                <w:rFonts w:ascii="Times New Roman" w:cs="Times New Roman" w:eastAsia="Times New Roman" w:hAnsi="Times New Roman"/>
+                <w:b w:val="false"/>
+                <w:bCs w:val="false"/>
+                <w:i w:val="false"/>
+                <w:iCs w:val="false"/>
+                <w:caps w:val="false"/>
+                <w:sz w:val="19"/>
+                <w:szCs w:val="19"/>
+              </w:rPr>
+              <w:t xml:space="preserve">$33,600</w:t>
+            </w:r>
+          </w:p>
+        </w:tc>
+      </w:tr>
+      <w:tr>
+        <w:tc>
+          <w:tcPr>
+            <w:tcW w:type="dxa" w:w="4200"/>
+            <w:tcBorders>
+              <w:top w:val="none"/>
+              <w:left w:val="none"/>
+              <w:bottom w:val="none"/>
+              <w:right w:val="none"/>
+            </w:tcBorders>
+            <w:shd w:fill="FFFFFF" w:val="clear"/>
+            <w:tcMar>
+              <w:top w:type="dxa" w:w="40"/>
+              <w:left w:type="dxa" w:w="80"/>
+              <w:bottom w:type="dxa" w:w="40"/>
+              <w:right w:type="dxa" w:w="80"/>
+            </w:tcMar>
+          </w:tcPr>
+          <w:p>
+            <w:pPr>
+              <w:spacing w:after="0" w:line="240"/>
+              <w:jc w:val="left"/>
+            </w:pPr>
+            <w:r>
+              <w:rPr>
+                <w:rFonts w:ascii="Times New Roman" w:cs="Times New Roman" w:eastAsia="Times New Roman" w:hAnsi="Times New Roman"/>
+                <w:b w:val="false"/>
+                <w:bCs w:val="false"/>
+                <w:i w:val="false"/>
+                <w:iCs w:val="false"/>
+                <w:caps w:val="false"/>
+                <w:sz w:val="19"/>
+                <w:szCs w:val="19"/>
+              </w:rPr>
+              <w:t xml:space="preserve">CF AWS egress (tiered)</w:t>
+            </w:r>
+          </w:p>
+        </w:tc>
+        <w:tc>
+          <w:tcPr>
+            <w:tcW w:type="dxa" w:w="1576"/>
+            <w:tcBorders>
+              <w:top w:val="none"/>
+              <w:left w:val="none"/>
+              <w:bottom w:val="none"/>
+              <w:right w:val="none"/>
+            </w:tcBorders>
+            <w:shd w:fill="FFFFFF" w:val="clear"/>
+            <w:tcMar>
+              <w:top w:type="dxa" w:w="40"/>
+              <w:left w:type="dxa" w:w="80"/>
+              <w:bottom w:type="dxa" w:w="40"/>
+              <w:right w:type="dxa" w:w="80"/>
+            </w:tcMar>
+          </w:tcPr>
+          <w:p>
+            <w:pPr>
+              <w:spacing w:after="0" w:line="240"/>
+              <w:jc w:val="left"/>
+            </w:pPr>
+            <w:r>
+              <w:rPr>
+                <w:rFonts w:ascii="Times New Roman" w:cs="Times New Roman" w:eastAsia="Times New Roman" w:hAnsi="Times New Roman"/>
+                <w:b w:val="false"/>
+                <w:bCs w:val="false"/>
+                <w:i w:val="false"/>
+                <w:iCs w:val="false"/>
+                <w:caps w:val="false"/>
+                <w:sz w:val="19"/>
+                <w:szCs w:val="19"/>
+              </w:rPr>
+              <w:t xml:space="preserve">$33,648</w:t>
+            </w:r>
+          </w:p>
+        </w:tc>
+        <w:tc>
+          <w:tcPr>
+            <w:tcW w:type="dxa" w:w="1576"/>
+            <w:tcBorders>
+              <w:top w:val="none"/>
+              <w:left w:val="none"/>
+              <w:bottom w:val="none"/>
+              <w:right w:val="none"/>
+            </w:tcBorders>
+            <w:shd w:fill="FFFFFF" w:val="clear"/>
+            <w:tcMar>
+              <w:top w:type="dxa" w:w="40"/>
+              <w:left w:type="dxa" w:w="80"/>
+              <w:bottom w:type="dxa" w:w="40"/>
+              <w:right w:type="dxa" w:w="80"/>
+            </w:tcMar>
+          </w:tcPr>
+          <w:p>
+            <w:pPr>
+              <w:spacing w:after="0" w:line="240"/>
+              <w:jc w:val="left"/>
+            </w:pPr>
+            <w:r>
+              <w:rPr>
+                <w:rFonts w:ascii="Times New Roman" w:cs="Times New Roman" w:eastAsia="Times New Roman" w:hAnsi="Times New Roman"/>
+                <w:b w:val="false"/>
+                <w:bCs w:val="false"/>
+                <w:i w:val="false"/>
+                <w:iCs w:val="false"/>
+                <w:caps w:val="false"/>
+                <w:sz w:val="19"/>
+                <w:szCs w:val="19"/>
+              </w:rPr>
+              <w:t xml:space="preserve">$142,800</w:t>
+            </w:r>
+          </w:p>
+        </w:tc>
+        <w:tc>
+          <w:tcPr>
+            <w:tcW w:type="dxa" w:w="1576"/>
+            <w:tcBorders>
+              <w:top w:val="none"/>
+              <w:left w:val="none"/>
+              <w:bottom w:val="none"/>
+              <w:right w:val="none"/>
+            </w:tcBorders>
+            <w:shd w:fill="FFFFFF" w:val="clear"/>
+            <w:tcMar>
+              <w:top w:type="dxa" w:w="40"/>
+              <w:left w:type="dxa" w:w="80"/>
+              <w:bottom w:type="dxa" w:w="40"/>
+              <w:right w:type="dxa" w:w="80"/>
+            </w:tcMar>
+          </w:tcPr>
+          <w:p>
+            <w:pPr>
+              <w:spacing w:after="0" w:line="240"/>
+              <w:jc w:val="left"/>
+            </w:pPr>
+            <w:r>
+              <w:rPr>
+                <w:rFonts w:ascii="Times New Roman" w:cs="Times New Roman" w:eastAsia="Times New Roman" w:hAnsi="Times New Roman"/>
+                <w:b w:val="false"/>
+                <w:bCs w:val="false"/>
+                <w:i w:val="false"/>
+                <w:iCs w:val="false"/>
+                <w:caps w:val="false"/>
+                <w:sz w:val="19"/>
+                <w:szCs w:val="19"/>
+              </w:rPr>
+              <w:t xml:space="preserve">$240,000</w:t>
+            </w:r>
+          </w:p>
+        </w:tc>
+      </w:tr>
+      <w:tr>
+        <w:tc>
+          <w:tcPr>
+            <w:tcW w:type="dxa" w:w="4200"/>
+            <w:tcBorders>
+              <w:top w:val="none"/>
+              <w:left w:val="none"/>
+              <w:bottom w:val="none"/>
+              <w:right w:val="none"/>
+            </w:tcBorders>
+            <w:shd w:fill="FFFFFF" w:val="clear"/>
+            <w:tcMar>
+              <w:top w:type="dxa" w:w="40"/>
+              <w:left w:type="dxa" w:w="80"/>
+              <w:bottom w:type="dxa" w:w="40"/>
+              <w:right w:type="dxa" w:w="80"/>
+            </w:tcMar>
+          </w:tcPr>
+          <w:p>
+            <w:pPr>
+              <w:spacing w:after="0" w:line="240"/>
+              <w:jc w:val="left"/>
+            </w:pPr>
+            <w:r>
+              <w:rPr>
+                <w:rFonts w:ascii="Times New Roman" w:cs="Times New Roman" w:eastAsia="Times New Roman" w:hAnsi="Times New Roman"/>
+                <w:b w:val="false"/>
+                <w:bCs w:val="false"/>
+                <w:i w:val="false"/>
+                <w:iCs w:val="false"/>
+                <w:caps w:val="false"/>
+                <w:sz w:val="19"/>
+                <w:szCs w:val="19"/>
+              </w:rPr>
+              <w:t xml:space="preserve">CF EC2 SSH proxy nodes</w:t>
+            </w:r>
+          </w:p>
+        </w:tc>
+        <w:tc>
+          <w:tcPr>
+            <w:tcW w:type="dxa" w:w="1576"/>
+            <w:tcBorders>
+              <w:top w:val="none"/>
+              <w:left w:val="none"/>
+              <w:bottom w:val="none"/>
+              <w:right w:val="none"/>
+            </w:tcBorders>
+            <w:shd w:fill="FFFFFF" w:val="clear"/>
+            <w:tcMar>
+              <w:top w:type="dxa" w:w="40"/>
+              <w:left w:type="dxa" w:w="80"/>
+              <w:bottom w:type="dxa" w:w="40"/>
+              <w:right w:type="dxa" w:w="80"/>
+            </w:tcMar>
+          </w:tcPr>
+          <w:p>
+            <w:pPr>
+              <w:spacing w:after="0" w:line="240"/>
+              <w:jc w:val="left"/>
+            </w:pPr>
+            <w:r>
+              <w:rPr>
+                <w:rFonts w:ascii="Times New Roman" w:cs="Times New Roman" w:eastAsia="Times New Roman" w:hAnsi="Times New Roman"/>
+                <w:b w:val="false"/>
+                <w:bCs w:val="false"/>
+                <w:i w:val="false"/>
+                <w:iCs w:val="false"/>
+                <w:caps w:val="false"/>
+                <w:sz w:val="19"/>
+                <w:szCs w:val="19"/>
+              </w:rPr>
+              <w:t xml:space="preserve">$2,915</w:t>
+            </w:r>
+          </w:p>
+        </w:tc>
+        <w:tc>
+          <w:tcPr>
+            <w:tcW w:type="dxa" w:w="1576"/>
+            <w:tcBorders>
+              <w:top w:val="none"/>
+              <w:left w:val="none"/>
+              <w:bottom w:val="none"/>
+              <w:right w:val="none"/>
+            </w:tcBorders>
+            <w:shd w:fill="FFFFFF" w:val="clear"/>
+            <w:tcMar>
+              <w:top w:type="dxa" w:w="40"/>
+              <w:left w:type="dxa" w:w="80"/>
+              <w:bottom w:type="dxa" w:w="40"/>
+              <w:right w:type="dxa" w:w="80"/>
+            </w:tcMar>
+          </w:tcPr>
+          <w:p>
+            <w:pPr>
+              <w:spacing w:after="0" w:line="240"/>
+              <w:jc w:val="left"/>
+            </w:pPr>
+            <w:r>
+              <w:rPr>
+                <w:rFonts w:ascii="Times New Roman" w:cs="Times New Roman" w:eastAsia="Times New Roman" w:hAnsi="Times New Roman"/>
+                <w:b w:val="false"/>
+                <w:bCs w:val="false"/>
+                <w:i w:val="false"/>
+                <w:iCs w:val="false"/>
+                <w:caps w:val="false"/>
+                <w:sz w:val="19"/>
+                <w:szCs w:val="19"/>
+              </w:rPr>
+              <w:t xml:space="preserve">$3,784</w:t>
+            </w:r>
+          </w:p>
+        </w:tc>
+        <w:tc>
+          <w:tcPr>
+            <w:tcW w:type="dxa" w:w="1576"/>
+            <w:tcBorders>
+              <w:top w:val="none"/>
+              <w:left w:val="none"/>
+              <w:bottom w:val="none"/>
+              <w:right w:val="none"/>
+            </w:tcBorders>
+            <w:shd w:fill="FFFFFF" w:val="clear"/>
+            <w:tcMar>
+              <w:top w:type="dxa" w:w="40"/>
+              <w:left w:type="dxa" w:w="80"/>
+              <w:bottom w:type="dxa" w:w="40"/>
+              <w:right w:type="dxa" w:w="80"/>
+            </w:tcMar>
+          </w:tcPr>
+          <w:p>
+            <w:pPr>
+              <w:spacing w:after="0" w:line="240"/>
+              <w:jc w:val="left"/>
+            </w:pPr>
+            <w:r>
+              <w:rPr>
+                <w:rFonts w:ascii="Times New Roman" w:cs="Times New Roman" w:eastAsia="Times New Roman" w:hAnsi="Times New Roman"/>
+                <w:b w:val="false"/>
+                <w:bCs w:val="false"/>
+                <w:i w:val="false"/>
+                <w:iCs w:val="false"/>
+                <w:caps w:val="false"/>
+                <w:sz w:val="19"/>
+                <w:szCs w:val="19"/>
+              </w:rPr>
+              <w:t xml:space="preserve">$7,569</w:t>
+            </w:r>
+          </w:p>
+        </w:tc>
+      </w:tr>
+      <w:tr>
+        <w:tc>
+          <w:tcPr>
+            <w:tcW w:type="dxa" w:w="4200"/>
+            <w:tcBorders>
+              <w:top w:val="none"/>
+              <w:left w:val="none"/>
+              <w:bottom w:val="none"/>
+              <w:right w:val="none"/>
+            </w:tcBorders>
+            <w:shd w:fill="FFFFFF" w:val="clear"/>
+            <w:tcMar>
+              <w:top w:type="dxa" w:w="40"/>
+              <w:left w:type="dxa" w:w="80"/>
+              <w:bottom w:type="dxa" w:w="40"/>
+              <w:right w:type="dxa" w:w="80"/>
+            </w:tcMar>
+          </w:tcPr>
+          <w:p>
+            <w:pPr>
+              <w:spacing w:after="0" w:line="240"/>
+              <w:jc w:val="left"/>
+            </w:pPr>
+            <w:r>
+              <w:rPr>
+                <w:rFonts w:ascii="Times New Roman" w:cs="Times New Roman" w:eastAsia="Times New Roman" w:hAnsi="Times New Roman"/>
+                <w:b w:val="false"/>
+                <w:bCs w:val="false"/>
+                <w:i w:val="false"/>
+                <w:iCs w:val="false"/>
+                <w:caps w:val="false"/>
+                <w:sz w:val="19"/>
+                <w:szCs w:val="19"/>
+              </w:rPr>
+              <w:t xml:space="preserve">CF HashiCorp Vault HCP</w:t>
+            </w:r>
+          </w:p>
+        </w:tc>
+        <w:tc>
+          <w:tcPr>
+            <w:tcW w:type="dxa" w:w="1576"/>
+            <w:tcBorders>
+              <w:top w:val="none"/>
+              <w:left w:val="none"/>
+              <w:bottom w:val="none"/>
+              <w:right w:val="none"/>
+            </w:tcBorders>
+            <w:shd w:fill="FFFFFF" w:val="clear"/>
+            <w:tcMar>
+              <w:top w:type="dxa" w:w="40"/>
+              <w:left w:type="dxa" w:w="80"/>
+              <w:bottom w:type="dxa" w:w="40"/>
+              <w:right w:type="dxa" w:w="80"/>
+            </w:tcMar>
+          </w:tcPr>
+          <w:p>
+            <w:pPr>
+              <w:spacing w:after="0" w:line="240"/>
+              <w:jc w:val="left"/>
+            </w:pPr>
+            <w:r>
+              <w:rPr>
+                <w:rFonts w:ascii="Times New Roman" w:cs="Times New Roman" w:eastAsia="Times New Roman" w:hAnsi="Times New Roman"/>
+                <w:b w:val="false"/>
+                <w:bCs w:val="false"/>
+                <w:i w:val="false"/>
+                <w:iCs w:val="false"/>
+                <w:caps w:val="false"/>
+                <w:sz w:val="19"/>
+                <w:szCs w:val="19"/>
+              </w:rPr>
+              <w:t xml:space="preserve">$6,000</w:t>
+            </w:r>
+          </w:p>
+        </w:tc>
+        <w:tc>
+          <w:tcPr>
+            <w:tcW w:type="dxa" w:w="1576"/>
+            <w:tcBorders>
+              <w:top w:val="none"/>
+              <w:left w:val="none"/>
+              <w:bottom w:val="none"/>
+              <w:right w:val="none"/>
+            </w:tcBorders>
+            <w:shd w:fill="FFFFFF" w:val="clear"/>
+            <w:tcMar>
+              <w:top w:type="dxa" w:w="40"/>
+              <w:left w:type="dxa" w:w="80"/>
+              <w:bottom w:type="dxa" w:w="40"/>
+              <w:right w:type="dxa" w:w="80"/>
+            </w:tcMar>
+          </w:tcPr>
+          <w:p>
+            <w:pPr>
+              <w:spacing w:after="0" w:line="240"/>
+              <w:jc w:val="left"/>
+            </w:pPr>
+            <w:r>
+              <w:rPr>
+                <w:rFonts w:ascii="Times New Roman" w:cs="Times New Roman" w:eastAsia="Times New Roman" w:hAnsi="Times New Roman"/>
+                <w:b w:val="false"/>
+                <w:bCs w:val="false"/>
+                <w:i w:val="false"/>
+                <w:iCs w:val="false"/>
+                <w:caps w:val="false"/>
+                <w:sz w:val="19"/>
+                <w:szCs w:val="19"/>
+              </w:rPr>
+              <w:t xml:space="preserve">$6,000</w:t>
+            </w:r>
+          </w:p>
+        </w:tc>
+        <w:tc>
+          <w:tcPr>
+            <w:tcW w:type="dxa" w:w="1576"/>
+            <w:tcBorders>
+              <w:top w:val="none"/>
+              <w:left w:val="none"/>
+              <w:bottom w:val="none"/>
+              <w:right w:val="none"/>
+            </w:tcBorders>
+            <w:shd w:fill="FFFFFF" w:val="clear"/>
+            <w:tcMar>
+              <w:top w:type="dxa" w:w="40"/>
+              <w:left w:type="dxa" w:w="80"/>
+              <w:bottom w:type="dxa" w:w="40"/>
+              <w:right w:type="dxa" w:w="80"/>
+            </w:tcMar>
+          </w:tcPr>
+          <w:p>
+            <w:pPr>
+              <w:spacing w:after="0" w:line="240"/>
+              <w:jc w:val="left"/>
+            </w:pPr>
+            <w:r>
+              <w:rPr>
+                <w:rFonts w:ascii="Times New Roman" w:cs="Times New Roman" w:eastAsia="Times New Roman" w:hAnsi="Times New Roman"/>
+                <w:b w:val="false"/>
+                <w:bCs w:val="false"/>
+                <w:i w:val="false"/>
+                <w:iCs w:val="false"/>
+                <w:caps w:val="false"/>
+                <w:sz w:val="19"/>
+                <w:szCs w:val="19"/>
+              </w:rPr>
+              <w:t xml:space="preserve">$6,000</w:t>
+            </w:r>
+          </w:p>
+        </w:tc>
+      </w:tr>
+      <w:tr>
+        <w:tc>
+          <w:tcPr>
+            <w:tcW w:type="dxa" w:w="4200"/>
+            <w:tcBorders>
+              <w:top w:val="none"/>
+              <w:left w:val="none"/>
+              <w:bottom w:val="none"/>
+              <w:right w:val="none"/>
+            </w:tcBorders>
+            <w:shd w:fill="FFFFFF" w:val="clear"/>
+            <w:tcMar>
+              <w:top w:type="dxa" w:w="40"/>
+              <w:left w:type="dxa" w:w="80"/>
+              <w:bottom w:type="dxa" w:w="40"/>
+              <w:right w:type="dxa" w:w="80"/>
+            </w:tcMar>
+          </w:tcPr>
+          <w:p>
+            <w:pPr>
+              <w:spacing w:after="0" w:line="240"/>
+              <w:jc w:val="left"/>
+            </w:pPr>
+            <w:r>
+              <w:rPr>
+                <w:rFonts w:ascii="Times New Roman" w:cs="Times New Roman" w:eastAsia="Times New Roman" w:hAnsi="Times New Roman"/>
+                <w:b w:val="false"/>
+                <w:bCs w:val="false"/>
+                <w:i w:val="false"/>
+                <w:iCs w:val="false"/>
+                <w:caps w:val="false"/>
+                <w:sz w:val="19"/>
+                <w:szCs w:val="19"/>
+              </w:rPr>
+              <w:t xml:space="preserve">CF SI operations retainer</w:t>
+            </w:r>
+          </w:p>
+        </w:tc>
+        <w:tc>
+          <w:tcPr>
+            <w:tcW w:type="dxa" w:w="1576"/>
+            <w:tcBorders>
+              <w:top w:val="none"/>
+              <w:left w:val="none"/>
+              <w:bottom w:val="none"/>
+              <w:right w:val="none"/>
+            </w:tcBorders>
+            <w:shd w:fill="FFFFFF" w:val="clear"/>
+            <w:tcMar>
+              <w:top w:type="dxa" w:w="40"/>
+              <w:left w:type="dxa" w:w="80"/>
+              <w:bottom w:type="dxa" w:w="40"/>
+              <w:right w:type="dxa" w:w="80"/>
+            </w:tcMar>
+          </w:tcPr>
+          <w:p>
+            <w:pPr>
+              <w:spacing w:after="0" w:line="240"/>
+              <w:jc w:val="left"/>
+            </w:pPr>
+            <w:r>
+              <w:rPr>
+                <w:rFonts w:ascii="Times New Roman" w:cs="Times New Roman" w:eastAsia="Times New Roman" w:hAnsi="Times New Roman"/>
+                <w:b w:val="false"/>
+                <w:bCs w:val="false"/>
+                <w:i w:val="false"/>
+                <w:iCs w:val="false"/>
+                <w:caps w:val="false"/>
+                <w:sz w:val="19"/>
+                <w:szCs w:val="19"/>
+              </w:rPr>
+              <w:t xml:space="preserve">$566,280</w:t>
+            </w:r>
+          </w:p>
+        </w:tc>
+        <w:tc>
+          <w:tcPr>
+            <w:tcW w:type="dxa" w:w="1576"/>
+            <w:tcBorders>
+              <w:top w:val="none"/>
+              <w:left w:val="none"/>
+              <w:bottom w:val="none"/>
+              <w:right w:val="none"/>
+            </w:tcBorders>
+            <w:shd w:fill="FFFFFF" w:val="clear"/>
+            <w:tcMar>
+              <w:top w:type="dxa" w:w="40"/>
+              <w:left w:type="dxa" w:w="80"/>
+              <w:bottom w:type="dxa" w:w="40"/>
+              <w:right w:type="dxa" w:w="80"/>
+            </w:tcMar>
+          </w:tcPr>
+          <w:p>
+            <w:pPr>
+              <w:spacing w:after="0" w:line="240"/>
+              <w:jc w:val="left"/>
+            </w:pPr>
+            <w:r>
+              <w:rPr>
+                <w:rFonts w:ascii="Times New Roman" w:cs="Times New Roman" w:eastAsia="Times New Roman" w:hAnsi="Times New Roman"/>
+                <w:b w:val="false"/>
+                <w:bCs w:val="false"/>
+                <w:i w:val="false"/>
+                <w:iCs w:val="false"/>
+                <w:caps w:val="false"/>
+                <w:sz w:val="19"/>
+                <w:szCs w:val="19"/>
+              </w:rPr>
+              <w:t xml:space="preserve">$566,280</w:t>
+            </w:r>
+          </w:p>
+        </w:tc>
+        <w:tc>
+          <w:tcPr>
+            <w:tcW w:type="dxa" w:w="1576"/>
+            <w:tcBorders>
+              <w:top w:val="none"/>
+              <w:left w:val="none"/>
+              <w:bottom w:val="none"/>
+              <w:right w:val="none"/>
+            </w:tcBorders>
+            <w:shd w:fill="FFFFFF" w:val="clear"/>
+            <w:tcMar>
+              <w:top w:type="dxa" w:w="40"/>
+              <w:left w:type="dxa" w:w="80"/>
+              <w:bottom w:type="dxa" w:w="40"/>
+              <w:right w:type="dxa" w:w="80"/>
+            </w:tcMar>
+          </w:tcPr>
+          <w:p>
+            <w:pPr>
+              <w:spacing w:after="0" w:line="240"/>
+              <w:jc w:val="left"/>
+            </w:pPr>
+            <w:r>
+              <w:rPr>
+                <w:rFonts w:ascii="Times New Roman" w:cs="Times New Roman" w:eastAsia="Times New Roman" w:hAnsi="Times New Roman"/>
+                <w:b w:val="false"/>
+                <w:bCs w:val="false"/>
+                <w:i w:val="false"/>
+                <w:iCs w:val="false"/>
+                <w:caps w:val="false"/>
+                <w:sz w:val="19"/>
+                <w:szCs w:val="19"/>
+              </w:rPr>
+              <w:t xml:space="preserve">$566,280</w:t>
+            </w:r>
+          </w:p>
+        </w:tc>
+      </w:tr>
+      <w:tr>
+        <w:tc>
+          <w:tcPr>
+            <w:tcW w:type="dxa" w:w="4200"/>
+            <w:tcBorders>
+              <w:top w:val="none"/>
+              <w:left w:val="none"/>
+              <w:bottom w:val="none"/>
+              <w:right w:val="none"/>
+            </w:tcBorders>
+            <w:shd w:fill="FFFFFF" w:val="clear"/>
+            <w:tcMar>
+              <w:top w:type="dxa" w:w="40"/>
+              <w:left w:type="dxa" w:w="80"/>
+              <w:bottom w:type="dxa" w:w="40"/>
+              <w:right w:type="dxa" w:w="80"/>
+            </w:tcMar>
+          </w:tcPr>
+          <w:p>
+            <w:pPr>
+              <w:spacing w:after="0" w:line="240"/>
+              <w:jc w:val="left"/>
+            </w:pPr>
+            <w:r>
+              <w:rPr>
+                <w:rFonts w:ascii="Times New Roman" w:cs="Times New Roman" w:eastAsia="Times New Roman" w:hAnsi="Times New Roman"/>
+                <w:b w:val="false"/>
+                <w:bCs w:val="false"/>
+                <w:i w:val="false"/>
+                <w:iCs w:val="false"/>
+                <w:caps w:val="false"/>
+                <w:sz w:val="19"/>
+                <w:szCs w:val="19"/>
+              </w:rPr>
+              <w:t xml:space="preserve">CF Total Annual</w:t>
+            </w:r>
+          </w:p>
+        </w:tc>
+        <w:tc>
+          <w:tcPr>
+            <w:tcW w:type="dxa" w:w="1576"/>
+            <w:tcBorders>
+              <w:top w:val="none"/>
+              <w:left w:val="none"/>
+              <w:bottom w:val="none"/>
+              <w:right w:val="none"/>
+            </w:tcBorders>
+            <w:shd w:fill="FFFFFF" w:val="clear"/>
+            <w:tcMar>
+              <w:top w:type="dxa" w:w="40"/>
+              <w:left w:type="dxa" w:w="80"/>
+              <w:bottom w:type="dxa" w:w="40"/>
+              <w:right w:type="dxa" w:w="80"/>
+            </w:tcMar>
+          </w:tcPr>
+          <w:p>
+            <w:pPr>
+              <w:spacing w:after="0" w:line="240"/>
+              <w:jc w:val="left"/>
+            </w:pPr>
+            <w:r>
+              <w:rPr>
+                <w:rFonts w:ascii="Times New Roman" w:cs="Times New Roman" w:eastAsia="Times New Roman" w:hAnsi="Times New Roman"/>
+                <w:b w:val="false"/>
+                <w:bCs w:val="false"/>
+                <w:i w:val="false"/>
+                <w:iCs w:val="false"/>
+                <w:caps w:val="false"/>
+                <w:sz w:val="19"/>
+                <w:szCs w:val="19"/>
+              </w:rPr>
+              <w:t xml:space="preserve">$642,443</w:t>
+            </w:r>
+          </w:p>
+        </w:tc>
+        <w:tc>
+          <w:tcPr>
+            <w:tcW w:type="dxa" w:w="1576"/>
+            <w:tcBorders>
+              <w:top w:val="none"/>
+              <w:left w:val="none"/>
+              <w:bottom w:val="none"/>
+              <w:right w:val="none"/>
+            </w:tcBorders>
+            <w:shd w:fill="FFFFFF" w:val="clear"/>
+            <w:tcMar>
+              <w:top w:type="dxa" w:w="40"/>
+              <w:left w:type="dxa" w:w="80"/>
+              <w:bottom w:type="dxa" w:w="40"/>
+              <w:right w:type="dxa" w:w="80"/>
+            </w:tcMar>
+          </w:tcPr>
+          <w:p>
+            <w:pPr>
+              <w:spacing w:after="0" w:line="240"/>
+              <w:jc w:val="left"/>
+            </w:pPr>
+            <w:r>
+              <w:rPr>
+                <w:rFonts w:ascii="Times New Roman" w:cs="Times New Roman" w:eastAsia="Times New Roman" w:hAnsi="Times New Roman"/>
+                <w:b w:val="false"/>
+                <w:bCs w:val="false"/>
+                <w:i w:val="false"/>
+                <w:iCs w:val="false"/>
+                <w:caps w:val="false"/>
+                <w:sz w:val="19"/>
+                <w:szCs w:val="19"/>
+              </w:rPr>
+              <w:t xml:space="preserve">$752,464</w:t>
+            </w:r>
+          </w:p>
+        </w:tc>
+        <w:tc>
+          <w:tcPr>
+            <w:tcW w:type="dxa" w:w="1576"/>
+            <w:tcBorders>
+              <w:top w:val="none"/>
+              <w:left w:val="none"/>
+              <w:bottom w:val="none"/>
+              <w:right w:val="none"/>
+            </w:tcBorders>
+            <w:shd w:fill="FFFFFF" w:val="clear"/>
+            <w:tcMar>
+              <w:top w:type="dxa" w:w="40"/>
+              <w:left w:type="dxa" w:w="80"/>
+              <w:bottom w:type="dxa" w:w="40"/>
+              <w:right w:type="dxa" w:w="80"/>
+            </w:tcMar>
+          </w:tcPr>
+          <w:p>
+            <w:pPr>
+              <w:spacing w:after="0" w:line="240"/>
+              <w:jc w:val="left"/>
+            </w:pPr>
+            <w:r>
+              <w:rPr>
+                <w:rFonts w:ascii="Times New Roman" w:cs="Times New Roman" w:eastAsia="Times New Roman" w:hAnsi="Times New Roman"/>
+                <w:b w:val="false"/>
+                <w:bCs w:val="false"/>
+                <w:i w:val="false"/>
+                <w:iCs w:val="false"/>
+                <w:caps w:val="false"/>
+                <w:sz w:val="19"/>
+                <w:szCs w:val="19"/>
+              </w:rPr>
+              <w:t xml:space="preserve">$853,449</w:t>
+            </w:r>
+          </w:p>
+        </w:tc>
+      </w:tr>
+      <w:tr>
+        <w:tc>
+          <w:tcPr>
+            <w:tcW w:type="dxa" w:w="4200"/>
             <w:tcBorders>
               <w:top w:val="none"/>
               <w:left w:val="none"/>
@@ -19364,13 +18582,13 @@
                 <w:sz w:val="19"/>
                 <w:szCs w:val="19"/>
               </w:rPr>
-              <w:t xml:space="preserve">Cost delta vs. WTIT</w:t>
-            </w:r>
-          </w:p>
-        </w:tc>
-        <w:tc>
-          <w:tcPr>
-            <w:tcW w:type="dxa" w:w="1700"/>
+              <w:t xml:space="preserve">Delta (CF vs. WTIT)</w:t>
+            </w:r>
+          </w:p>
+        </w:tc>
+        <w:tc>
+          <w:tcPr>
+            <w:tcW w:type="dxa" w:w="1576"/>
             <w:tcBorders>
               <w:top w:val="none"/>
               <w:left w:val="none"/>
@@ -19401,13 +18619,1370 @@
                 <w:sz w:val="19"/>
                 <w:szCs w:val="19"/>
               </w:rPr>
+              <w:t xml:space="preserve">−$107,557</w:t>
+            </w:r>
+          </w:p>
+        </w:tc>
+        <w:tc>
+          <w:tcPr>
+            <w:tcW w:type="dxa" w:w="1576"/>
+            <w:tcBorders>
+              <w:top w:val="none"/>
+              <w:left w:val="none"/>
+              <w:bottom w:val="single" w:color="000000" w:sz="12"/>
+              <w:right w:val="none"/>
+            </w:tcBorders>
+            <w:shd w:fill="FFFFFF" w:val="clear"/>
+            <w:tcMar>
+              <w:top w:type="dxa" w:w="40"/>
+              <w:left w:type="dxa" w:w="80"/>
+              <w:bottom w:type="dxa" w:w="40"/>
+              <w:right w:type="dxa" w:w="80"/>
+            </w:tcMar>
+          </w:tcPr>
+          <w:p>
+            <w:pPr>
+              <w:spacing w:after="0" w:line="240"/>
+              <w:jc w:val="left"/>
+            </w:pPr>
+            <w:r>
+              <w:rPr>
+                <w:rFonts w:ascii="Times New Roman" w:cs="Times New Roman" w:eastAsia="Times New Roman" w:hAnsi="Times New Roman"/>
+                <w:b w:val="false"/>
+                <w:bCs w:val="false"/>
+                <w:i w:val="false"/>
+                <w:iCs w:val="false"/>
+                <w:caps w:val="false"/>
+                <w:sz w:val="19"/>
+                <w:szCs w:val="19"/>
+              </w:rPr>
+              <w:t xml:space="preserve">−$247,536 (CF lower)</w:t>
+            </w:r>
+          </w:p>
+        </w:tc>
+        <w:tc>
+          <w:tcPr>
+            <w:tcW w:type="dxa" w:w="1576"/>
+            <w:tcBorders>
+              <w:top w:val="none"/>
+              <w:left w:val="none"/>
+              <w:bottom w:val="single" w:color="000000" w:sz="12"/>
+              <w:right w:val="none"/>
+            </w:tcBorders>
+            <w:shd w:fill="FFFFFF" w:val="clear"/>
+            <w:tcMar>
+              <w:top w:type="dxa" w:w="40"/>
+              <w:left w:type="dxa" w:w="80"/>
+              <w:bottom w:type="dxa" w:w="40"/>
+              <w:right w:type="dxa" w:w="80"/>
+            </w:tcMar>
+          </w:tcPr>
+          <w:p>
+            <w:pPr>
+              <w:spacing w:after="0" w:line="240"/>
+              <w:jc w:val="left"/>
+            </w:pPr>
+            <w:r>
+              <w:rPr>
+                <w:rFonts w:ascii="Times New Roman" w:cs="Times New Roman" w:eastAsia="Times New Roman" w:hAnsi="Times New Roman"/>
+                <w:b w:val="false"/>
+                <w:bCs w:val="false"/>
+                <w:i w:val="false"/>
+                <w:iCs w:val="false"/>
+                <w:caps w:val="false"/>
+                <w:sz w:val="19"/>
+                <w:szCs w:val="19"/>
+              </w:rPr>
+              <w:t xml:space="preserve">+$103,449 (WTIT lower)</w:t>
+            </w:r>
+          </w:p>
+        </w:tc>
+      </w:tr>
+    </w:tbl>
+    <w:p>
+      <w:pPr>
+        <w:spacing w:after="160"/>
+      </w:pPr>
+    </w:p>
+    <w:p>
+      <w:pPr>
+        <w:spacing w:after="120" w:before="280"/>
+        <w:jc w:val="left"/>
+      </w:pPr>
+      <w:r>
+        <w:rPr>
+          <w:rFonts w:ascii="Times New Roman" w:cs="Times New Roman" w:eastAsia="Times New Roman" w:hAnsi="Times New Roman"/>
+          <w:b/>
+          <w:bCs/>
+          <w:i w:val="false"/>
+          <w:iCs w:val="false"/>
+          <w:caps w:val="false"/>
+          <w:sz w:val="22"/>
+          <w:szCs w:val="22"/>
+        </w:rPr>
+        <w:t xml:space="preserve">9.3 Three-Year Total Cost by Throughput Tier</w:t>
+      </w:r>
+    </w:p>
+    <w:p>
+      <w:pPr>
+        <w:spacing w:after="120" w:line="276" w:lineRule="exact"/>
+        <w:jc w:val="both"/>
+      </w:pPr>
+      <w:r>
+        <w:rPr>
+          <w:rFonts w:ascii="Times New Roman" w:cs="Times New Roman" w:eastAsia="Times New Roman" w:hAnsi="Times New Roman"/>
+          <w:b w:val="false"/>
+          <w:bCs w:val="false"/>
+          <w:i w:val="false"/>
+          <w:iCs w:val="false"/>
+          <w:caps w:val="false"/>
+          <w:sz w:val="22"/>
+          <w:szCs w:val="22"/>
+        </w:rPr>
+        <w:t xml:space="preserve">The three-year total cost comparison incorporates POC phase costs (fixed across all tiers), Year 1 platform costs at the applicable throughput tier, and Year 2–3 costs using the same traffic-tiered infrastructure model with a reduced 0.5 FTE operations retainer.</w:t>
+      </w:r>
+    </w:p>
+    <w:p>
+      <w:pPr>
+        <w:spacing w:after="80" w:before="120"/>
+        <w:jc w:val="center"/>
+      </w:pPr>
+      <w:r>
+        <w:rPr>
+          <w:rFonts w:ascii="Times New Roman" w:cs="Times New Roman" w:eastAsia="Times New Roman" w:hAnsi="Times New Roman"/>
+          <w:b w:val="false"/>
+          <w:bCs w:val="false"/>
+          <w:i/>
+          <w:iCs/>
+          <w:caps w:val="false"/>
+          <w:sz w:val="20"/>
+          <w:szCs w:val="20"/>
+        </w:rPr>
+        <w:t xml:space="preserve">Table 18. Three-Year Total Cost by Throughput Tier — 25-Tenant Baseline</w:t>
+      </w:r>
+    </w:p>
+    <w:tbl>
+      <w:tblPr>
+        <w:tblW w:type="dxa" w:w="8928"/>
+        <w:tblBorders>
+          <w:top w:val="single" w:color="auto" w:sz="4"/>
+          <w:left w:val="single" w:color="auto" w:sz="4"/>
+          <w:bottom w:val="single" w:color="auto" w:sz="4"/>
+          <w:right w:val="single" w:color="auto" w:sz="4"/>
+          <w:insideH w:val="single" w:color="auto" w:sz="4"/>
+          <w:insideV w:val="single" w:color="auto" w:sz="4"/>
+        </w:tblBorders>
+      </w:tblPr>
+      <w:tblGrid>
+        <w:gridCol w:w="100"/>
+        <w:gridCol w:w="100"/>
+        <w:gridCol w:w="100"/>
+        <w:gridCol w:w="100"/>
+        <w:gridCol w:w="100"/>
+      </w:tblGrid>
+      <w:tr>
+        <w:trPr>
+          <w:tblHeader/>
+        </w:trPr>
+        <w:tc>
+          <w:tcPr>
+            <w:tcW w:type="dxa" w:w="1600"/>
+            <w:tcBorders>
+              <w:top w:val="single" w:color="000000" w:sz="12"/>
+              <w:left w:val="none"/>
+              <w:bottom w:val="single" w:color="000000" w:sz="6"/>
+              <w:right w:val="none"/>
+            </w:tcBorders>
+            <w:shd w:fill="FFFFFF" w:val="clear"/>
+            <w:tcMar>
+              <w:top w:type="dxa" w:w="40"/>
+              <w:left w:type="dxa" w:w="80"/>
+              <w:bottom w:type="dxa" w:w="40"/>
+              <w:right w:type="dxa" w:w="80"/>
+            </w:tcMar>
+          </w:tcPr>
+          <w:p>
+            <w:pPr>
+              <w:spacing w:after="0" w:line="240"/>
+              <w:jc w:val="left"/>
+            </w:pPr>
+            <w:r>
+              <w:rPr>
+                <w:rFonts w:ascii="Times New Roman" w:cs="Times New Roman" w:eastAsia="Times New Roman" w:hAnsi="Times New Roman"/>
+                <w:b/>
+                <w:bCs/>
+                <w:i w:val="false"/>
+                <w:iCs w:val="false"/>
+                <w:caps w:val="false"/>
+                <w:sz w:val="19"/>
+                <w:szCs w:val="19"/>
+              </w:rPr>
+              <w:t xml:space="preserve">Phase</w:t>
+            </w:r>
+          </w:p>
+        </w:tc>
+        <w:tc>
+          <w:tcPr>
+            <w:tcW w:type="dxa" w:w="1500"/>
+            <w:tcBorders>
+              <w:top w:val="single" w:color="000000" w:sz="12"/>
+              <w:left w:val="none"/>
+              <w:bottom w:val="single" w:color="000000" w:sz="6"/>
+              <w:right w:val="none"/>
+            </w:tcBorders>
+            <w:shd w:fill="FFFFFF" w:val="clear"/>
+            <w:tcMar>
+              <w:top w:type="dxa" w:w="40"/>
+              <w:left w:type="dxa" w:w="80"/>
+              <w:bottom w:type="dxa" w:w="40"/>
+              <w:right w:type="dxa" w:w="80"/>
+            </w:tcMar>
+          </w:tcPr>
+          <w:p>
+            <w:pPr>
+              <w:spacing w:after="0" w:line="240"/>
+              <w:jc w:val="left"/>
+            </w:pPr>
+            <w:r>
+              <w:rPr>
+                <w:rFonts w:ascii="Times New Roman" w:cs="Times New Roman" w:eastAsia="Times New Roman" w:hAnsi="Times New Roman"/>
+                <w:b/>
+                <w:bCs/>
+                <w:i w:val="false"/>
+                <w:iCs w:val="false"/>
+                <w:caps w:val="false"/>
+                <w:sz w:val="19"/>
+                <w:szCs w:val="19"/>
+              </w:rPr>
+              <w:t xml:space="preserve">WTIT / F5</w:t>
+            </w:r>
+          </w:p>
+        </w:tc>
+        <w:tc>
+          <w:tcPr>
+            <w:tcW w:type="dxa" w:w="1676"/>
+            <w:tcBorders>
+              <w:top w:val="single" w:color="000000" w:sz="12"/>
+              <w:left w:val="none"/>
+              <w:bottom w:val="single" w:color="000000" w:sz="6"/>
+              <w:right w:val="none"/>
+            </w:tcBorders>
+            <w:shd w:fill="FFFFFF" w:val="clear"/>
+            <w:tcMar>
+              <w:top w:type="dxa" w:w="40"/>
+              <w:left w:type="dxa" w:w="80"/>
+              <w:bottom w:type="dxa" w:w="40"/>
+              <w:right w:type="dxa" w:w="80"/>
+            </w:tcMar>
+          </w:tcPr>
+          <w:p>
+            <w:pPr>
+              <w:spacing w:after="0" w:line="240"/>
+              <w:jc w:val="left"/>
+            </w:pPr>
+            <w:r>
+              <w:rPr>
+                <w:rFonts w:ascii="Times New Roman" w:cs="Times New Roman" w:eastAsia="Times New Roman" w:hAnsi="Times New Roman"/>
+                <w:b/>
+                <w:bCs/>
+                <w:i w:val="false"/>
+                <w:iCs w:val="false"/>
+                <w:caps w:val="false"/>
+                <w:sz w:val="19"/>
+                <w:szCs w:val="19"/>
+              </w:rPr>
+              <w:t xml:space="preserve">CF Low (≤100 Mbps)</w:t>
+            </w:r>
+          </w:p>
+        </w:tc>
+        <w:tc>
+          <w:tcPr>
+            <w:tcW w:type="dxa" w:w="1676"/>
+            <w:tcBorders>
+              <w:top w:val="single" w:color="000000" w:sz="12"/>
+              <w:left w:val="none"/>
+              <w:bottom w:val="single" w:color="000000" w:sz="6"/>
+              <w:right w:val="none"/>
+            </w:tcBorders>
+            <w:shd w:fill="FFFFFF" w:val="clear"/>
+            <w:tcMar>
+              <w:top w:type="dxa" w:w="40"/>
+              <w:left w:type="dxa" w:w="80"/>
+              <w:bottom w:type="dxa" w:w="40"/>
+              <w:right w:type="dxa" w:w="80"/>
+            </w:tcMar>
+          </w:tcPr>
+          <w:p>
+            <w:pPr>
+              <w:spacing w:after="0" w:line="240"/>
+              <w:jc w:val="left"/>
+            </w:pPr>
+            <w:r>
+              <w:rPr>
+                <w:rFonts w:ascii="Times New Roman" w:cs="Times New Roman" w:eastAsia="Times New Roman" w:hAnsi="Times New Roman"/>
+                <w:b/>
+                <w:bCs/>
+                <w:i w:val="false"/>
+                <w:iCs w:val="false"/>
+                <w:caps w:val="false"/>
+                <w:sz w:val="19"/>
+                <w:szCs w:val="19"/>
+              </w:rPr>
+              <w:t xml:space="preserve">CF Medium (500 Mbps)</w:t>
+            </w:r>
+          </w:p>
+        </w:tc>
+        <w:tc>
+          <w:tcPr>
+            <w:tcW w:type="dxa" w:w="1476"/>
+            <w:tcBorders>
+              <w:top w:val="single" w:color="000000" w:sz="12"/>
+              <w:left w:val="none"/>
+              <w:bottom w:val="single" w:color="000000" w:sz="6"/>
+              <w:right w:val="none"/>
+            </w:tcBorders>
+            <w:shd w:fill="FFFFFF" w:val="clear"/>
+            <w:tcMar>
+              <w:top w:type="dxa" w:w="40"/>
+              <w:left w:type="dxa" w:w="80"/>
+              <w:bottom w:type="dxa" w:w="40"/>
+              <w:right w:type="dxa" w:w="80"/>
+            </w:tcMar>
+          </w:tcPr>
+          <w:p>
+            <w:pPr>
+              <w:spacing w:after="0" w:line="240"/>
+              <w:jc w:val="left"/>
+            </w:pPr>
+            <w:r>
+              <w:rPr>
+                <w:rFonts w:ascii="Times New Roman" w:cs="Times New Roman" w:eastAsia="Times New Roman" w:hAnsi="Times New Roman"/>
+                <w:b/>
+                <w:bCs/>
+                <w:i w:val="false"/>
+                <w:iCs w:val="false"/>
+                <w:caps w:val="false"/>
+                <w:sz w:val="19"/>
+                <w:szCs w:val="19"/>
+              </w:rPr>
+              <w:t xml:space="preserve">CF High (1 Gbps)</w:t>
+            </w:r>
+          </w:p>
+        </w:tc>
+      </w:tr>
+      <w:tr>
+        <w:tc>
+          <w:tcPr>
+            <w:tcW w:type="dxa" w:w="1600"/>
+            <w:tcBorders>
+              <w:top w:val="none"/>
+              <w:left w:val="none"/>
+              <w:bottom w:val="none"/>
+              <w:right w:val="none"/>
+            </w:tcBorders>
+            <w:shd w:fill="FFFFFF" w:val="clear"/>
+            <w:tcMar>
+              <w:top w:type="dxa" w:w="40"/>
+              <w:left w:type="dxa" w:w="80"/>
+              <w:bottom w:type="dxa" w:w="40"/>
+              <w:right w:type="dxa" w:w="80"/>
+            </w:tcMar>
+          </w:tcPr>
+          <w:p>
+            <w:pPr>
+              <w:spacing w:after="0" w:line="240"/>
+              <w:jc w:val="left"/>
+            </w:pPr>
+            <w:r>
+              <w:rPr>
+                <w:rFonts w:ascii="Times New Roman" w:cs="Times New Roman" w:eastAsia="Times New Roman" w:hAnsi="Times New Roman"/>
+                <w:b w:val="false"/>
+                <w:bCs w:val="false"/>
+                <w:i w:val="false"/>
+                <w:iCs w:val="false"/>
+                <w:caps w:val="false"/>
+                <w:sz w:val="19"/>
+                <w:szCs w:val="19"/>
+              </w:rPr>
+              <w:t xml:space="preserve">POC (3 months)</w:t>
+            </w:r>
+          </w:p>
+        </w:tc>
+        <w:tc>
+          <w:tcPr>
+            <w:tcW w:type="dxa" w:w="1500"/>
+            <w:tcBorders>
+              <w:top w:val="none"/>
+              <w:left w:val="none"/>
+              <w:bottom w:val="none"/>
+              <w:right w:val="none"/>
+            </w:tcBorders>
+            <w:shd w:fill="FFFFFF" w:val="clear"/>
+            <w:tcMar>
+              <w:top w:type="dxa" w:w="40"/>
+              <w:left w:type="dxa" w:w="80"/>
+              <w:bottom w:type="dxa" w:w="40"/>
+              <w:right w:type="dxa" w:w="80"/>
+            </w:tcMar>
+          </w:tcPr>
+          <w:p>
+            <w:pPr>
+              <w:spacing w:after="0" w:line="240"/>
+              <w:jc w:val="left"/>
+            </w:pPr>
+            <w:r>
+              <w:rPr>
+                <w:rFonts w:ascii="Times New Roman" w:cs="Times New Roman" w:eastAsia="Times New Roman" w:hAnsi="Times New Roman"/>
+                <w:b w:val="false"/>
+                <w:bCs w:val="false"/>
+                <w:i w:val="false"/>
+                <w:iCs w:val="false"/>
+                <w:caps w:val="false"/>
+                <w:sz w:val="19"/>
+                <w:szCs w:val="19"/>
+              </w:rPr>
+              <w:t xml:space="preserve">$290,000</w:t>
+            </w:r>
+          </w:p>
+        </w:tc>
+        <w:tc>
+          <w:tcPr>
+            <w:tcW w:type="dxa" w:w="1676"/>
+            <w:tcBorders>
+              <w:top w:val="none"/>
+              <w:left w:val="none"/>
+              <w:bottom w:val="none"/>
+              <w:right w:val="none"/>
+            </w:tcBorders>
+            <w:shd w:fill="FFFFFF" w:val="clear"/>
+            <w:tcMar>
+              <w:top w:type="dxa" w:w="40"/>
+              <w:left w:type="dxa" w:w="80"/>
+              <w:bottom w:type="dxa" w:w="40"/>
+              <w:right w:type="dxa" w:w="80"/>
+            </w:tcMar>
+          </w:tcPr>
+          <w:p>
+            <w:pPr>
+              <w:spacing w:after="0" w:line="240"/>
+              <w:jc w:val="left"/>
+            </w:pPr>
+            <w:r>
+              <w:rPr>
+                <w:rFonts w:ascii="Times New Roman" w:cs="Times New Roman" w:eastAsia="Times New Roman" w:hAnsi="Times New Roman"/>
+                <w:b w:val="false"/>
+                <w:bCs w:val="false"/>
+                <w:i w:val="false"/>
+                <w:iCs w:val="false"/>
+                <w:caps w:val="false"/>
+                <w:sz w:val="19"/>
+                <w:szCs w:val="19"/>
+              </w:rPr>
+              <w:t xml:space="preserve">$530,410</w:t>
+            </w:r>
+          </w:p>
+        </w:tc>
+        <w:tc>
+          <w:tcPr>
+            <w:tcW w:type="dxa" w:w="1676"/>
+            <w:tcBorders>
+              <w:top w:val="none"/>
+              <w:left w:val="none"/>
+              <w:bottom w:val="none"/>
+              <w:right w:val="none"/>
+            </w:tcBorders>
+            <w:shd w:fill="FFFFFF" w:val="clear"/>
+            <w:tcMar>
+              <w:top w:type="dxa" w:w="40"/>
+              <w:left w:type="dxa" w:w="80"/>
+              <w:bottom w:type="dxa" w:w="40"/>
+              <w:right w:type="dxa" w:w="80"/>
+            </w:tcMar>
+          </w:tcPr>
+          <w:p>
+            <w:pPr>
+              <w:spacing w:after="0" w:line="240"/>
+              <w:jc w:val="left"/>
+            </w:pPr>
+            <w:r>
+              <w:rPr>
+                <w:rFonts w:ascii="Times New Roman" w:cs="Times New Roman" w:eastAsia="Times New Roman" w:hAnsi="Times New Roman"/>
+                <w:b w:val="false"/>
+                <w:bCs w:val="false"/>
+                <w:i w:val="false"/>
+                <w:iCs w:val="false"/>
+                <w:caps w:val="false"/>
+                <w:sz w:val="19"/>
+                <w:szCs w:val="19"/>
+              </w:rPr>
+              <w:t xml:space="preserve">$530,410</w:t>
+            </w:r>
+          </w:p>
+        </w:tc>
+        <w:tc>
+          <w:tcPr>
+            <w:tcW w:type="dxa" w:w="1476"/>
+            <w:tcBorders>
+              <w:top w:val="none"/>
+              <w:left w:val="none"/>
+              <w:bottom w:val="none"/>
+              <w:right w:val="none"/>
+            </w:tcBorders>
+            <w:shd w:fill="FFFFFF" w:val="clear"/>
+            <w:tcMar>
+              <w:top w:type="dxa" w:w="40"/>
+              <w:left w:type="dxa" w:w="80"/>
+              <w:bottom w:type="dxa" w:w="40"/>
+              <w:right w:type="dxa" w:w="80"/>
+            </w:tcMar>
+          </w:tcPr>
+          <w:p>
+            <w:pPr>
+              <w:spacing w:after="0" w:line="240"/>
+              <w:jc w:val="left"/>
+            </w:pPr>
+            <w:r>
+              <w:rPr>
+                <w:rFonts w:ascii="Times New Roman" w:cs="Times New Roman" w:eastAsia="Times New Roman" w:hAnsi="Times New Roman"/>
+                <w:b w:val="false"/>
+                <w:bCs w:val="false"/>
+                <w:i w:val="false"/>
+                <w:iCs w:val="false"/>
+                <w:caps w:val="false"/>
+                <w:sz w:val="19"/>
+                <w:szCs w:val="19"/>
+              </w:rPr>
+              <w:t xml:space="preserve">$530,410</w:t>
+            </w:r>
+          </w:p>
+        </w:tc>
+      </w:tr>
+      <w:tr>
+        <w:tc>
+          <w:tcPr>
+            <w:tcW w:type="dxa" w:w="1600"/>
+            <w:tcBorders>
+              <w:top w:val="none"/>
+              <w:left w:val="none"/>
+              <w:bottom w:val="none"/>
+              <w:right w:val="none"/>
+            </w:tcBorders>
+            <w:shd w:fill="FFFFFF" w:val="clear"/>
+            <w:tcMar>
+              <w:top w:type="dxa" w:w="40"/>
+              <w:left w:type="dxa" w:w="80"/>
+              <w:bottom w:type="dxa" w:w="40"/>
+              <w:right w:type="dxa" w:w="80"/>
+            </w:tcMar>
+          </w:tcPr>
+          <w:p>
+            <w:pPr>
+              <w:spacing w:after="0" w:line="240"/>
+              <w:jc w:val="left"/>
+            </w:pPr>
+            <w:r>
+              <w:rPr>
+                <w:rFonts w:ascii="Times New Roman" w:cs="Times New Roman" w:eastAsia="Times New Roman" w:hAnsi="Times New Roman"/>
+                <w:b w:val="false"/>
+                <w:bCs w:val="false"/>
+                <w:i w:val="false"/>
+                <w:iCs w:val="false"/>
+                <w:caps w:val="false"/>
+                <w:sz w:val="19"/>
+                <w:szCs w:val="19"/>
+              </w:rPr>
+              <w:t xml:space="preserve">Year 1</w:t>
+            </w:r>
+          </w:p>
+        </w:tc>
+        <w:tc>
+          <w:tcPr>
+            <w:tcW w:type="dxa" w:w="1500"/>
+            <w:tcBorders>
+              <w:top w:val="none"/>
+              <w:left w:val="none"/>
+              <w:bottom w:val="none"/>
+              <w:right w:val="none"/>
+            </w:tcBorders>
+            <w:shd w:fill="FFFFFF" w:val="clear"/>
+            <w:tcMar>
+              <w:top w:type="dxa" w:w="40"/>
+              <w:left w:type="dxa" w:w="80"/>
+              <w:bottom w:type="dxa" w:w="40"/>
+              <w:right w:type="dxa" w:w="80"/>
+            </w:tcMar>
+          </w:tcPr>
+          <w:p>
+            <w:pPr>
+              <w:spacing w:after="0" w:line="240"/>
+              <w:jc w:val="left"/>
+            </w:pPr>
+            <w:r>
+              <w:rPr>
+                <w:rFonts w:ascii="Times New Roman" w:cs="Times New Roman" w:eastAsia="Times New Roman" w:hAnsi="Times New Roman"/>
+                <w:b w:val="false"/>
+                <w:bCs w:val="false"/>
+                <w:i w:val="false"/>
+                <w:iCs w:val="false"/>
+                <w:caps w:val="false"/>
+                <w:sz w:val="19"/>
+                <w:szCs w:val="19"/>
+              </w:rPr>
+              <w:t xml:space="preserve">$1,000,000</w:t>
+            </w:r>
+          </w:p>
+        </w:tc>
+        <w:tc>
+          <w:tcPr>
+            <w:tcW w:type="dxa" w:w="1676"/>
+            <w:tcBorders>
+              <w:top w:val="none"/>
+              <w:left w:val="none"/>
+              <w:bottom w:val="none"/>
+              <w:right w:val="none"/>
+            </w:tcBorders>
+            <w:shd w:fill="FFFFFF" w:val="clear"/>
+            <w:tcMar>
+              <w:top w:type="dxa" w:w="40"/>
+              <w:left w:type="dxa" w:w="80"/>
+              <w:bottom w:type="dxa" w:w="40"/>
+              <w:right w:type="dxa" w:w="80"/>
+            </w:tcMar>
+          </w:tcPr>
+          <w:p>
+            <w:pPr>
+              <w:spacing w:after="0" w:line="240"/>
+              <w:jc w:val="left"/>
+            </w:pPr>
+            <w:r>
+              <w:rPr>
+                <w:rFonts w:ascii="Times New Roman" w:cs="Times New Roman" w:eastAsia="Times New Roman" w:hAnsi="Times New Roman"/>
+                <w:b w:val="false"/>
+                <w:bCs w:val="false"/>
+                <w:i w:val="false"/>
+                <w:iCs w:val="false"/>
+                <w:caps w:val="false"/>
+                <w:sz w:val="19"/>
+                <w:szCs w:val="19"/>
+              </w:rPr>
+              <w:t xml:space="preserve">$642,443</w:t>
+            </w:r>
+          </w:p>
+        </w:tc>
+        <w:tc>
+          <w:tcPr>
+            <w:tcW w:type="dxa" w:w="1676"/>
+            <w:tcBorders>
+              <w:top w:val="none"/>
+              <w:left w:val="none"/>
+              <w:bottom w:val="none"/>
+              <w:right w:val="none"/>
+            </w:tcBorders>
+            <w:shd w:fill="FFFFFF" w:val="clear"/>
+            <w:tcMar>
+              <w:top w:type="dxa" w:w="40"/>
+              <w:left w:type="dxa" w:w="80"/>
+              <w:bottom w:type="dxa" w:w="40"/>
+              <w:right w:type="dxa" w:w="80"/>
+            </w:tcMar>
+          </w:tcPr>
+          <w:p>
+            <w:pPr>
+              <w:spacing w:after="0" w:line="240"/>
+              <w:jc w:val="left"/>
+            </w:pPr>
+            <w:r>
+              <w:rPr>
+                <w:rFonts w:ascii="Times New Roman" w:cs="Times New Roman" w:eastAsia="Times New Roman" w:hAnsi="Times New Roman"/>
+                <w:b w:val="false"/>
+                <w:bCs w:val="false"/>
+                <w:i w:val="false"/>
+                <w:iCs w:val="false"/>
+                <w:caps w:val="false"/>
+                <w:sz w:val="19"/>
+                <w:szCs w:val="19"/>
+              </w:rPr>
+              <w:t xml:space="preserve">$752,464</w:t>
+            </w:r>
+          </w:p>
+        </w:tc>
+        <w:tc>
+          <w:tcPr>
+            <w:tcW w:type="dxa" w:w="1476"/>
+            <w:tcBorders>
+              <w:top w:val="none"/>
+              <w:left w:val="none"/>
+              <w:bottom w:val="none"/>
+              <w:right w:val="none"/>
+            </w:tcBorders>
+            <w:shd w:fill="FFFFFF" w:val="clear"/>
+            <w:tcMar>
+              <w:top w:type="dxa" w:w="40"/>
+              <w:left w:type="dxa" w:w="80"/>
+              <w:bottom w:type="dxa" w:w="40"/>
+              <w:right w:type="dxa" w:w="80"/>
+            </w:tcMar>
+          </w:tcPr>
+          <w:p>
+            <w:pPr>
+              <w:spacing w:after="0" w:line="240"/>
+              <w:jc w:val="left"/>
+            </w:pPr>
+            <w:r>
+              <w:rPr>
+                <w:rFonts w:ascii="Times New Roman" w:cs="Times New Roman" w:eastAsia="Times New Roman" w:hAnsi="Times New Roman"/>
+                <w:b w:val="false"/>
+                <w:bCs w:val="false"/>
+                <w:i w:val="false"/>
+                <w:iCs w:val="false"/>
+                <w:caps w:val="false"/>
+                <w:sz w:val="19"/>
+                <w:szCs w:val="19"/>
+              </w:rPr>
+              <w:t xml:space="preserve">$853,449</w:t>
+            </w:r>
+          </w:p>
+        </w:tc>
+      </w:tr>
+      <w:tr>
+        <w:tc>
+          <w:tcPr>
+            <w:tcW w:type="dxa" w:w="1600"/>
+            <w:tcBorders>
+              <w:top w:val="none"/>
+              <w:left w:val="none"/>
+              <w:bottom w:val="none"/>
+              <w:right w:val="none"/>
+            </w:tcBorders>
+            <w:shd w:fill="FFFFFF" w:val="clear"/>
+            <w:tcMar>
+              <w:top w:type="dxa" w:w="40"/>
+              <w:left w:type="dxa" w:w="80"/>
+              <w:bottom w:type="dxa" w:w="40"/>
+              <w:right w:type="dxa" w:w="80"/>
+            </w:tcMar>
+          </w:tcPr>
+          <w:p>
+            <w:pPr>
+              <w:spacing w:after="0" w:line="240"/>
+              <w:jc w:val="left"/>
+            </w:pPr>
+            <w:r>
+              <w:rPr>
+                <w:rFonts w:ascii="Times New Roman" w:cs="Times New Roman" w:eastAsia="Times New Roman" w:hAnsi="Times New Roman"/>
+                <w:b w:val="false"/>
+                <w:bCs w:val="false"/>
+                <w:i w:val="false"/>
+                <w:iCs w:val="false"/>
+                <w:caps w:val="false"/>
+                <w:sz w:val="19"/>
+                <w:szCs w:val="19"/>
+              </w:rPr>
+              <w:t xml:space="preserve">Year 2</w:t>
+            </w:r>
+          </w:p>
+        </w:tc>
+        <w:tc>
+          <w:tcPr>
+            <w:tcW w:type="dxa" w:w="1500"/>
+            <w:tcBorders>
+              <w:top w:val="none"/>
+              <w:left w:val="none"/>
+              <w:bottom w:val="none"/>
+              <w:right w:val="none"/>
+            </w:tcBorders>
+            <w:shd w:fill="FFFFFF" w:val="clear"/>
+            <w:tcMar>
+              <w:top w:type="dxa" w:w="40"/>
+              <w:left w:type="dxa" w:w="80"/>
+              <w:bottom w:type="dxa" w:w="40"/>
+              <w:right w:type="dxa" w:w="80"/>
+            </w:tcMar>
+          </w:tcPr>
+          <w:p>
+            <w:pPr>
+              <w:spacing w:after="0" w:line="240"/>
+              <w:jc w:val="left"/>
+            </w:pPr>
+            <w:r>
+              <w:rPr>
+                <w:rFonts w:ascii="Times New Roman" w:cs="Times New Roman" w:eastAsia="Times New Roman" w:hAnsi="Times New Roman"/>
+                <w:b w:val="false"/>
+                <w:bCs w:val="false"/>
+                <w:i w:val="false"/>
+                <w:iCs w:val="false"/>
+                <w:caps w:val="false"/>
+                <w:sz w:val="19"/>
+                <w:szCs w:val="19"/>
+              </w:rPr>
+              <w:t xml:space="preserve">$700,000</w:t>
+            </w:r>
+          </w:p>
+        </w:tc>
+        <w:tc>
+          <w:tcPr>
+            <w:tcW w:type="dxa" w:w="1676"/>
+            <w:tcBorders>
+              <w:top w:val="none"/>
+              <w:left w:val="none"/>
+              <w:bottom w:val="none"/>
+              <w:right w:val="none"/>
+            </w:tcBorders>
+            <w:shd w:fill="FFFFFF" w:val="clear"/>
+            <w:tcMar>
+              <w:top w:type="dxa" w:w="40"/>
+              <w:left w:type="dxa" w:w="80"/>
+              <w:bottom w:type="dxa" w:w="40"/>
+              <w:right w:type="dxa" w:w="80"/>
+            </w:tcMar>
+          </w:tcPr>
+          <w:p>
+            <w:pPr>
+              <w:spacing w:after="0" w:line="240"/>
+              <w:jc w:val="left"/>
+            </w:pPr>
+            <w:r>
+              <w:rPr>
+                <w:rFonts w:ascii="Times New Roman" w:cs="Times New Roman" w:eastAsia="Times New Roman" w:hAnsi="Times New Roman"/>
+                <w:b w:val="false"/>
+                <w:bCs w:val="false"/>
+                <w:i w:val="false"/>
+                <w:iCs w:val="false"/>
+                <w:caps w:val="false"/>
+                <w:sz w:val="19"/>
+                <w:szCs w:val="19"/>
+              </w:rPr>
+              <w:t xml:space="preserve">$333,563</w:t>
+            </w:r>
+          </w:p>
+        </w:tc>
+        <w:tc>
+          <w:tcPr>
+            <w:tcW w:type="dxa" w:w="1676"/>
+            <w:tcBorders>
+              <w:top w:val="none"/>
+              <w:left w:val="none"/>
+              <w:bottom w:val="none"/>
+              <w:right w:val="none"/>
+            </w:tcBorders>
+            <w:shd w:fill="FFFFFF" w:val="clear"/>
+            <w:tcMar>
+              <w:top w:type="dxa" w:w="40"/>
+              <w:left w:type="dxa" w:w="80"/>
+              <w:bottom w:type="dxa" w:w="40"/>
+              <w:right w:type="dxa" w:w="80"/>
+            </w:tcMar>
+          </w:tcPr>
+          <w:p>
+            <w:pPr>
+              <w:spacing w:after="0" w:line="240"/>
+              <w:jc w:val="left"/>
+            </w:pPr>
+            <w:r>
+              <w:rPr>
+                <w:rFonts w:ascii="Times New Roman" w:cs="Times New Roman" w:eastAsia="Times New Roman" w:hAnsi="Times New Roman"/>
+                <w:b w:val="false"/>
+                <w:bCs w:val="false"/>
+                <w:i w:val="false"/>
+                <w:iCs w:val="false"/>
+                <w:caps w:val="false"/>
+                <w:sz w:val="19"/>
+                <w:szCs w:val="19"/>
+              </w:rPr>
+              <w:t xml:space="preserve">$443,584</w:t>
+            </w:r>
+          </w:p>
+        </w:tc>
+        <w:tc>
+          <w:tcPr>
+            <w:tcW w:type="dxa" w:w="1476"/>
+            <w:tcBorders>
+              <w:top w:val="none"/>
+              <w:left w:val="none"/>
+              <w:bottom w:val="none"/>
+              <w:right w:val="none"/>
+            </w:tcBorders>
+            <w:shd w:fill="FFFFFF" w:val="clear"/>
+            <w:tcMar>
+              <w:top w:type="dxa" w:w="40"/>
+              <w:left w:type="dxa" w:w="80"/>
+              <w:bottom w:type="dxa" w:w="40"/>
+              <w:right w:type="dxa" w:w="80"/>
+            </w:tcMar>
+          </w:tcPr>
+          <w:p>
+            <w:pPr>
+              <w:spacing w:after="0" w:line="240"/>
+              <w:jc w:val="left"/>
+            </w:pPr>
+            <w:r>
+              <w:rPr>
+                <w:rFonts w:ascii="Times New Roman" w:cs="Times New Roman" w:eastAsia="Times New Roman" w:hAnsi="Times New Roman"/>
+                <w:b w:val="false"/>
+                <w:bCs w:val="false"/>
+                <w:i w:val="false"/>
+                <w:iCs w:val="false"/>
+                <w:caps w:val="false"/>
+                <w:sz w:val="19"/>
+                <w:szCs w:val="19"/>
+              </w:rPr>
+              <w:t xml:space="preserve">$544,569</w:t>
+            </w:r>
+          </w:p>
+        </w:tc>
+      </w:tr>
+      <w:tr>
+        <w:tc>
+          <w:tcPr>
+            <w:tcW w:type="dxa" w:w="1600"/>
+            <w:tcBorders>
+              <w:top w:val="none"/>
+              <w:left w:val="none"/>
+              <w:bottom w:val="none"/>
+              <w:right w:val="none"/>
+            </w:tcBorders>
+            <w:shd w:fill="FFFFFF" w:val="clear"/>
+            <w:tcMar>
+              <w:top w:type="dxa" w:w="40"/>
+              <w:left w:type="dxa" w:w="80"/>
+              <w:bottom w:type="dxa" w:w="40"/>
+              <w:right w:type="dxa" w:w="80"/>
+            </w:tcMar>
+          </w:tcPr>
+          <w:p>
+            <w:pPr>
+              <w:spacing w:after="0" w:line="240"/>
+              <w:jc w:val="left"/>
+            </w:pPr>
+            <w:r>
+              <w:rPr>
+                <w:rFonts w:ascii="Times New Roman" w:cs="Times New Roman" w:eastAsia="Times New Roman" w:hAnsi="Times New Roman"/>
+                <w:b w:val="false"/>
+                <w:bCs w:val="false"/>
+                <w:i w:val="false"/>
+                <w:iCs w:val="false"/>
+                <w:caps w:val="false"/>
+                <w:sz w:val="19"/>
+                <w:szCs w:val="19"/>
+              </w:rPr>
+              <w:t xml:space="preserve">Year 3</w:t>
+            </w:r>
+          </w:p>
+        </w:tc>
+        <w:tc>
+          <w:tcPr>
+            <w:tcW w:type="dxa" w:w="1500"/>
+            <w:tcBorders>
+              <w:top w:val="none"/>
+              <w:left w:val="none"/>
+              <w:bottom w:val="none"/>
+              <w:right w:val="none"/>
+            </w:tcBorders>
+            <w:shd w:fill="FFFFFF" w:val="clear"/>
+            <w:tcMar>
+              <w:top w:type="dxa" w:w="40"/>
+              <w:left w:type="dxa" w:w="80"/>
+              <w:bottom w:type="dxa" w:w="40"/>
+              <w:right w:type="dxa" w:w="80"/>
+            </w:tcMar>
+          </w:tcPr>
+          <w:p>
+            <w:pPr>
+              <w:spacing w:after="0" w:line="240"/>
+              <w:jc w:val="left"/>
+            </w:pPr>
+            <w:r>
+              <w:rPr>
+                <w:rFonts w:ascii="Times New Roman" w:cs="Times New Roman" w:eastAsia="Times New Roman" w:hAnsi="Times New Roman"/>
+                <w:b w:val="false"/>
+                <w:bCs w:val="false"/>
+                <w:i w:val="false"/>
+                <w:iCs w:val="false"/>
+                <w:caps w:val="false"/>
+                <w:sz w:val="19"/>
+                <w:szCs w:val="19"/>
+              </w:rPr>
+              <w:t xml:space="preserve">$700,000</w:t>
+            </w:r>
+          </w:p>
+        </w:tc>
+        <w:tc>
+          <w:tcPr>
+            <w:tcW w:type="dxa" w:w="1676"/>
+            <w:tcBorders>
+              <w:top w:val="none"/>
+              <w:left w:val="none"/>
+              <w:bottom w:val="none"/>
+              <w:right w:val="none"/>
+            </w:tcBorders>
+            <w:shd w:fill="FFFFFF" w:val="clear"/>
+            <w:tcMar>
+              <w:top w:type="dxa" w:w="40"/>
+              <w:left w:type="dxa" w:w="80"/>
+              <w:bottom w:type="dxa" w:w="40"/>
+              <w:right w:type="dxa" w:w="80"/>
+            </w:tcMar>
+          </w:tcPr>
+          <w:p>
+            <w:pPr>
+              <w:spacing w:after="0" w:line="240"/>
+              <w:jc w:val="left"/>
+            </w:pPr>
+            <w:r>
+              <w:rPr>
+                <w:rFonts w:ascii="Times New Roman" w:cs="Times New Roman" w:eastAsia="Times New Roman" w:hAnsi="Times New Roman"/>
+                <w:b w:val="false"/>
+                <w:bCs w:val="false"/>
+                <w:i w:val="false"/>
+                <w:iCs w:val="false"/>
+                <w:caps w:val="false"/>
+                <w:sz w:val="19"/>
+                <w:szCs w:val="19"/>
+              </w:rPr>
+              <w:t xml:space="preserve">$333,563</w:t>
+            </w:r>
+          </w:p>
+        </w:tc>
+        <w:tc>
+          <w:tcPr>
+            <w:tcW w:type="dxa" w:w="1676"/>
+            <w:tcBorders>
+              <w:top w:val="none"/>
+              <w:left w:val="none"/>
+              <w:bottom w:val="none"/>
+              <w:right w:val="none"/>
+            </w:tcBorders>
+            <w:shd w:fill="FFFFFF" w:val="clear"/>
+            <w:tcMar>
+              <w:top w:type="dxa" w:w="40"/>
+              <w:left w:type="dxa" w:w="80"/>
+              <w:bottom w:type="dxa" w:w="40"/>
+              <w:right w:type="dxa" w:w="80"/>
+            </w:tcMar>
+          </w:tcPr>
+          <w:p>
+            <w:pPr>
+              <w:spacing w:after="0" w:line="240"/>
+              <w:jc w:val="left"/>
+            </w:pPr>
+            <w:r>
+              <w:rPr>
+                <w:rFonts w:ascii="Times New Roman" w:cs="Times New Roman" w:eastAsia="Times New Roman" w:hAnsi="Times New Roman"/>
+                <w:b w:val="false"/>
+                <w:bCs w:val="false"/>
+                <w:i w:val="false"/>
+                <w:iCs w:val="false"/>
+                <w:caps w:val="false"/>
+                <w:sz w:val="19"/>
+                <w:szCs w:val="19"/>
+              </w:rPr>
+              <w:t xml:space="preserve">$443,584</w:t>
+            </w:r>
+          </w:p>
+        </w:tc>
+        <w:tc>
+          <w:tcPr>
+            <w:tcW w:type="dxa" w:w="1476"/>
+            <w:tcBorders>
+              <w:top w:val="none"/>
+              <w:left w:val="none"/>
+              <w:bottom w:val="none"/>
+              <w:right w:val="none"/>
+            </w:tcBorders>
+            <w:shd w:fill="FFFFFF" w:val="clear"/>
+            <w:tcMar>
+              <w:top w:type="dxa" w:w="40"/>
+              <w:left w:type="dxa" w:w="80"/>
+              <w:bottom w:type="dxa" w:w="40"/>
+              <w:right w:type="dxa" w:w="80"/>
+            </w:tcMar>
+          </w:tcPr>
+          <w:p>
+            <w:pPr>
+              <w:spacing w:after="0" w:line="240"/>
+              <w:jc w:val="left"/>
+            </w:pPr>
+            <w:r>
+              <w:rPr>
+                <w:rFonts w:ascii="Times New Roman" w:cs="Times New Roman" w:eastAsia="Times New Roman" w:hAnsi="Times New Roman"/>
+                <w:b w:val="false"/>
+                <w:bCs w:val="false"/>
+                <w:i w:val="false"/>
+                <w:iCs w:val="false"/>
+                <w:caps w:val="false"/>
+                <w:sz w:val="19"/>
+                <w:szCs w:val="19"/>
+              </w:rPr>
+              <w:t xml:space="preserve">$544,569</w:t>
+            </w:r>
+          </w:p>
+        </w:tc>
+      </w:tr>
+      <w:tr>
+        <w:tc>
+          <w:tcPr>
+            <w:tcW w:type="dxa" w:w="1600"/>
+            <w:tcBorders>
+              <w:top w:val="none"/>
+              <w:left w:val="none"/>
+              <w:bottom w:val="none"/>
+              <w:right w:val="none"/>
+            </w:tcBorders>
+            <w:shd w:fill="FFFFFF" w:val="clear"/>
+            <w:tcMar>
+              <w:top w:type="dxa" w:w="40"/>
+              <w:left w:type="dxa" w:w="80"/>
+              <w:bottom w:type="dxa" w:w="40"/>
+              <w:right w:type="dxa" w:w="80"/>
+            </w:tcMar>
+          </w:tcPr>
+          <w:p>
+            <w:pPr>
+              <w:spacing w:after="0" w:line="240"/>
+              <w:jc w:val="left"/>
+            </w:pPr>
+            <w:r>
+              <w:rPr>
+                <w:rFonts w:ascii="Times New Roman" w:cs="Times New Roman" w:eastAsia="Times New Roman" w:hAnsi="Times New Roman"/>
+                <w:b w:val="false"/>
+                <w:bCs w:val="false"/>
+                <w:i w:val="false"/>
+                <w:iCs w:val="false"/>
+                <w:caps w:val="false"/>
+                <w:sz w:val="19"/>
+                <w:szCs w:val="19"/>
+              </w:rPr>
+              <w:t xml:space="preserve">3-Year Total</w:t>
+            </w:r>
+          </w:p>
+        </w:tc>
+        <w:tc>
+          <w:tcPr>
+            <w:tcW w:type="dxa" w:w="1500"/>
+            <w:tcBorders>
+              <w:top w:val="none"/>
+              <w:left w:val="none"/>
+              <w:bottom w:val="none"/>
+              <w:right w:val="none"/>
+            </w:tcBorders>
+            <w:shd w:fill="FFFFFF" w:val="clear"/>
+            <w:tcMar>
+              <w:top w:type="dxa" w:w="40"/>
+              <w:left w:type="dxa" w:w="80"/>
+              <w:bottom w:type="dxa" w:w="40"/>
+              <w:right w:type="dxa" w:w="80"/>
+            </w:tcMar>
+          </w:tcPr>
+          <w:p>
+            <w:pPr>
+              <w:spacing w:after="0" w:line="240"/>
+              <w:jc w:val="left"/>
+            </w:pPr>
+            <w:r>
+              <w:rPr>
+                <w:rFonts w:ascii="Times New Roman" w:cs="Times New Roman" w:eastAsia="Times New Roman" w:hAnsi="Times New Roman"/>
+                <w:b w:val="false"/>
+                <w:bCs w:val="false"/>
+                <w:i w:val="false"/>
+                <w:iCs w:val="false"/>
+                <w:caps w:val="false"/>
+                <w:sz w:val="19"/>
+                <w:szCs w:val="19"/>
+              </w:rPr>
+              <w:t xml:space="preserve">$2,690,000</w:t>
+            </w:r>
+          </w:p>
+        </w:tc>
+        <w:tc>
+          <w:tcPr>
+            <w:tcW w:type="dxa" w:w="1676"/>
+            <w:tcBorders>
+              <w:top w:val="none"/>
+              <w:left w:val="none"/>
+              <w:bottom w:val="none"/>
+              <w:right w:val="none"/>
+            </w:tcBorders>
+            <w:shd w:fill="FFFFFF" w:val="clear"/>
+            <w:tcMar>
+              <w:top w:type="dxa" w:w="40"/>
+              <w:left w:type="dxa" w:w="80"/>
+              <w:bottom w:type="dxa" w:w="40"/>
+              <w:right w:type="dxa" w:w="80"/>
+            </w:tcMar>
+          </w:tcPr>
+          <w:p>
+            <w:pPr>
+              <w:spacing w:after="0" w:line="240"/>
+              <w:jc w:val="left"/>
+            </w:pPr>
+            <w:r>
+              <w:rPr>
+                <w:rFonts w:ascii="Times New Roman" w:cs="Times New Roman" w:eastAsia="Times New Roman" w:hAnsi="Times New Roman"/>
+                <w:b w:val="false"/>
+                <w:bCs w:val="false"/>
+                <w:i w:val="false"/>
+                <w:iCs w:val="false"/>
+                <w:caps w:val="false"/>
+                <w:sz w:val="19"/>
+                <w:szCs w:val="19"/>
+              </w:rPr>
+              <w:t xml:space="preserve">$1,839,980</w:t>
+            </w:r>
+          </w:p>
+        </w:tc>
+        <w:tc>
+          <w:tcPr>
+            <w:tcW w:type="dxa" w:w="1676"/>
+            <w:tcBorders>
+              <w:top w:val="none"/>
+              <w:left w:val="none"/>
+              <w:bottom w:val="none"/>
+              <w:right w:val="none"/>
+            </w:tcBorders>
+            <w:shd w:fill="FFFFFF" w:val="clear"/>
+            <w:tcMar>
+              <w:top w:type="dxa" w:w="40"/>
+              <w:left w:type="dxa" w:w="80"/>
+              <w:bottom w:type="dxa" w:w="40"/>
+              <w:right w:type="dxa" w:w="80"/>
+            </w:tcMar>
+          </w:tcPr>
+          <w:p>
+            <w:pPr>
+              <w:spacing w:after="0" w:line="240"/>
+              <w:jc w:val="left"/>
+            </w:pPr>
+            <w:r>
+              <w:rPr>
+                <w:rFonts w:ascii="Times New Roman" w:cs="Times New Roman" w:eastAsia="Times New Roman" w:hAnsi="Times New Roman"/>
+                <w:b w:val="false"/>
+                <w:bCs w:val="false"/>
+                <w:i w:val="false"/>
+                <w:iCs w:val="false"/>
+                <w:caps w:val="false"/>
+                <w:sz w:val="19"/>
+                <w:szCs w:val="19"/>
+              </w:rPr>
+              <w:t xml:space="preserve">$2,170,043</w:t>
+            </w:r>
+          </w:p>
+        </w:tc>
+        <w:tc>
+          <w:tcPr>
+            <w:tcW w:type="dxa" w:w="1476"/>
+            <w:tcBorders>
+              <w:top w:val="none"/>
+              <w:left w:val="none"/>
+              <w:bottom w:val="none"/>
+              <w:right w:val="none"/>
+            </w:tcBorders>
+            <w:shd w:fill="FFFFFF" w:val="clear"/>
+            <w:tcMar>
+              <w:top w:type="dxa" w:w="40"/>
+              <w:left w:type="dxa" w:w="80"/>
+              <w:bottom w:type="dxa" w:w="40"/>
+              <w:right w:type="dxa" w:w="80"/>
+            </w:tcMar>
+          </w:tcPr>
+          <w:p>
+            <w:pPr>
+              <w:spacing w:after="0" w:line="240"/>
+              <w:jc w:val="left"/>
+            </w:pPr>
+            <w:r>
+              <w:rPr>
+                <w:rFonts w:ascii="Times New Roman" w:cs="Times New Roman" w:eastAsia="Times New Roman" w:hAnsi="Times New Roman"/>
+                <w:b w:val="false"/>
+                <w:bCs w:val="false"/>
+                <w:i w:val="false"/>
+                <w:iCs w:val="false"/>
+                <w:caps w:val="false"/>
+                <w:sz w:val="19"/>
+                <w:szCs w:val="19"/>
+              </w:rPr>
+              <w:t xml:space="preserve">$2,472,996</w:t>
+            </w:r>
+          </w:p>
+        </w:tc>
+      </w:tr>
+      <w:tr>
+        <w:tc>
+          <w:tcPr>
+            <w:tcW w:type="dxa" w:w="1600"/>
+            <w:tcBorders>
+              <w:top w:val="none"/>
+              <w:left w:val="none"/>
+              <w:bottom w:val="single" w:color="000000" w:sz="12"/>
+              <w:right w:val="none"/>
+            </w:tcBorders>
+            <w:shd w:fill="FFFFFF" w:val="clear"/>
+            <w:tcMar>
+              <w:top w:type="dxa" w:w="40"/>
+              <w:left w:type="dxa" w:w="80"/>
+              <w:bottom w:type="dxa" w:w="40"/>
+              <w:right w:type="dxa" w:w="80"/>
+            </w:tcMar>
+          </w:tcPr>
+          <w:p>
+            <w:pPr>
+              <w:spacing w:after="0" w:line="240"/>
+              <w:jc w:val="left"/>
+            </w:pPr>
+            <w:r>
+              <w:rPr>
+                <w:rFonts w:ascii="Times New Roman" w:cs="Times New Roman" w:eastAsia="Times New Roman" w:hAnsi="Times New Roman"/>
+                <w:b w:val="false"/>
+                <w:bCs w:val="false"/>
+                <w:i w:val="false"/>
+                <w:iCs w:val="false"/>
+                <w:caps w:val="false"/>
+                <w:sz w:val="19"/>
+                <w:szCs w:val="19"/>
+              </w:rPr>
+              <w:t xml:space="preserve">Delta vs. WTIT</w:t>
+            </w:r>
+          </w:p>
+        </w:tc>
+        <w:tc>
+          <w:tcPr>
+            <w:tcW w:type="dxa" w:w="1500"/>
+            <w:tcBorders>
+              <w:top w:val="none"/>
+              <w:left w:val="none"/>
+              <w:bottom w:val="single" w:color="000000" w:sz="12"/>
+              <w:right w:val="none"/>
+            </w:tcBorders>
+            <w:shd w:fill="FFFFFF" w:val="clear"/>
+            <w:tcMar>
+              <w:top w:type="dxa" w:w="40"/>
+              <w:left w:type="dxa" w:w="80"/>
+              <w:bottom w:type="dxa" w:w="40"/>
+              <w:right w:type="dxa" w:w="80"/>
+            </w:tcMar>
+          </w:tcPr>
+          <w:p>
+            <w:pPr>
+              <w:spacing w:after="0" w:line="240"/>
+              <w:jc w:val="left"/>
+            </w:pPr>
+            <w:r>
+              <w:rPr>
+                <w:rFonts w:ascii="Times New Roman" w:cs="Times New Roman" w:eastAsia="Times New Roman" w:hAnsi="Times New Roman"/>
+                <w:b w:val="false"/>
+                <w:bCs w:val="false"/>
+                <w:i w:val="false"/>
+                <w:iCs w:val="false"/>
+                <w:caps w:val="false"/>
+                <w:sz w:val="19"/>
+                <w:szCs w:val="19"/>
+              </w:rPr>
               <w:t xml:space="preserve">—</w:t>
             </w:r>
           </w:p>
         </w:tc>
         <w:tc>
           <w:tcPr>
-            <w:tcW w:type="dxa" w:w="1700"/>
+            <w:tcW w:type="dxa" w:w="1676"/>
             <w:tcBorders>
               <w:top w:val="none"/>
               <w:left w:val="none"/>
@@ -19438,13 +20013,13 @@
                 <w:sz w:val="19"/>
                 <w:szCs w:val="19"/>
               </w:rPr>
-              <w:t xml:space="preserve">—</w:t>
-            </w:r>
-          </w:p>
-        </w:tc>
-        <w:tc>
-          <w:tcPr>
-            <w:tcW w:type="dxa" w:w="1900"/>
+              <w:t xml:space="preserve">CF −$850,020</w:t>
+            </w:r>
+          </w:p>
+        </w:tc>
+        <w:tc>
+          <w:tcPr>
+            <w:tcW w:type="dxa" w:w="1676"/>
             <w:tcBorders>
               <w:top w:val="none"/>
               <w:left w:val="none"/>
@@ -19475,13 +20050,13 @@
                 <w:sz w:val="19"/>
                 <w:szCs w:val="19"/>
               </w:rPr>
-              <w:t xml:space="preserve">Cloudflare +$384,858</w:t>
-            </w:r>
-          </w:p>
-        </w:tc>
-        <w:tc>
-          <w:tcPr>
-            <w:tcW w:type="dxa" w:w="1900"/>
+              <w:t xml:space="preserve">CF −$519,957</w:t>
+            </w:r>
+          </w:p>
+        </w:tc>
+        <w:tc>
+          <w:tcPr>
+            <w:tcW w:type="dxa" w:w="1476"/>
             <w:tcBorders>
               <w:top w:val="none"/>
               <w:left w:val="none"/>
@@ -19512,7 +20087,7 @@
                 <w:sz w:val="19"/>
                 <w:szCs w:val="19"/>
               </w:rPr>
-              <w:t xml:space="preserve">Cloudflare −$8,118,440</w:t>
+              <w:t xml:space="preserve">CF −$217,004</w:t>
             </w:r>
           </w:p>
         </w:tc>
@@ -19539,7 +20114,7 @@
           <w:sz w:val="22"/>
           <w:szCs w:val="22"/>
         </w:rPr>
-        <w:t xml:space="preserve">The scale projection reveals a pronounced cost inversion at 600 tenants. At the 25-tenant POC baseline, WTIT delivers a lower Year 1 annual platform cost ($750,000 vs. $1,134,858). However, WTIT's per-tenant pricing model scales linearly with tenant count, resulting in a projected annual cost of approximately $10.3M at 600 tenants. The Cloudflare architecture, by contrast, scales primarily through additional licensed seats and a modestly larger SI operations retainer, resulting in a projected annual cost of approximately $2.2M at 600 tenants — a difference of approximately $8.1M per year in favor of Cloudflare at full production scale.</w:t>
+        <w:t xml:space="preserve">The three-year cost differential between vendors narrows as throughput increases. At ≤100 Mbps, Cloudflare + SI totals $1,839,980 over three years vs. $2,690,000 for WTIT / F5. At 1 Gbps sustained, Cloudflare + SI totals $2,472,996 vs. $2,690,000 for WTIT / F5. WTIT's fixed-fee model is traffic-agnostic; the Cloudflare model accrues AWS egress charges proportional to throughput. The annual cost crossover point — where both models reach equivalent annual spend — occurs at approximately 1.1 Gbps sustained throughput.</w:t>
       </w:r>
     </w:p>
     <w:p>
@@ -19558,7 +20133,2977 @@
           <w:sz w:val="22"/>
           <w:szCs w:val="22"/>
         </w:rPr>
-        <w:t xml:space="preserve">The per-tenant cost trajectory makes the business case clear: WTIT improves from $30,000/tenant at 25 tenants to $17,162/tenant at 600 tenants as volume discounts are applied, but the absolute cost remains very high. Cloudflare improves from $45,394/tenant at 25 tenants to $3,632/tenant at 600 tenants, reflecting the platform's inherently low marginal cost per additional tenant once the SI build is amortized. The POC phase investment in Cloudflare's architecture is therefore a strategic investment in a platform that scales efficiently to the full CVS Health partner estate.</w:t>
+        <w:t xml:space="preserve">Note: Cost figures reflect platform and integration costs only. Capability equivalence between the two vendor paths is not equal. Per the 3PLZ RFC Vendor Evaluation (March 31, 2026), F5 Distributed Cloud scores 8.55/10 and Cloudflare Zero Trust scores 7.15/10 against the 3PLZ weighted requirement model. Cost projections should be evaluated in conjunction with capability scores and POC acceptance results.</w:t>
+      </w:r>
+    </w:p>
+    <w:p>
+      <w:r>
+        <w:br w:type="page"/>
+      </w:r>
+    </w:p>
+    <w:p>
+      <w:pPr>
+        <w:pStyle w:val="Heading1"/>
+        <w:spacing w:after="160" w:before="360"/>
+        <w:jc w:val="left"/>
+      </w:pPr>
+      <w:r>
+        <w:rPr>
+          <w:rFonts w:ascii="Times New Roman" w:cs="Times New Roman" w:eastAsia="Times New Roman" w:hAnsi="Times New Roman"/>
+          <w:b/>
+          <w:bCs/>
+          <w:i w:val="false"/>
+          <w:iCs w:val="false"/>
+          <w:caps w:val="false"/>
+          <w:sz w:val="26"/>
+          <w:szCs w:val="26"/>
+        </w:rPr>
+        <w:t xml:space="preserve">10. CAPABILITY EQUIVALENCE</w:t>
+      </w:r>
+    </w:p>
+    <w:p>
+      <w:pPr>
+        <w:spacing w:after="120" w:line="276" w:lineRule="exact"/>
+        <w:jc w:val="both"/>
+      </w:pPr>
+      <w:r>
+        <w:rPr>
+          <w:rFonts w:ascii="Times New Roman" w:cs="Times New Roman" w:eastAsia="Times New Roman" w:hAnsi="Times New Roman"/>
+          <w:b w:val="false"/>
+          <w:bCs w:val="false"/>
+          <w:i w:val="false"/>
+          <w:iCs w:val="false"/>
+          <w:caps w:val="false"/>
+          <w:sz w:val="22"/>
+          <w:szCs w:val="22"/>
+        </w:rPr>
+        <w:t xml:space="preserve">The cost models in Sections 5–9 present projected platform and integration costs for two vendor paths. Those costs are not comparable on a like-for-like basis. The two platforms do not deliver equivalent capability against the 3PLZ architecture requirements. This section documents the specific capability gaps that determine the equivalence relationship, grounded in the 3PLZ RFC Vendor Evaluation (March 31, 2026) and the POC deliverable specifications for both vendors.</w:t>
+      </w:r>
+    </w:p>
+    <w:p>
+      <w:pPr>
+        <w:spacing w:after="120" w:before="280"/>
+        <w:jc w:val="left"/>
+      </w:pPr>
+      <w:r>
+        <w:rPr>
+          <w:rFonts w:ascii="Times New Roman" w:cs="Times New Roman" w:eastAsia="Times New Roman" w:hAnsi="Times New Roman"/>
+          <w:b/>
+          <w:bCs/>
+          <w:i w:val="false"/>
+          <w:iCs w:val="false"/>
+          <w:caps w:val="false"/>
+          <w:sz w:val="22"/>
+          <w:szCs w:val="22"/>
+        </w:rPr>
+        <w:t xml:space="preserve">10.1 RFC Composite Scoring</w:t>
+      </w:r>
+    </w:p>
+    <w:p>
+      <w:pPr>
+        <w:spacing w:after="120" w:line="276" w:lineRule="exact"/>
+        <w:jc w:val="both"/>
+      </w:pPr>
+      <w:r>
+        <w:rPr>
+          <w:rFonts w:ascii="Times New Roman" w:cs="Times New Roman" w:eastAsia="Times New Roman" w:hAnsi="Times New Roman"/>
+          <w:b w:val="false"/>
+          <w:bCs w:val="false"/>
+          <w:i w:val="false"/>
+          <w:iCs w:val="false"/>
+          <w:caps w:val="false"/>
+          <w:sz w:val="22"/>
+          <w:szCs w:val="22"/>
+        </w:rPr>
+        <w:t xml:space="preserve">The 3PLZ RFC Vendor Evaluation applied a seven-dimension weighted scoring model derived directly from the 3PLZ Governed Connectivity and Identity-Driven Zero Trust Unified Architecture. F5 Distributed Cloud scored 8.55/10. Cloudflare Zero Trust scored 7.15/10. The weighted composite score reflects structural capability differences, not feature preferences.</w:t>
+      </w:r>
+    </w:p>
+    <w:p>
+      <w:pPr>
+        <w:spacing w:after="80" w:before="120"/>
+        <w:jc w:val="center"/>
+      </w:pPr>
+      <w:r>
+        <w:rPr>
+          <w:rFonts w:ascii="Times New Roman" w:cs="Times New Roman" w:eastAsia="Times New Roman" w:hAnsi="Times New Roman"/>
+          <w:b w:val="false"/>
+          <w:bCs w:val="false"/>
+          <w:i/>
+          <w:iCs/>
+          <w:caps w:val="false"/>
+          <w:sz w:val="20"/>
+          <w:szCs w:val="20"/>
+        </w:rPr>
+        <w:t xml:space="preserve">Table 19. RFC Weighted Capability Score — F5 vs. Cloudflare</w:t>
+      </w:r>
+    </w:p>
+    <w:tbl>
+      <w:tblPr>
+        <w:tblW w:type="dxa" w:w="8928"/>
+        <w:tblBorders>
+          <w:top w:val="single" w:color="auto" w:sz="4"/>
+          <w:left w:val="single" w:color="auto" w:sz="4"/>
+          <w:bottom w:val="single" w:color="auto" w:sz="4"/>
+          <w:right w:val="single" w:color="auto" w:sz="4"/>
+          <w:insideH w:val="single" w:color="auto" w:sz="4"/>
+          <w:insideV w:val="single" w:color="auto" w:sz="4"/>
+        </w:tblBorders>
+      </w:tblPr>
+      <w:tblGrid>
+        <w:gridCol w:w="100"/>
+        <w:gridCol w:w="100"/>
+        <w:gridCol w:w="100"/>
+        <w:gridCol w:w="100"/>
+        <w:gridCol w:w="100"/>
+      </w:tblGrid>
+      <w:tr>
+        <w:trPr>
+          <w:tblHeader/>
+        </w:trPr>
+        <w:tc>
+          <w:tcPr>
+            <w:tcW w:type="dxa" w:w="2400"/>
+            <w:tcBorders>
+              <w:top w:val="single" w:color="000000" w:sz="12"/>
+              <w:left w:val="none"/>
+              <w:bottom w:val="single" w:color="000000" w:sz="6"/>
+              <w:right w:val="none"/>
+            </w:tcBorders>
+            <w:shd w:fill="FFFFFF" w:val="clear"/>
+            <w:tcMar>
+              <w:top w:type="dxa" w:w="40"/>
+              <w:left w:type="dxa" w:w="80"/>
+              <w:bottom w:type="dxa" w:w="40"/>
+              <w:right w:type="dxa" w:w="80"/>
+            </w:tcMar>
+          </w:tcPr>
+          <w:p>
+            <w:pPr>
+              <w:spacing w:after="0" w:line="240"/>
+              <w:jc w:val="left"/>
+            </w:pPr>
+            <w:r>
+              <w:rPr>
+                <w:rFonts w:ascii="Times New Roman" w:cs="Times New Roman" w:eastAsia="Times New Roman" w:hAnsi="Times New Roman"/>
+                <w:b/>
+                <w:bCs/>
+                <w:i w:val="false"/>
+                <w:iCs w:val="false"/>
+                <w:caps w:val="false"/>
+                <w:sz w:val="19"/>
+                <w:szCs w:val="19"/>
+              </w:rPr>
+              <w:t xml:space="preserve">Requirement</w:t>
+            </w:r>
+          </w:p>
+        </w:tc>
+        <w:tc>
+          <w:tcPr>
+            <w:tcW w:type="dxa" w:w="800"/>
+            <w:tcBorders>
+              <w:top w:val="single" w:color="000000" w:sz="12"/>
+              <w:left w:val="none"/>
+              <w:bottom w:val="single" w:color="000000" w:sz="6"/>
+              <w:right w:val="none"/>
+            </w:tcBorders>
+            <w:shd w:fill="FFFFFF" w:val="clear"/>
+            <w:tcMar>
+              <w:top w:type="dxa" w:w="40"/>
+              <w:left w:type="dxa" w:w="80"/>
+              <w:bottom w:type="dxa" w:w="40"/>
+              <w:right w:type="dxa" w:w="80"/>
+            </w:tcMar>
+          </w:tcPr>
+          <w:p>
+            <w:pPr>
+              <w:spacing w:after="0" w:line="240"/>
+              <w:jc w:val="left"/>
+            </w:pPr>
+            <w:r>
+              <w:rPr>
+                <w:rFonts w:ascii="Times New Roman" w:cs="Times New Roman" w:eastAsia="Times New Roman" w:hAnsi="Times New Roman"/>
+                <w:b/>
+                <w:bCs/>
+                <w:i w:val="false"/>
+                <w:iCs w:val="false"/>
+                <w:caps w:val="false"/>
+                <w:sz w:val="19"/>
+                <w:szCs w:val="19"/>
+              </w:rPr>
+              <w:t xml:space="preserve">Weight</w:t>
+            </w:r>
+          </w:p>
+        </w:tc>
+        <w:tc>
+          <w:tcPr>
+            <w:tcW w:type="dxa" w:w="1200"/>
+            <w:tcBorders>
+              <w:top w:val="single" w:color="000000" w:sz="12"/>
+              <w:left w:val="none"/>
+              <w:bottom w:val="single" w:color="000000" w:sz="6"/>
+              <w:right w:val="none"/>
+            </w:tcBorders>
+            <w:shd w:fill="FFFFFF" w:val="clear"/>
+            <w:tcMar>
+              <w:top w:type="dxa" w:w="40"/>
+              <w:left w:type="dxa" w:w="80"/>
+              <w:bottom w:type="dxa" w:w="40"/>
+              <w:right w:type="dxa" w:w="80"/>
+            </w:tcMar>
+          </w:tcPr>
+          <w:p>
+            <w:pPr>
+              <w:spacing w:after="0" w:line="240"/>
+              <w:jc w:val="left"/>
+            </w:pPr>
+            <w:r>
+              <w:rPr>
+                <w:rFonts w:ascii="Times New Roman" w:cs="Times New Roman" w:eastAsia="Times New Roman" w:hAnsi="Times New Roman"/>
+                <w:b/>
+                <w:bCs/>
+                <w:i w:val="false"/>
+                <w:iCs w:val="false"/>
+                <w:caps w:val="false"/>
+                <w:sz w:val="19"/>
+                <w:szCs w:val="19"/>
+              </w:rPr>
+              <w:t xml:space="preserve">F5 Score</w:t>
+            </w:r>
+          </w:p>
+        </w:tc>
+        <w:tc>
+          <w:tcPr>
+            <w:tcW w:type="dxa" w:w="1200"/>
+            <w:tcBorders>
+              <w:top w:val="single" w:color="000000" w:sz="12"/>
+              <w:left w:val="none"/>
+              <w:bottom w:val="single" w:color="000000" w:sz="6"/>
+              <w:right w:val="none"/>
+            </w:tcBorders>
+            <w:shd w:fill="FFFFFF" w:val="clear"/>
+            <w:tcMar>
+              <w:top w:type="dxa" w:w="40"/>
+              <w:left w:type="dxa" w:w="80"/>
+              <w:bottom w:type="dxa" w:w="40"/>
+              <w:right w:type="dxa" w:w="80"/>
+            </w:tcMar>
+          </w:tcPr>
+          <w:p>
+            <w:pPr>
+              <w:spacing w:after="0" w:line="240"/>
+              <w:jc w:val="left"/>
+            </w:pPr>
+            <w:r>
+              <w:rPr>
+                <w:rFonts w:ascii="Times New Roman" w:cs="Times New Roman" w:eastAsia="Times New Roman" w:hAnsi="Times New Roman"/>
+                <w:b/>
+                <w:bCs/>
+                <w:i w:val="false"/>
+                <w:iCs w:val="false"/>
+                <w:caps w:val="false"/>
+                <w:sz w:val="19"/>
+                <w:szCs w:val="19"/>
+              </w:rPr>
+              <w:t xml:space="preserve">CF Score</w:t>
+            </w:r>
+          </w:p>
+        </w:tc>
+        <w:tc>
+          <w:tcPr>
+            <w:tcW w:type="dxa" w:w="1328"/>
+            <w:tcBorders>
+              <w:top w:val="single" w:color="000000" w:sz="12"/>
+              <w:left w:val="none"/>
+              <w:bottom w:val="single" w:color="000000" w:sz="6"/>
+              <w:right w:val="none"/>
+            </w:tcBorders>
+            <w:shd w:fill="FFFFFF" w:val="clear"/>
+            <w:tcMar>
+              <w:top w:type="dxa" w:w="40"/>
+              <w:left w:type="dxa" w:w="80"/>
+              <w:bottom w:type="dxa" w:w="40"/>
+              <w:right w:type="dxa" w:w="80"/>
+            </w:tcMar>
+          </w:tcPr>
+          <w:p>
+            <w:pPr>
+              <w:spacing w:after="0" w:line="240"/>
+              <w:jc w:val="left"/>
+            </w:pPr>
+            <w:r>
+              <w:rPr>
+                <w:rFonts w:ascii="Times New Roman" w:cs="Times New Roman" w:eastAsia="Times New Roman" w:hAnsi="Times New Roman"/>
+                <w:b/>
+                <w:bCs/>
+                <w:i w:val="false"/>
+                <w:iCs w:val="false"/>
+                <w:caps w:val="false"/>
+                <w:sz w:val="19"/>
+                <w:szCs w:val="19"/>
+              </w:rPr>
+              <w:t xml:space="preserve">Gap</w:t>
+            </w:r>
+          </w:p>
+        </w:tc>
+      </w:tr>
+      <w:tr>
+        <w:tc>
+          <w:tcPr>
+            <w:tcW w:type="dxa" w:w="2400"/>
+            <w:tcBorders>
+              <w:top w:val="none"/>
+              <w:left w:val="none"/>
+              <w:bottom w:val="none"/>
+              <w:right w:val="none"/>
+            </w:tcBorders>
+            <w:shd w:fill="FFFFFF" w:val="clear"/>
+            <w:tcMar>
+              <w:top w:type="dxa" w:w="40"/>
+              <w:left w:type="dxa" w:w="80"/>
+              <w:bottom w:type="dxa" w:w="40"/>
+              <w:right w:type="dxa" w:w="80"/>
+            </w:tcMar>
+          </w:tcPr>
+          <w:p>
+            <w:pPr>
+              <w:spacing w:after="0" w:line="240"/>
+              <w:jc w:val="left"/>
+            </w:pPr>
+            <w:r>
+              <w:rPr>
+                <w:rFonts w:ascii="Times New Roman" w:cs="Times New Roman" w:eastAsia="Times New Roman" w:hAnsi="Times New Roman"/>
+                <w:b w:val="false"/>
+                <w:bCs w:val="false"/>
+                <w:i w:val="false"/>
+                <w:iCs w:val="false"/>
+                <w:caps w:val="false"/>
+                <w:sz w:val="19"/>
+                <w:szCs w:val="19"/>
+              </w:rPr>
+              <w:t xml:space="preserve">CR-01 Per-Tenant CA Isolation</w:t>
+            </w:r>
+          </w:p>
+        </w:tc>
+        <w:tc>
+          <w:tcPr>
+            <w:tcW w:type="dxa" w:w="800"/>
+            <w:tcBorders>
+              <w:top w:val="none"/>
+              <w:left w:val="none"/>
+              <w:bottom w:val="none"/>
+              <w:right w:val="none"/>
+            </w:tcBorders>
+            <w:shd w:fill="FFFFFF" w:val="clear"/>
+            <w:tcMar>
+              <w:top w:type="dxa" w:w="40"/>
+              <w:left w:type="dxa" w:w="80"/>
+              <w:bottom w:type="dxa" w:w="40"/>
+              <w:right w:type="dxa" w:w="80"/>
+            </w:tcMar>
+          </w:tcPr>
+          <w:p>
+            <w:pPr>
+              <w:spacing w:after="0" w:line="240"/>
+              <w:jc w:val="left"/>
+            </w:pPr>
+            <w:r>
+              <w:rPr>
+                <w:rFonts w:ascii="Times New Roman" w:cs="Times New Roman" w:eastAsia="Times New Roman" w:hAnsi="Times New Roman"/>
+                <w:b w:val="false"/>
+                <w:bCs w:val="false"/>
+                <w:i w:val="false"/>
+                <w:iCs w:val="false"/>
+                <w:caps w:val="false"/>
+                <w:sz w:val="19"/>
+                <w:szCs w:val="19"/>
+              </w:rPr>
+              <w:t xml:space="preserve">25%</w:t>
+            </w:r>
+          </w:p>
+        </w:tc>
+        <w:tc>
+          <w:tcPr>
+            <w:tcW w:type="dxa" w:w="1200"/>
+            <w:tcBorders>
+              <w:top w:val="none"/>
+              <w:left w:val="none"/>
+              <w:bottom w:val="none"/>
+              <w:right w:val="none"/>
+            </w:tcBorders>
+            <w:shd w:fill="FFFFFF" w:val="clear"/>
+            <w:tcMar>
+              <w:top w:type="dxa" w:w="40"/>
+              <w:left w:type="dxa" w:w="80"/>
+              <w:bottom w:type="dxa" w:w="40"/>
+              <w:right w:type="dxa" w:w="80"/>
+            </w:tcMar>
+          </w:tcPr>
+          <w:p>
+            <w:pPr>
+              <w:spacing w:after="0" w:line="240"/>
+              <w:jc w:val="left"/>
+            </w:pPr>
+            <w:r>
+              <w:rPr>
+                <w:rFonts w:ascii="Times New Roman" w:cs="Times New Roman" w:eastAsia="Times New Roman" w:hAnsi="Times New Roman"/>
+                <w:b w:val="false"/>
+                <w:bCs w:val="false"/>
+                <w:i w:val="false"/>
+                <w:iCs w:val="false"/>
+                <w:caps w:val="false"/>
+                <w:sz w:val="19"/>
+                <w:szCs w:val="19"/>
+              </w:rPr>
+              <w:t xml:space="preserve">9 / 10</w:t>
+            </w:r>
+          </w:p>
+        </w:tc>
+        <w:tc>
+          <w:tcPr>
+            <w:tcW w:type="dxa" w:w="1200"/>
+            <w:tcBorders>
+              <w:top w:val="none"/>
+              <w:left w:val="none"/>
+              <w:bottom w:val="none"/>
+              <w:right w:val="none"/>
+            </w:tcBorders>
+            <w:shd w:fill="FFFFFF" w:val="clear"/>
+            <w:tcMar>
+              <w:top w:type="dxa" w:w="40"/>
+              <w:left w:type="dxa" w:w="80"/>
+              <w:bottom w:type="dxa" w:w="40"/>
+              <w:right w:type="dxa" w:w="80"/>
+            </w:tcMar>
+          </w:tcPr>
+          <w:p>
+            <w:pPr>
+              <w:spacing w:after="0" w:line="240"/>
+              <w:jc w:val="left"/>
+            </w:pPr>
+            <w:r>
+              <w:rPr>
+                <w:rFonts w:ascii="Times New Roman" w:cs="Times New Roman" w:eastAsia="Times New Roman" w:hAnsi="Times New Roman"/>
+                <w:b w:val="false"/>
+                <w:bCs w:val="false"/>
+                <w:i w:val="false"/>
+                <w:iCs w:val="false"/>
+                <w:caps w:val="false"/>
+                <w:sz w:val="19"/>
+                <w:szCs w:val="19"/>
+              </w:rPr>
+              <w:t xml:space="preserve">6 / 10</w:t>
+            </w:r>
+          </w:p>
+        </w:tc>
+        <w:tc>
+          <w:tcPr>
+            <w:tcW w:type="dxa" w:w="1328"/>
+            <w:tcBorders>
+              <w:top w:val="none"/>
+              <w:left w:val="none"/>
+              <w:bottom w:val="none"/>
+              <w:right w:val="none"/>
+            </w:tcBorders>
+            <w:shd w:fill="FFFFFF" w:val="clear"/>
+            <w:tcMar>
+              <w:top w:type="dxa" w:w="40"/>
+              <w:left w:type="dxa" w:w="80"/>
+              <w:bottom w:type="dxa" w:w="40"/>
+              <w:right w:type="dxa" w:w="80"/>
+            </w:tcMar>
+          </w:tcPr>
+          <w:p>
+            <w:pPr>
+              <w:spacing w:after="0" w:line="240"/>
+              <w:jc w:val="left"/>
+            </w:pPr>
+            <w:r>
+              <w:rPr>
+                <w:rFonts w:ascii="Times New Roman" w:cs="Times New Roman" w:eastAsia="Times New Roman" w:hAnsi="Times New Roman"/>
+                <w:b w:val="false"/>
+                <w:bCs w:val="false"/>
+                <w:i w:val="false"/>
+                <w:iCs w:val="false"/>
+                <w:caps w:val="false"/>
+                <w:sz w:val="19"/>
+                <w:szCs w:val="19"/>
+              </w:rPr>
+              <w:t xml:space="preserve">−3</w:t>
+            </w:r>
+          </w:p>
+        </w:tc>
+      </w:tr>
+      <w:tr>
+        <w:tc>
+          <w:tcPr>
+            <w:tcW w:type="dxa" w:w="2400"/>
+            <w:tcBorders>
+              <w:top w:val="none"/>
+              <w:left w:val="none"/>
+              <w:bottom w:val="none"/>
+              <w:right w:val="none"/>
+            </w:tcBorders>
+            <w:shd w:fill="FFFFFF" w:val="clear"/>
+            <w:tcMar>
+              <w:top w:type="dxa" w:w="40"/>
+              <w:left w:type="dxa" w:w="80"/>
+              <w:bottom w:type="dxa" w:w="40"/>
+              <w:right w:type="dxa" w:w="80"/>
+            </w:tcMar>
+          </w:tcPr>
+          <w:p>
+            <w:pPr>
+              <w:spacing w:after="0" w:line="240"/>
+              <w:jc w:val="left"/>
+            </w:pPr>
+            <w:r>
+              <w:rPr>
+                <w:rFonts w:ascii="Times New Roman" w:cs="Times New Roman" w:eastAsia="Times New Roman" w:hAnsi="Times New Roman"/>
+                <w:b w:val="false"/>
+                <w:bCs w:val="false"/>
+                <w:i w:val="false"/>
+                <w:iCs w:val="false"/>
+                <w:caps w:val="false"/>
+                <w:sz w:val="19"/>
+                <w:szCs w:val="19"/>
+              </w:rPr>
+              <w:t xml:space="preserve">CR-02 SSH Managed Access</w:t>
+            </w:r>
+          </w:p>
+        </w:tc>
+        <w:tc>
+          <w:tcPr>
+            <w:tcW w:type="dxa" w:w="800"/>
+            <w:tcBorders>
+              <w:top w:val="none"/>
+              <w:left w:val="none"/>
+              <w:bottom w:val="none"/>
+              <w:right w:val="none"/>
+            </w:tcBorders>
+            <w:shd w:fill="FFFFFF" w:val="clear"/>
+            <w:tcMar>
+              <w:top w:type="dxa" w:w="40"/>
+              <w:left w:type="dxa" w:w="80"/>
+              <w:bottom w:type="dxa" w:w="40"/>
+              <w:right w:type="dxa" w:w="80"/>
+            </w:tcMar>
+          </w:tcPr>
+          <w:p>
+            <w:pPr>
+              <w:spacing w:after="0" w:line="240"/>
+              <w:jc w:val="left"/>
+            </w:pPr>
+            <w:r>
+              <w:rPr>
+                <w:rFonts w:ascii="Times New Roman" w:cs="Times New Roman" w:eastAsia="Times New Roman" w:hAnsi="Times New Roman"/>
+                <w:b w:val="false"/>
+                <w:bCs w:val="false"/>
+                <w:i w:val="false"/>
+                <w:iCs w:val="false"/>
+                <w:caps w:val="false"/>
+                <w:sz w:val="19"/>
+                <w:szCs w:val="19"/>
+              </w:rPr>
+              <w:t xml:space="preserve">20%</w:t>
+            </w:r>
+          </w:p>
+        </w:tc>
+        <w:tc>
+          <w:tcPr>
+            <w:tcW w:type="dxa" w:w="1200"/>
+            <w:tcBorders>
+              <w:top w:val="none"/>
+              <w:left w:val="none"/>
+              <w:bottom w:val="none"/>
+              <w:right w:val="none"/>
+            </w:tcBorders>
+            <w:shd w:fill="FFFFFF" w:val="clear"/>
+            <w:tcMar>
+              <w:top w:type="dxa" w:w="40"/>
+              <w:left w:type="dxa" w:w="80"/>
+              <w:bottom w:type="dxa" w:w="40"/>
+              <w:right w:type="dxa" w:w="80"/>
+            </w:tcMar>
+          </w:tcPr>
+          <w:p>
+            <w:pPr>
+              <w:spacing w:after="0" w:line="240"/>
+              <w:jc w:val="left"/>
+            </w:pPr>
+            <w:r>
+              <w:rPr>
+                <w:rFonts w:ascii="Times New Roman" w:cs="Times New Roman" w:eastAsia="Times New Roman" w:hAnsi="Times New Roman"/>
+                <w:b w:val="false"/>
+                <w:bCs w:val="false"/>
+                <w:i w:val="false"/>
+                <w:iCs w:val="false"/>
+                <w:caps w:val="false"/>
+                <w:sz w:val="19"/>
+                <w:szCs w:val="19"/>
+              </w:rPr>
+              <w:t xml:space="preserve">8 / 10</w:t>
+            </w:r>
+          </w:p>
+        </w:tc>
+        <w:tc>
+          <w:tcPr>
+            <w:tcW w:type="dxa" w:w="1200"/>
+            <w:tcBorders>
+              <w:top w:val="none"/>
+              <w:left w:val="none"/>
+              <w:bottom w:val="none"/>
+              <w:right w:val="none"/>
+            </w:tcBorders>
+            <w:shd w:fill="FFFFFF" w:val="clear"/>
+            <w:tcMar>
+              <w:top w:type="dxa" w:w="40"/>
+              <w:left w:type="dxa" w:w="80"/>
+              <w:bottom w:type="dxa" w:w="40"/>
+              <w:right w:type="dxa" w:w="80"/>
+            </w:tcMar>
+          </w:tcPr>
+          <w:p>
+            <w:pPr>
+              <w:spacing w:after="0" w:line="240"/>
+              <w:jc w:val="left"/>
+            </w:pPr>
+            <w:r>
+              <w:rPr>
+                <w:rFonts w:ascii="Times New Roman" w:cs="Times New Roman" w:eastAsia="Times New Roman" w:hAnsi="Times New Roman"/>
+                <w:b w:val="false"/>
+                <w:bCs w:val="false"/>
+                <w:i w:val="false"/>
+                <w:iCs w:val="false"/>
+                <w:caps w:val="false"/>
+                <w:sz w:val="19"/>
+                <w:szCs w:val="19"/>
+              </w:rPr>
+              <w:t xml:space="preserve">7 / 10</w:t>
+            </w:r>
+          </w:p>
+        </w:tc>
+        <w:tc>
+          <w:tcPr>
+            <w:tcW w:type="dxa" w:w="1328"/>
+            <w:tcBorders>
+              <w:top w:val="none"/>
+              <w:left w:val="none"/>
+              <w:bottom w:val="none"/>
+              <w:right w:val="none"/>
+            </w:tcBorders>
+            <w:shd w:fill="FFFFFF" w:val="clear"/>
+            <w:tcMar>
+              <w:top w:type="dxa" w:w="40"/>
+              <w:left w:type="dxa" w:w="80"/>
+              <w:bottom w:type="dxa" w:w="40"/>
+              <w:right w:type="dxa" w:w="80"/>
+            </w:tcMar>
+          </w:tcPr>
+          <w:p>
+            <w:pPr>
+              <w:spacing w:after="0" w:line="240"/>
+              <w:jc w:val="left"/>
+            </w:pPr>
+            <w:r>
+              <w:rPr>
+                <w:rFonts w:ascii="Times New Roman" w:cs="Times New Roman" w:eastAsia="Times New Roman" w:hAnsi="Times New Roman"/>
+                <w:b w:val="false"/>
+                <w:bCs w:val="false"/>
+                <w:i w:val="false"/>
+                <w:iCs w:val="false"/>
+                <w:caps w:val="false"/>
+                <w:sz w:val="19"/>
+                <w:szCs w:val="19"/>
+              </w:rPr>
+              <w:t xml:space="preserve">−1</w:t>
+            </w:r>
+          </w:p>
+        </w:tc>
+      </w:tr>
+      <w:tr>
+        <w:tc>
+          <w:tcPr>
+            <w:tcW w:type="dxa" w:w="2400"/>
+            <w:tcBorders>
+              <w:top w:val="none"/>
+              <w:left w:val="none"/>
+              <w:bottom w:val="none"/>
+              <w:right w:val="none"/>
+            </w:tcBorders>
+            <w:shd w:fill="FFFFFF" w:val="clear"/>
+            <w:tcMar>
+              <w:top w:type="dxa" w:w="40"/>
+              <w:left w:type="dxa" w:w="80"/>
+              <w:bottom w:type="dxa" w:w="40"/>
+              <w:right w:type="dxa" w:w="80"/>
+            </w:tcMar>
+          </w:tcPr>
+          <w:p>
+            <w:pPr>
+              <w:spacing w:after="0" w:line="240"/>
+              <w:jc w:val="left"/>
+            </w:pPr>
+            <w:r>
+              <w:rPr>
+                <w:rFonts w:ascii="Times New Roman" w:cs="Times New Roman" w:eastAsia="Times New Roman" w:hAnsi="Times New Roman"/>
+                <w:b w:val="false"/>
+                <w:bCs w:val="false"/>
+                <w:i w:val="false"/>
+                <w:iCs w:val="false"/>
+                <w:caps w:val="false"/>
+                <w:sz w:val="19"/>
+                <w:szCs w:val="19"/>
+              </w:rPr>
+              <w:t xml:space="preserve">CR-04 Lifecycle Automation</w:t>
+            </w:r>
+          </w:p>
+        </w:tc>
+        <w:tc>
+          <w:tcPr>
+            <w:tcW w:type="dxa" w:w="800"/>
+            <w:tcBorders>
+              <w:top w:val="none"/>
+              <w:left w:val="none"/>
+              <w:bottom w:val="none"/>
+              <w:right w:val="none"/>
+            </w:tcBorders>
+            <w:shd w:fill="FFFFFF" w:val="clear"/>
+            <w:tcMar>
+              <w:top w:type="dxa" w:w="40"/>
+              <w:left w:type="dxa" w:w="80"/>
+              <w:bottom w:type="dxa" w:w="40"/>
+              <w:right w:type="dxa" w:w="80"/>
+            </w:tcMar>
+          </w:tcPr>
+          <w:p>
+            <w:pPr>
+              <w:spacing w:after="0" w:line="240"/>
+              <w:jc w:val="left"/>
+            </w:pPr>
+            <w:r>
+              <w:rPr>
+                <w:rFonts w:ascii="Times New Roman" w:cs="Times New Roman" w:eastAsia="Times New Roman" w:hAnsi="Times New Roman"/>
+                <w:b w:val="false"/>
+                <w:bCs w:val="false"/>
+                <w:i w:val="false"/>
+                <w:iCs w:val="false"/>
+                <w:caps w:val="false"/>
+                <w:sz w:val="19"/>
+                <w:szCs w:val="19"/>
+              </w:rPr>
+              <w:t xml:space="preserve">20%</w:t>
+            </w:r>
+          </w:p>
+        </w:tc>
+        <w:tc>
+          <w:tcPr>
+            <w:tcW w:type="dxa" w:w="1200"/>
+            <w:tcBorders>
+              <w:top w:val="none"/>
+              <w:left w:val="none"/>
+              <w:bottom w:val="none"/>
+              <w:right w:val="none"/>
+            </w:tcBorders>
+            <w:shd w:fill="FFFFFF" w:val="clear"/>
+            <w:tcMar>
+              <w:top w:type="dxa" w:w="40"/>
+              <w:left w:type="dxa" w:w="80"/>
+              <w:bottom w:type="dxa" w:w="40"/>
+              <w:right w:type="dxa" w:w="80"/>
+            </w:tcMar>
+          </w:tcPr>
+          <w:p>
+            <w:pPr>
+              <w:spacing w:after="0" w:line="240"/>
+              <w:jc w:val="left"/>
+            </w:pPr>
+            <w:r>
+              <w:rPr>
+                <w:rFonts w:ascii="Times New Roman" w:cs="Times New Roman" w:eastAsia="Times New Roman" w:hAnsi="Times New Roman"/>
+                <w:b w:val="false"/>
+                <w:bCs w:val="false"/>
+                <w:i w:val="false"/>
+                <w:iCs w:val="false"/>
+                <w:caps w:val="false"/>
+                <w:sz w:val="19"/>
+                <w:szCs w:val="19"/>
+              </w:rPr>
+              <w:t xml:space="preserve">9 / 10</w:t>
+            </w:r>
+          </w:p>
+        </w:tc>
+        <w:tc>
+          <w:tcPr>
+            <w:tcW w:type="dxa" w:w="1200"/>
+            <w:tcBorders>
+              <w:top w:val="none"/>
+              <w:left w:val="none"/>
+              <w:bottom w:val="none"/>
+              <w:right w:val="none"/>
+            </w:tcBorders>
+            <w:shd w:fill="FFFFFF" w:val="clear"/>
+            <w:tcMar>
+              <w:top w:type="dxa" w:w="40"/>
+              <w:left w:type="dxa" w:w="80"/>
+              <w:bottom w:type="dxa" w:w="40"/>
+              <w:right w:type="dxa" w:w="80"/>
+            </w:tcMar>
+          </w:tcPr>
+          <w:p>
+            <w:pPr>
+              <w:spacing w:after="0" w:line="240"/>
+              <w:jc w:val="left"/>
+            </w:pPr>
+            <w:r>
+              <w:rPr>
+                <w:rFonts w:ascii="Times New Roman" w:cs="Times New Roman" w:eastAsia="Times New Roman" w:hAnsi="Times New Roman"/>
+                <w:b w:val="false"/>
+                <w:bCs w:val="false"/>
+                <w:i w:val="false"/>
+                <w:iCs w:val="false"/>
+                <w:caps w:val="false"/>
+                <w:sz w:val="19"/>
+                <w:szCs w:val="19"/>
+              </w:rPr>
+              <w:t xml:space="preserve">8 / 10</w:t>
+            </w:r>
+          </w:p>
+        </w:tc>
+        <w:tc>
+          <w:tcPr>
+            <w:tcW w:type="dxa" w:w="1328"/>
+            <w:tcBorders>
+              <w:top w:val="none"/>
+              <w:left w:val="none"/>
+              <w:bottom w:val="none"/>
+              <w:right w:val="none"/>
+            </w:tcBorders>
+            <w:shd w:fill="FFFFFF" w:val="clear"/>
+            <w:tcMar>
+              <w:top w:type="dxa" w:w="40"/>
+              <w:left w:type="dxa" w:w="80"/>
+              <w:bottom w:type="dxa" w:w="40"/>
+              <w:right w:type="dxa" w:w="80"/>
+            </w:tcMar>
+          </w:tcPr>
+          <w:p>
+            <w:pPr>
+              <w:spacing w:after="0" w:line="240"/>
+              <w:jc w:val="left"/>
+            </w:pPr>
+            <w:r>
+              <w:rPr>
+                <w:rFonts w:ascii="Times New Roman" w:cs="Times New Roman" w:eastAsia="Times New Roman" w:hAnsi="Times New Roman"/>
+                <w:b w:val="false"/>
+                <w:bCs w:val="false"/>
+                <w:i w:val="false"/>
+                <w:iCs w:val="false"/>
+                <w:caps w:val="false"/>
+                <w:sz w:val="19"/>
+                <w:szCs w:val="19"/>
+              </w:rPr>
+              <w:t xml:space="preserve">−1</w:t>
+            </w:r>
+          </w:p>
+        </w:tc>
+      </w:tr>
+      <w:tr>
+        <w:tc>
+          <w:tcPr>
+            <w:tcW w:type="dxa" w:w="2400"/>
+            <w:tcBorders>
+              <w:top w:val="none"/>
+              <w:left w:val="none"/>
+              <w:bottom w:val="none"/>
+              <w:right w:val="none"/>
+            </w:tcBorders>
+            <w:shd w:fill="FFFFFF" w:val="clear"/>
+            <w:tcMar>
+              <w:top w:type="dxa" w:w="40"/>
+              <w:left w:type="dxa" w:w="80"/>
+              <w:bottom w:type="dxa" w:w="40"/>
+              <w:right w:type="dxa" w:w="80"/>
+            </w:tcMar>
+          </w:tcPr>
+          <w:p>
+            <w:pPr>
+              <w:spacing w:after="0" w:line="240"/>
+              <w:jc w:val="left"/>
+            </w:pPr>
+            <w:r>
+              <w:rPr>
+                <w:rFonts w:ascii="Times New Roman" w:cs="Times New Roman" w:eastAsia="Times New Roman" w:hAnsi="Times New Roman"/>
+                <w:b w:val="false"/>
+                <w:bCs w:val="false"/>
+                <w:i w:val="false"/>
+                <w:iCs w:val="false"/>
+                <w:caps w:val="false"/>
+                <w:sz w:val="19"/>
+                <w:szCs w:val="19"/>
+              </w:rPr>
+              <w:t xml:space="preserve">CR-03 DNS Segmentation</w:t>
+            </w:r>
+          </w:p>
+        </w:tc>
+        <w:tc>
+          <w:tcPr>
+            <w:tcW w:type="dxa" w:w="800"/>
+            <w:tcBorders>
+              <w:top w:val="none"/>
+              <w:left w:val="none"/>
+              <w:bottom w:val="none"/>
+              <w:right w:val="none"/>
+            </w:tcBorders>
+            <w:shd w:fill="FFFFFF" w:val="clear"/>
+            <w:tcMar>
+              <w:top w:type="dxa" w:w="40"/>
+              <w:left w:type="dxa" w:w="80"/>
+              <w:bottom w:type="dxa" w:w="40"/>
+              <w:right w:type="dxa" w:w="80"/>
+            </w:tcMar>
+          </w:tcPr>
+          <w:p>
+            <w:pPr>
+              <w:spacing w:after="0" w:line="240"/>
+              <w:jc w:val="left"/>
+            </w:pPr>
+            <w:r>
+              <w:rPr>
+                <w:rFonts w:ascii="Times New Roman" w:cs="Times New Roman" w:eastAsia="Times New Roman" w:hAnsi="Times New Roman"/>
+                <w:b w:val="false"/>
+                <w:bCs w:val="false"/>
+                <w:i w:val="false"/>
+                <w:iCs w:val="false"/>
+                <w:caps w:val="false"/>
+                <w:sz w:val="19"/>
+                <w:szCs w:val="19"/>
+              </w:rPr>
+              <w:t xml:space="preserve">10%</w:t>
+            </w:r>
+          </w:p>
+        </w:tc>
+        <w:tc>
+          <w:tcPr>
+            <w:tcW w:type="dxa" w:w="1200"/>
+            <w:tcBorders>
+              <w:top w:val="none"/>
+              <w:left w:val="none"/>
+              <w:bottom w:val="none"/>
+              <w:right w:val="none"/>
+            </w:tcBorders>
+            <w:shd w:fill="FFFFFF" w:val="clear"/>
+            <w:tcMar>
+              <w:top w:type="dxa" w:w="40"/>
+              <w:left w:type="dxa" w:w="80"/>
+              <w:bottom w:type="dxa" w:w="40"/>
+              <w:right w:type="dxa" w:w="80"/>
+            </w:tcMar>
+          </w:tcPr>
+          <w:p>
+            <w:pPr>
+              <w:spacing w:after="0" w:line="240"/>
+              <w:jc w:val="left"/>
+            </w:pPr>
+            <w:r>
+              <w:rPr>
+                <w:rFonts w:ascii="Times New Roman" w:cs="Times New Roman" w:eastAsia="Times New Roman" w:hAnsi="Times New Roman"/>
+                <w:b w:val="false"/>
+                <w:bCs w:val="false"/>
+                <w:i w:val="false"/>
+                <w:iCs w:val="false"/>
+                <w:caps w:val="false"/>
+                <w:sz w:val="19"/>
+                <w:szCs w:val="19"/>
+              </w:rPr>
+              <w:t xml:space="preserve">9 / 10</w:t>
+            </w:r>
+          </w:p>
+        </w:tc>
+        <w:tc>
+          <w:tcPr>
+            <w:tcW w:type="dxa" w:w="1200"/>
+            <w:tcBorders>
+              <w:top w:val="none"/>
+              <w:left w:val="none"/>
+              <w:bottom w:val="none"/>
+              <w:right w:val="none"/>
+            </w:tcBorders>
+            <w:shd w:fill="FFFFFF" w:val="clear"/>
+            <w:tcMar>
+              <w:top w:type="dxa" w:w="40"/>
+              <w:left w:type="dxa" w:w="80"/>
+              <w:bottom w:type="dxa" w:w="40"/>
+              <w:right w:type="dxa" w:w="80"/>
+            </w:tcMar>
+          </w:tcPr>
+          <w:p>
+            <w:pPr>
+              <w:spacing w:after="0" w:line="240"/>
+              <w:jc w:val="left"/>
+            </w:pPr>
+            <w:r>
+              <w:rPr>
+                <w:rFonts w:ascii="Times New Roman" w:cs="Times New Roman" w:eastAsia="Times New Roman" w:hAnsi="Times New Roman"/>
+                <w:b w:val="false"/>
+                <w:bCs w:val="false"/>
+                <w:i w:val="false"/>
+                <w:iCs w:val="false"/>
+                <w:caps w:val="false"/>
+                <w:sz w:val="19"/>
+                <w:szCs w:val="19"/>
+              </w:rPr>
+              <w:t xml:space="preserve">7 / 10</w:t>
+            </w:r>
+          </w:p>
+        </w:tc>
+        <w:tc>
+          <w:tcPr>
+            <w:tcW w:type="dxa" w:w="1328"/>
+            <w:tcBorders>
+              <w:top w:val="none"/>
+              <w:left w:val="none"/>
+              <w:bottom w:val="none"/>
+              <w:right w:val="none"/>
+            </w:tcBorders>
+            <w:shd w:fill="FFFFFF" w:val="clear"/>
+            <w:tcMar>
+              <w:top w:type="dxa" w:w="40"/>
+              <w:left w:type="dxa" w:w="80"/>
+              <w:bottom w:type="dxa" w:w="40"/>
+              <w:right w:type="dxa" w:w="80"/>
+            </w:tcMar>
+          </w:tcPr>
+          <w:p>
+            <w:pPr>
+              <w:spacing w:after="0" w:line="240"/>
+              <w:jc w:val="left"/>
+            </w:pPr>
+            <w:r>
+              <w:rPr>
+                <w:rFonts w:ascii="Times New Roman" w:cs="Times New Roman" w:eastAsia="Times New Roman" w:hAnsi="Times New Roman"/>
+                <w:b w:val="false"/>
+                <w:bCs w:val="false"/>
+                <w:i w:val="false"/>
+                <w:iCs w:val="false"/>
+                <w:caps w:val="false"/>
+                <w:sz w:val="19"/>
+                <w:szCs w:val="19"/>
+              </w:rPr>
+              <w:t xml:space="preserve">−2</w:t>
+            </w:r>
+          </w:p>
+        </w:tc>
+      </w:tr>
+      <w:tr>
+        <w:tc>
+          <w:tcPr>
+            <w:tcW w:type="dxa" w:w="2400"/>
+            <w:tcBorders>
+              <w:top w:val="none"/>
+              <w:left w:val="none"/>
+              <w:bottom w:val="none"/>
+              <w:right w:val="none"/>
+            </w:tcBorders>
+            <w:shd w:fill="FFFFFF" w:val="clear"/>
+            <w:tcMar>
+              <w:top w:type="dxa" w:w="40"/>
+              <w:left w:type="dxa" w:w="80"/>
+              <w:bottom w:type="dxa" w:w="40"/>
+              <w:right w:type="dxa" w:w="80"/>
+            </w:tcMar>
+          </w:tcPr>
+          <w:p>
+            <w:pPr>
+              <w:spacing w:after="0" w:line="240"/>
+              <w:jc w:val="left"/>
+            </w:pPr>
+            <w:r>
+              <w:rPr>
+                <w:rFonts w:ascii="Times New Roman" w:cs="Times New Roman" w:eastAsia="Times New Roman" w:hAnsi="Times New Roman"/>
+                <w:b w:val="false"/>
+                <w:bCs w:val="false"/>
+                <w:i w:val="false"/>
+                <w:iCs w:val="false"/>
+                <w:caps w:val="false"/>
+                <w:sz w:val="19"/>
+                <w:szCs w:val="19"/>
+              </w:rPr>
+              <w:t xml:space="preserve">CR-06 Outbound Governed Access</w:t>
+            </w:r>
+          </w:p>
+        </w:tc>
+        <w:tc>
+          <w:tcPr>
+            <w:tcW w:type="dxa" w:w="800"/>
+            <w:tcBorders>
+              <w:top w:val="none"/>
+              <w:left w:val="none"/>
+              <w:bottom w:val="none"/>
+              <w:right w:val="none"/>
+            </w:tcBorders>
+            <w:shd w:fill="FFFFFF" w:val="clear"/>
+            <w:tcMar>
+              <w:top w:type="dxa" w:w="40"/>
+              <w:left w:type="dxa" w:w="80"/>
+              <w:bottom w:type="dxa" w:w="40"/>
+              <w:right w:type="dxa" w:w="80"/>
+            </w:tcMar>
+          </w:tcPr>
+          <w:p>
+            <w:pPr>
+              <w:spacing w:after="0" w:line="240"/>
+              <w:jc w:val="left"/>
+            </w:pPr>
+            <w:r>
+              <w:rPr>
+                <w:rFonts w:ascii="Times New Roman" w:cs="Times New Roman" w:eastAsia="Times New Roman" w:hAnsi="Times New Roman"/>
+                <w:b w:val="false"/>
+                <w:bCs w:val="false"/>
+                <w:i w:val="false"/>
+                <w:iCs w:val="false"/>
+                <w:caps w:val="false"/>
+                <w:sz w:val="19"/>
+                <w:szCs w:val="19"/>
+              </w:rPr>
+              <w:t xml:space="preserve">10%</w:t>
+            </w:r>
+          </w:p>
+        </w:tc>
+        <w:tc>
+          <w:tcPr>
+            <w:tcW w:type="dxa" w:w="1200"/>
+            <w:tcBorders>
+              <w:top w:val="none"/>
+              <w:left w:val="none"/>
+              <w:bottom w:val="none"/>
+              <w:right w:val="none"/>
+            </w:tcBorders>
+            <w:shd w:fill="FFFFFF" w:val="clear"/>
+            <w:tcMar>
+              <w:top w:type="dxa" w:w="40"/>
+              <w:left w:type="dxa" w:w="80"/>
+              <w:bottom w:type="dxa" w:w="40"/>
+              <w:right w:type="dxa" w:w="80"/>
+            </w:tcMar>
+          </w:tcPr>
+          <w:p>
+            <w:pPr>
+              <w:spacing w:after="0" w:line="240"/>
+              <w:jc w:val="left"/>
+            </w:pPr>
+            <w:r>
+              <w:rPr>
+                <w:rFonts w:ascii="Times New Roman" w:cs="Times New Roman" w:eastAsia="Times New Roman" w:hAnsi="Times New Roman"/>
+                <w:b w:val="false"/>
+                <w:bCs w:val="false"/>
+                <w:i w:val="false"/>
+                <w:iCs w:val="false"/>
+                <w:caps w:val="false"/>
+                <w:sz w:val="19"/>
+                <w:szCs w:val="19"/>
+              </w:rPr>
+              <w:t xml:space="preserve">7 / 10</w:t>
+            </w:r>
+          </w:p>
+        </w:tc>
+        <w:tc>
+          <w:tcPr>
+            <w:tcW w:type="dxa" w:w="1200"/>
+            <w:tcBorders>
+              <w:top w:val="none"/>
+              <w:left w:val="none"/>
+              <w:bottom w:val="none"/>
+              <w:right w:val="none"/>
+            </w:tcBorders>
+            <w:shd w:fill="FFFFFF" w:val="clear"/>
+            <w:tcMar>
+              <w:top w:type="dxa" w:w="40"/>
+              <w:left w:type="dxa" w:w="80"/>
+              <w:bottom w:type="dxa" w:w="40"/>
+              <w:right w:type="dxa" w:w="80"/>
+            </w:tcMar>
+          </w:tcPr>
+          <w:p>
+            <w:pPr>
+              <w:spacing w:after="0" w:line="240"/>
+              <w:jc w:val="left"/>
+            </w:pPr>
+            <w:r>
+              <w:rPr>
+                <w:rFonts w:ascii="Times New Roman" w:cs="Times New Roman" w:eastAsia="Times New Roman" w:hAnsi="Times New Roman"/>
+                <w:b w:val="false"/>
+                <w:bCs w:val="false"/>
+                <w:i w:val="false"/>
+                <w:iCs w:val="false"/>
+                <w:caps w:val="false"/>
+                <w:sz w:val="19"/>
+                <w:szCs w:val="19"/>
+              </w:rPr>
+              <w:t xml:space="preserve">8 / 10</w:t>
+            </w:r>
+          </w:p>
+        </w:tc>
+        <w:tc>
+          <w:tcPr>
+            <w:tcW w:type="dxa" w:w="1328"/>
+            <w:tcBorders>
+              <w:top w:val="none"/>
+              <w:left w:val="none"/>
+              <w:bottom w:val="none"/>
+              <w:right w:val="none"/>
+            </w:tcBorders>
+            <w:shd w:fill="FFFFFF" w:val="clear"/>
+            <w:tcMar>
+              <w:top w:type="dxa" w:w="40"/>
+              <w:left w:type="dxa" w:w="80"/>
+              <w:bottom w:type="dxa" w:w="40"/>
+              <w:right w:type="dxa" w:w="80"/>
+            </w:tcMar>
+          </w:tcPr>
+          <w:p>
+            <w:pPr>
+              <w:spacing w:after="0" w:line="240"/>
+              <w:jc w:val="left"/>
+            </w:pPr>
+            <w:r>
+              <w:rPr>
+                <w:rFonts w:ascii="Times New Roman" w:cs="Times New Roman" w:eastAsia="Times New Roman" w:hAnsi="Times New Roman"/>
+                <w:b w:val="false"/>
+                <w:bCs w:val="false"/>
+                <w:i w:val="false"/>
+                <w:iCs w:val="false"/>
+                <w:caps w:val="false"/>
+                <w:sz w:val="19"/>
+                <w:szCs w:val="19"/>
+              </w:rPr>
+              <w:t xml:space="preserve">+1</w:t>
+            </w:r>
+          </w:p>
+        </w:tc>
+      </w:tr>
+      <w:tr>
+        <w:tc>
+          <w:tcPr>
+            <w:tcW w:type="dxa" w:w="2400"/>
+            <w:tcBorders>
+              <w:top w:val="none"/>
+              <w:left w:val="none"/>
+              <w:bottom w:val="none"/>
+              <w:right w:val="none"/>
+            </w:tcBorders>
+            <w:shd w:fill="FFFFFF" w:val="clear"/>
+            <w:tcMar>
+              <w:top w:type="dxa" w:w="40"/>
+              <w:left w:type="dxa" w:w="80"/>
+              <w:bottom w:type="dxa" w:w="40"/>
+              <w:right w:type="dxa" w:w="80"/>
+            </w:tcMar>
+          </w:tcPr>
+          <w:p>
+            <w:pPr>
+              <w:spacing w:after="0" w:line="240"/>
+              <w:jc w:val="left"/>
+            </w:pPr>
+            <w:r>
+              <w:rPr>
+                <w:rFonts w:ascii="Times New Roman" w:cs="Times New Roman" w:eastAsia="Times New Roman" w:hAnsi="Times New Roman"/>
+                <w:b w:val="false"/>
+                <w:bCs w:val="false"/>
+                <w:i w:val="false"/>
+                <w:iCs w:val="false"/>
+                <w:caps w:val="false"/>
+                <w:sz w:val="19"/>
+                <w:szCs w:val="19"/>
+              </w:rPr>
+              <w:t xml:space="preserve">CR-SS Self-Service API Readiness</w:t>
+            </w:r>
+          </w:p>
+        </w:tc>
+        <w:tc>
+          <w:tcPr>
+            <w:tcW w:type="dxa" w:w="800"/>
+            <w:tcBorders>
+              <w:top w:val="none"/>
+              <w:left w:val="none"/>
+              <w:bottom w:val="none"/>
+              <w:right w:val="none"/>
+            </w:tcBorders>
+            <w:shd w:fill="FFFFFF" w:val="clear"/>
+            <w:tcMar>
+              <w:top w:type="dxa" w:w="40"/>
+              <w:left w:type="dxa" w:w="80"/>
+              <w:bottom w:type="dxa" w:w="40"/>
+              <w:right w:type="dxa" w:w="80"/>
+            </w:tcMar>
+          </w:tcPr>
+          <w:p>
+            <w:pPr>
+              <w:spacing w:after="0" w:line="240"/>
+              <w:jc w:val="left"/>
+            </w:pPr>
+            <w:r>
+              <w:rPr>
+                <w:rFonts w:ascii="Times New Roman" w:cs="Times New Roman" w:eastAsia="Times New Roman" w:hAnsi="Times New Roman"/>
+                <w:b w:val="false"/>
+                <w:bCs w:val="false"/>
+                <w:i w:val="false"/>
+                <w:iCs w:val="false"/>
+                <w:caps w:val="false"/>
+                <w:sz w:val="19"/>
+                <w:szCs w:val="19"/>
+              </w:rPr>
+              <w:t xml:space="preserve">10%</w:t>
+            </w:r>
+          </w:p>
+        </w:tc>
+        <w:tc>
+          <w:tcPr>
+            <w:tcW w:type="dxa" w:w="1200"/>
+            <w:tcBorders>
+              <w:top w:val="none"/>
+              <w:left w:val="none"/>
+              <w:bottom w:val="none"/>
+              <w:right w:val="none"/>
+            </w:tcBorders>
+            <w:shd w:fill="FFFFFF" w:val="clear"/>
+            <w:tcMar>
+              <w:top w:type="dxa" w:w="40"/>
+              <w:left w:type="dxa" w:w="80"/>
+              <w:bottom w:type="dxa" w:w="40"/>
+              <w:right w:type="dxa" w:w="80"/>
+            </w:tcMar>
+          </w:tcPr>
+          <w:p>
+            <w:pPr>
+              <w:spacing w:after="0" w:line="240"/>
+              <w:jc w:val="left"/>
+            </w:pPr>
+            <w:r>
+              <w:rPr>
+                <w:rFonts w:ascii="Times New Roman" w:cs="Times New Roman" w:eastAsia="Times New Roman" w:hAnsi="Times New Roman"/>
+                <w:b w:val="false"/>
+                <w:bCs w:val="false"/>
+                <w:i w:val="false"/>
+                <w:iCs w:val="false"/>
+                <w:caps w:val="false"/>
+                <w:sz w:val="19"/>
+                <w:szCs w:val="19"/>
+              </w:rPr>
+              <w:t xml:space="preserve">9 / 10</w:t>
+            </w:r>
+          </w:p>
+        </w:tc>
+        <w:tc>
+          <w:tcPr>
+            <w:tcW w:type="dxa" w:w="1200"/>
+            <w:tcBorders>
+              <w:top w:val="none"/>
+              <w:left w:val="none"/>
+              <w:bottom w:val="none"/>
+              <w:right w:val="none"/>
+            </w:tcBorders>
+            <w:shd w:fill="FFFFFF" w:val="clear"/>
+            <w:tcMar>
+              <w:top w:type="dxa" w:w="40"/>
+              <w:left w:type="dxa" w:w="80"/>
+              <w:bottom w:type="dxa" w:w="40"/>
+              <w:right w:type="dxa" w:w="80"/>
+            </w:tcMar>
+          </w:tcPr>
+          <w:p>
+            <w:pPr>
+              <w:spacing w:after="0" w:line="240"/>
+              <w:jc w:val="left"/>
+            </w:pPr>
+            <w:r>
+              <w:rPr>
+                <w:rFonts w:ascii="Times New Roman" w:cs="Times New Roman" w:eastAsia="Times New Roman" w:hAnsi="Times New Roman"/>
+                <w:b w:val="false"/>
+                <w:bCs w:val="false"/>
+                <w:i w:val="false"/>
+                <w:iCs w:val="false"/>
+                <w:caps w:val="false"/>
+                <w:sz w:val="19"/>
+                <w:szCs w:val="19"/>
+              </w:rPr>
+              <w:t xml:space="preserve">8 / 10</w:t>
+            </w:r>
+          </w:p>
+        </w:tc>
+        <w:tc>
+          <w:tcPr>
+            <w:tcW w:type="dxa" w:w="1328"/>
+            <w:tcBorders>
+              <w:top w:val="none"/>
+              <w:left w:val="none"/>
+              <w:bottom w:val="none"/>
+              <w:right w:val="none"/>
+            </w:tcBorders>
+            <w:shd w:fill="FFFFFF" w:val="clear"/>
+            <w:tcMar>
+              <w:top w:type="dxa" w:w="40"/>
+              <w:left w:type="dxa" w:w="80"/>
+              <w:bottom w:type="dxa" w:w="40"/>
+              <w:right w:type="dxa" w:w="80"/>
+            </w:tcMar>
+          </w:tcPr>
+          <w:p>
+            <w:pPr>
+              <w:spacing w:after="0" w:line="240"/>
+              <w:jc w:val="left"/>
+            </w:pPr>
+            <w:r>
+              <w:rPr>
+                <w:rFonts w:ascii="Times New Roman" w:cs="Times New Roman" w:eastAsia="Times New Roman" w:hAnsi="Times New Roman"/>
+                <w:b w:val="false"/>
+                <w:bCs w:val="false"/>
+                <w:i w:val="false"/>
+                <w:iCs w:val="false"/>
+                <w:caps w:val="false"/>
+                <w:sz w:val="19"/>
+                <w:szCs w:val="19"/>
+              </w:rPr>
+              <w:t xml:space="preserve">−1</w:t>
+            </w:r>
+          </w:p>
+        </w:tc>
+      </w:tr>
+      <w:tr>
+        <w:tc>
+          <w:tcPr>
+            <w:tcW w:type="dxa" w:w="2400"/>
+            <w:tcBorders>
+              <w:top w:val="none"/>
+              <w:left w:val="none"/>
+              <w:bottom w:val="none"/>
+              <w:right w:val="none"/>
+            </w:tcBorders>
+            <w:shd w:fill="FFFFFF" w:val="clear"/>
+            <w:tcMar>
+              <w:top w:type="dxa" w:w="40"/>
+              <w:left w:type="dxa" w:w="80"/>
+              <w:bottom w:type="dxa" w:w="40"/>
+              <w:right w:type="dxa" w:w="80"/>
+            </w:tcMar>
+          </w:tcPr>
+          <w:p>
+            <w:pPr>
+              <w:spacing w:after="0" w:line="240"/>
+              <w:jc w:val="left"/>
+            </w:pPr>
+            <w:r>
+              <w:rPr>
+                <w:rFonts w:ascii="Times New Roman" w:cs="Times New Roman" w:eastAsia="Times New Roman" w:hAnsi="Times New Roman"/>
+                <w:b w:val="false"/>
+                <w:bCs w:val="false"/>
+                <w:i w:val="false"/>
+                <w:iCs w:val="false"/>
+                <w:caps w:val="false"/>
+                <w:sz w:val="19"/>
+                <w:szCs w:val="19"/>
+              </w:rPr>
+              <w:t xml:space="preserve">CR-05 Multi-Tenant Scale</w:t>
+            </w:r>
+          </w:p>
+        </w:tc>
+        <w:tc>
+          <w:tcPr>
+            <w:tcW w:type="dxa" w:w="800"/>
+            <w:tcBorders>
+              <w:top w:val="none"/>
+              <w:left w:val="none"/>
+              <w:bottom w:val="none"/>
+              <w:right w:val="none"/>
+            </w:tcBorders>
+            <w:shd w:fill="FFFFFF" w:val="clear"/>
+            <w:tcMar>
+              <w:top w:type="dxa" w:w="40"/>
+              <w:left w:type="dxa" w:w="80"/>
+              <w:bottom w:type="dxa" w:w="40"/>
+              <w:right w:type="dxa" w:w="80"/>
+            </w:tcMar>
+          </w:tcPr>
+          <w:p>
+            <w:pPr>
+              <w:spacing w:after="0" w:line="240"/>
+              <w:jc w:val="left"/>
+            </w:pPr>
+            <w:r>
+              <w:rPr>
+                <w:rFonts w:ascii="Times New Roman" w:cs="Times New Roman" w:eastAsia="Times New Roman" w:hAnsi="Times New Roman"/>
+                <w:b w:val="false"/>
+                <w:bCs w:val="false"/>
+                <w:i w:val="false"/>
+                <w:iCs w:val="false"/>
+                <w:caps w:val="false"/>
+                <w:sz w:val="19"/>
+                <w:szCs w:val="19"/>
+              </w:rPr>
+              <w:t xml:space="preserve">5%</w:t>
+            </w:r>
+          </w:p>
+        </w:tc>
+        <w:tc>
+          <w:tcPr>
+            <w:tcW w:type="dxa" w:w="1200"/>
+            <w:tcBorders>
+              <w:top w:val="none"/>
+              <w:left w:val="none"/>
+              <w:bottom w:val="none"/>
+              <w:right w:val="none"/>
+            </w:tcBorders>
+            <w:shd w:fill="FFFFFF" w:val="clear"/>
+            <w:tcMar>
+              <w:top w:type="dxa" w:w="40"/>
+              <w:left w:type="dxa" w:w="80"/>
+              <w:bottom w:type="dxa" w:w="40"/>
+              <w:right w:type="dxa" w:w="80"/>
+            </w:tcMar>
+          </w:tcPr>
+          <w:p>
+            <w:pPr>
+              <w:spacing w:after="0" w:line="240"/>
+              <w:jc w:val="left"/>
+            </w:pPr>
+            <w:r>
+              <w:rPr>
+                <w:rFonts w:ascii="Times New Roman" w:cs="Times New Roman" w:eastAsia="Times New Roman" w:hAnsi="Times New Roman"/>
+                <w:b w:val="false"/>
+                <w:bCs w:val="false"/>
+                <w:i w:val="false"/>
+                <w:iCs w:val="false"/>
+                <w:caps w:val="false"/>
+                <w:sz w:val="19"/>
+                <w:szCs w:val="19"/>
+              </w:rPr>
+              <w:t xml:space="preserve">8 / 10</w:t>
+            </w:r>
+          </w:p>
+        </w:tc>
+        <w:tc>
+          <w:tcPr>
+            <w:tcW w:type="dxa" w:w="1200"/>
+            <w:tcBorders>
+              <w:top w:val="none"/>
+              <w:left w:val="none"/>
+              <w:bottom w:val="none"/>
+              <w:right w:val="none"/>
+            </w:tcBorders>
+            <w:shd w:fill="FFFFFF" w:val="clear"/>
+            <w:tcMar>
+              <w:top w:type="dxa" w:w="40"/>
+              <w:left w:type="dxa" w:w="80"/>
+              <w:bottom w:type="dxa" w:w="40"/>
+              <w:right w:type="dxa" w:w="80"/>
+            </w:tcMar>
+          </w:tcPr>
+          <w:p>
+            <w:pPr>
+              <w:spacing w:after="0" w:line="240"/>
+              <w:jc w:val="left"/>
+            </w:pPr>
+            <w:r>
+              <w:rPr>
+                <w:rFonts w:ascii="Times New Roman" w:cs="Times New Roman" w:eastAsia="Times New Roman" w:hAnsi="Times New Roman"/>
+                <w:b w:val="false"/>
+                <w:bCs w:val="false"/>
+                <w:i w:val="false"/>
+                <w:iCs w:val="false"/>
+                <w:caps w:val="false"/>
+                <w:sz w:val="19"/>
+                <w:szCs w:val="19"/>
+              </w:rPr>
+              <w:t xml:space="preserve">8 / 10</w:t>
+            </w:r>
+          </w:p>
+        </w:tc>
+        <w:tc>
+          <w:tcPr>
+            <w:tcW w:type="dxa" w:w="1328"/>
+            <w:tcBorders>
+              <w:top w:val="none"/>
+              <w:left w:val="none"/>
+              <w:bottom w:val="none"/>
+              <w:right w:val="none"/>
+            </w:tcBorders>
+            <w:shd w:fill="FFFFFF" w:val="clear"/>
+            <w:tcMar>
+              <w:top w:type="dxa" w:w="40"/>
+              <w:left w:type="dxa" w:w="80"/>
+              <w:bottom w:type="dxa" w:w="40"/>
+              <w:right w:type="dxa" w:w="80"/>
+            </w:tcMar>
+          </w:tcPr>
+          <w:p>
+            <w:pPr>
+              <w:spacing w:after="0" w:line="240"/>
+              <w:jc w:val="left"/>
+            </w:pPr>
+            <w:r>
+              <w:rPr>
+                <w:rFonts w:ascii="Times New Roman" w:cs="Times New Roman" w:eastAsia="Times New Roman" w:hAnsi="Times New Roman"/>
+                <w:b w:val="false"/>
+                <w:bCs w:val="false"/>
+                <w:i w:val="false"/>
+                <w:iCs w:val="false"/>
+                <w:caps w:val="false"/>
+                <w:sz w:val="19"/>
+                <w:szCs w:val="19"/>
+              </w:rPr>
+              <w:t xml:space="preserve">0</w:t>
+            </w:r>
+          </w:p>
+        </w:tc>
+      </w:tr>
+      <w:tr>
+        <w:tc>
+          <w:tcPr>
+            <w:tcW w:type="dxa" w:w="2400"/>
+            <w:tcBorders>
+              <w:top w:val="none"/>
+              <w:left w:val="none"/>
+              <w:bottom w:val="single" w:color="000000" w:sz="12"/>
+              <w:right w:val="none"/>
+            </w:tcBorders>
+            <w:shd w:fill="FFFFFF" w:val="clear"/>
+            <w:tcMar>
+              <w:top w:type="dxa" w:w="40"/>
+              <w:left w:type="dxa" w:w="80"/>
+              <w:bottom w:type="dxa" w:w="40"/>
+              <w:right w:type="dxa" w:w="80"/>
+            </w:tcMar>
+          </w:tcPr>
+          <w:p>
+            <w:pPr>
+              <w:spacing w:after="0" w:line="240"/>
+              <w:jc w:val="left"/>
+            </w:pPr>
+            <w:r>
+              <w:rPr>
+                <w:rFonts w:ascii="Times New Roman" w:cs="Times New Roman" w:eastAsia="Times New Roman" w:hAnsi="Times New Roman"/>
+                <w:b w:val="false"/>
+                <w:bCs w:val="false"/>
+                <w:i w:val="false"/>
+                <w:iCs w:val="false"/>
+                <w:caps w:val="false"/>
+                <w:sz w:val="19"/>
+                <w:szCs w:val="19"/>
+              </w:rPr>
+              <w:t xml:space="preserve">Weighted Composite</w:t>
+            </w:r>
+          </w:p>
+        </w:tc>
+        <w:tc>
+          <w:tcPr>
+            <w:tcW w:type="dxa" w:w="800"/>
+            <w:tcBorders>
+              <w:top w:val="none"/>
+              <w:left w:val="none"/>
+              <w:bottom w:val="single" w:color="000000" w:sz="12"/>
+              <w:right w:val="none"/>
+            </w:tcBorders>
+            <w:shd w:fill="FFFFFF" w:val="clear"/>
+            <w:tcMar>
+              <w:top w:type="dxa" w:w="40"/>
+              <w:left w:type="dxa" w:w="80"/>
+              <w:bottom w:type="dxa" w:w="40"/>
+              <w:right w:type="dxa" w:w="80"/>
+            </w:tcMar>
+          </w:tcPr>
+          <w:p>
+            <w:pPr>
+              <w:spacing w:after="0" w:line="240"/>
+              <w:jc w:val="left"/>
+            </w:pPr>
+            <w:r>
+              <w:rPr>
+                <w:rFonts w:ascii="Times New Roman" w:cs="Times New Roman" w:eastAsia="Times New Roman" w:hAnsi="Times New Roman"/>
+                <w:b w:val="false"/>
+                <w:bCs w:val="false"/>
+                <w:i w:val="false"/>
+                <w:iCs w:val="false"/>
+                <w:caps w:val="false"/>
+                <w:sz w:val="19"/>
+                <w:szCs w:val="19"/>
+              </w:rPr>
+              <w:t xml:space="preserve">100%</w:t>
+            </w:r>
+          </w:p>
+        </w:tc>
+        <w:tc>
+          <w:tcPr>
+            <w:tcW w:type="dxa" w:w="1200"/>
+            <w:tcBorders>
+              <w:top w:val="none"/>
+              <w:left w:val="none"/>
+              <w:bottom w:val="single" w:color="000000" w:sz="12"/>
+              <w:right w:val="none"/>
+            </w:tcBorders>
+            <w:shd w:fill="FFFFFF" w:val="clear"/>
+            <w:tcMar>
+              <w:top w:type="dxa" w:w="40"/>
+              <w:left w:type="dxa" w:w="80"/>
+              <w:bottom w:type="dxa" w:w="40"/>
+              <w:right w:type="dxa" w:w="80"/>
+            </w:tcMar>
+          </w:tcPr>
+          <w:p>
+            <w:pPr>
+              <w:spacing w:after="0" w:line="240"/>
+              <w:jc w:val="left"/>
+            </w:pPr>
+            <w:r>
+              <w:rPr>
+                <w:rFonts w:ascii="Times New Roman" w:cs="Times New Roman" w:eastAsia="Times New Roman" w:hAnsi="Times New Roman"/>
+                <w:b w:val="false"/>
+                <w:bCs w:val="false"/>
+                <w:i w:val="false"/>
+                <w:iCs w:val="false"/>
+                <w:caps w:val="false"/>
+                <w:sz w:val="19"/>
+                <w:szCs w:val="19"/>
+              </w:rPr>
+              <w:t xml:space="preserve">8.55 / 10</w:t>
+            </w:r>
+          </w:p>
+        </w:tc>
+        <w:tc>
+          <w:tcPr>
+            <w:tcW w:type="dxa" w:w="1200"/>
+            <w:tcBorders>
+              <w:top w:val="none"/>
+              <w:left w:val="none"/>
+              <w:bottom w:val="single" w:color="000000" w:sz="12"/>
+              <w:right w:val="none"/>
+            </w:tcBorders>
+            <w:shd w:fill="FFFFFF" w:val="clear"/>
+            <w:tcMar>
+              <w:top w:type="dxa" w:w="40"/>
+              <w:left w:type="dxa" w:w="80"/>
+              <w:bottom w:type="dxa" w:w="40"/>
+              <w:right w:type="dxa" w:w="80"/>
+            </w:tcMar>
+          </w:tcPr>
+          <w:p>
+            <w:pPr>
+              <w:spacing w:after="0" w:line="240"/>
+              <w:jc w:val="left"/>
+            </w:pPr>
+            <w:r>
+              <w:rPr>
+                <w:rFonts w:ascii="Times New Roman" w:cs="Times New Roman" w:eastAsia="Times New Roman" w:hAnsi="Times New Roman"/>
+                <w:b w:val="false"/>
+                <w:bCs w:val="false"/>
+                <w:i w:val="false"/>
+                <w:iCs w:val="false"/>
+                <w:caps w:val="false"/>
+                <w:sz w:val="19"/>
+                <w:szCs w:val="19"/>
+              </w:rPr>
+              <w:t xml:space="preserve">7.15 / 10</w:t>
+            </w:r>
+          </w:p>
+        </w:tc>
+        <w:tc>
+          <w:tcPr>
+            <w:tcW w:type="dxa" w:w="1328"/>
+            <w:tcBorders>
+              <w:top w:val="none"/>
+              <w:left w:val="none"/>
+              <w:bottom w:val="single" w:color="000000" w:sz="12"/>
+              <w:right w:val="none"/>
+            </w:tcBorders>
+            <w:shd w:fill="FFFFFF" w:val="clear"/>
+            <w:tcMar>
+              <w:top w:type="dxa" w:w="40"/>
+              <w:left w:type="dxa" w:w="80"/>
+              <w:bottom w:type="dxa" w:w="40"/>
+              <w:right w:type="dxa" w:w="80"/>
+            </w:tcMar>
+          </w:tcPr>
+          <w:p>
+            <w:pPr>
+              <w:spacing w:after="0" w:line="240"/>
+              <w:jc w:val="left"/>
+            </w:pPr>
+            <w:r>
+              <w:rPr>
+                <w:rFonts w:ascii="Times New Roman" w:cs="Times New Roman" w:eastAsia="Times New Roman" w:hAnsi="Times New Roman"/>
+                <w:b w:val="false"/>
+                <w:bCs w:val="false"/>
+                <w:i w:val="false"/>
+                <w:iCs w:val="false"/>
+                <w:caps w:val="false"/>
+                <w:sz w:val="19"/>
+                <w:szCs w:val="19"/>
+              </w:rPr>
+              <w:t xml:space="preserve">−1.40</w:t>
+            </w:r>
+          </w:p>
+        </w:tc>
+      </w:tr>
+    </w:tbl>
+    <w:p>
+      <w:pPr>
+        <w:spacing w:after="160"/>
+      </w:pPr>
+    </w:p>
+    <w:p>
+      <w:pPr>
+        <w:spacing w:after="120" w:before="280"/>
+        <w:jc w:val="left"/>
+      </w:pPr>
+      <w:r>
+        <w:rPr>
+          <w:rFonts w:ascii="Times New Roman" w:cs="Times New Roman" w:eastAsia="Times New Roman" w:hAnsi="Times New Roman"/>
+          <w:b/>
+          <w:bCs/>
+          <w:i w:val="false"/>
+          <w:iCs w:val="false"/>
+          <w:caps w:val="false"/>
+          <w:sz w:val="22"/>
+          <w:szCs w:val="22"/>
+        </w:rPr>
+        <w:t xml:space="preserve">10.2 Primary Gap: Per-Tenant CA Isolation (CR-01)</w:t>
+      </w:r>
+    </w:p>
+    <w:p>
+      <w:pPr>
+        <w:spacing w:after="120" w:line="276" w:lineRule="exact"/>
+        <w:jc w:val="both"/>
+      </w:pPr>
+      <w:r>
+        <w:rPr>
+          <w:rFonts w:ascii="Times New Roman" w:cs="Times New Roman" w:eastAsia="Times New Roman" w:hAnsi="Times New Roman"/>
+          <w:b w:val="false"/>
+          <w:bCs w:val="false"/>
+          <w:i w:val="false"/>
+          <w:iCs w:val="false"/>
+          <w:caps w:val="false"/>
+          <w:sz w:val="22"/>
+          <w:szCs w:val="22"/>
+        </w:rPr>
+        <w:t xml:space="preserve">CR-01 carries the highest single weight in the evaluation (25%) and represents the most significant structural difference between the two platforms. The 3PLZ architecture requires that each tenant operate under a dedicated intermediate certificate authority, with the CA private key structurally scoped to that tenant and inaccessible to any other tenant context. mTLS must be enforced bidirectionally — inbound (partner-to-CVS) and outbound (CVS-to-third-party) — with full SSL/TLS session termination and inspection in both directions. Passthrough is explicitly prohibited in either direction.</w:t>
+      </w:r>
+    </w:p>
+    <w:p>
+      <w:pPr>
+        <w:spacing w:after="120" w:line="276" w:lineRule="exact"/>
+        <w:jc w:val="both"/>
+      </w:pPr>
+      <w:r>
+        <w:rPr>
+          <w:rFonts w:ascii="Times New Roman" w:cs="Times New Roman" w:eastAsia="Times New Roman" w:hAnsi="Times New Roman"/>
+          <w:b w:val="false"/>
+          <w:bCs w:val="false"/>
+          <w:i w:val="false"/>
+          <w:iCs w:val="false"/>
+          <w:caps w:val="false"/>
+          <w:sz w:val="22"/>
+          <w:szCs w:val="22"/>
+        </w:rPr>
+        <w:t xml:space="preserve">F5 Distributed Cloud delivers per-tenant CA isolation as a native platform capability. The XC namespace architecture provides an independent security boundary per tenant with its own certificate authority, mTLS enforcement, and certificate lifecycle management. No custom engineering is required to achieve structural tenant CA isolation on the F5 platform.</w:t>
+      </w:r>
+    </w:p>
+    <w:p>
+      <w:pPr>
+        <w:spacing w:after="120" w:line="276" w:lineRule="exact"/>
+        <w:jc w:val="both"/>
+      </w:pPr>
+      <w:r>
+        <w:rPr>
+          <w:rFonts w:ascii="Times New Roman" w:cs="Times New Roman" w:eastAsia="Times New Roman" w:hAnsi="Times New Roman"/>
+          <w:b w:val="false"/>
+          <w:bCs w:val="false"/>
+          <w:i w:val="false"/>
+          <w:iCs w:val="false"/>
+          <w:caps w:val="false"/>
+          <w:sz w:val="22"/>
+          <w:szCs w:val="22"/>
+        </w:rPr>
+        <w:t xml:space="preserve">Cloudflare's mTLS implementation is designed for internet-facing application protection within a single trust domain. Per-tenant CA isolation on the Cloudflare platform requires an engineered construct — multiple zones, Access policy segmentation, or equivalent workarounds to simulate tenant-scoped certificate authorities. The Cloudflare POC specification explicitly states that a policy-based workaround over a shared CA will not satisfy the requirement. Cloudflare must either demonstrate native per-tenant CA isolation during the POC or deliver a fully engineered implementation whose structural integrity is verifiable under adversarial test conditions.</w:t>
+      </w:r>
+    </w:p>
+    <w:p>
+      <w:pPr>
+        <w:spacing w:after="120" w:before="280"/>
+        <w:jc w:val="left"/>
+      </w:pPr>
+      <w:r>
+        <w:rPr>
+          <w:rFonts w:ascii="Times New Roman" w:cs="Times New Roman" w:eastAsia="Times New Roman" w:hAnsi="Times New Roman"/>
+          <w:b/>
+          <w:bCs/>
+          <w:i w:val="false"/>
+          <w:iCs w:val="false"/>
+          <w:caps w:val="false"/>
+          <w:sz w:val="22"/>
+          <w:szCs w:val="22"/>
+        </w:rPr>
+        <w:t xml:space="preserve">10.3 Split-Proxy Inspection Architecture</w:t>
+      </w:r>
+    </w:p>
+    <w:p>
+      <w:pPr>
+        <w:spacing w:after="120" w:line="276" w:lineRule="exact"/>
+        <w:jc w:val="both"/>
+      </w:pPr>
+      <w:r>
+        <w:rPr>
+          <w:rFonts w:ascii="Times New Roman" w:cs="Times New Roman" w:eastAsia="Times New Roman" w:hAnsi="Times New Roman"/>
+          <w:b w:val="false"/>
+          <w:bCs w:val="false"/>
+          <w:i w:val="false"/>
+          <w:iCs w:val="false"/>
+          <w:caps w:val="false"/>
+          <w:sz w:val="22"/>
+          <w:szCs w:val="22"/>
+        </w:rPr>
+        <w:t xml:space="preserve">The 3PLZ architecture requires a full split-proxy model: every SSL/TLS session and every SSH session must be terminated at the platform boundary, inspected, and re-originated to the backend or destination. This applies bidirectionally — inbound (partner-to-CVS) and outbound (CVS-to-third-party). TCP passthrough and TLS passthrough are explicitly prohibited in both directions for both protocol types.</w:t>
+      </w:r>
+    </w:p>
+    <w:p>
+      <w:pPr>
+        <w:spacing w:after="120" w:line="276" w:lineRule="exact"/>
+        <w:jc w:val="both"/>
+      </w:pPr>
+      <w:r>
+        <w:rPr>
+          <w:rFonts w:ascii="Times New Roman" w:cs="Times New Roman" w:eastAsia="Times New Roman" w:hAnsi="Times New Roman"/>
+          <w:b w:val="false"/>
+          <w:bCs w:val="false"/>
+          <w:i w:val="false"/>
+          <w:iCs w:val="false"/>
+          <w:caps w:val="false"/>
+          <w:sz w:val="22"/>
+          <w:szCs w:val="22"/>
+        </w:rPr>
+        <w:t xml:space="preserve">F5 Distributed Cloud operates natively as a full application-layer (Layer 7) proxy. SSL/TLS session termination and inspection, SSH session termination and inspection, credential injection, and per-tenant policy enforcement are core platform capabilities delivered without additional engineering construction.</w:t>
+      </w:r>
+    </w:p>
+    <w:p>
+      <w:pPr>
+        <w:spacing w:after="120" w:line="276" w:lineRule="exact"/>
+        <w:jc w:val="both"/>
+      </w:pPr>
+      <w:r>
+        <w:rPr>
+          <w:rFonts w:ascii="Times New Roman" w:cs="Times New Roman" w:eastAsia="Times New Roman" w:hAnsi="Times New Roman"/>
+          <w:b w:val="false"/>
+          <w:bCs w:val="false"/>
+          <w:i w:val="false"/>
+          <w:iCs w:val="false"/>
+          <w:caps w:val="false"/>
+          <w:sz w:val="22"/>
+          <w:szCs w:val="22"/>
+        </w:rPr>
+        <w:t xml:space="preserve">Cloudflare's inspection model is strong for internet-facing HTTP/S traffic at global scale. The bidirectional mTLS split-proxy model with per-tenant CA isolation — the structural core of the 3PLZ inbound and outbound inspection requirements — is not architecturally native to the Cloudflare platform. SSH managed access through Cloudflare's browser-based SSH rendering is functional, but the bidirectional session termination, credential vaulting, and full session content inspection in both directions constitute an engineered construct rather than a native platform capability. Cloudflare Zero Trust Gateway is a genuine native strength for outbound governed access (CR-06), where it scores marginally higher than F5 in the RFC evaluation.</w:t>
+      </w:r>
+    </w:p>
+    <w:p>
+      <w:pPr>
+        <w:spacing w:after="120" w:before="280"/>
+        <w:jc w:val="left"/>
+      </w:pPr>
+      <w:r>
+        <w:rPr>
+          <w:rFonts w:ascii="Times New Roman" w:cs="Times New Roman" w:eastAsia="Times New Roman" w:hAnsi="Times New Roman"/>
+          <w:b/>
+          <w:bCs/>
+          <w:i w:val="false"/>
+          <w:iCs w:val="false"/>
+          <w:caps w:val="false"/>
+          <w:sz w:val="22"/>
+          <w:szCs w:val="22"/>
+        </w:rPr>
+        <w:t xml:space="preserve">10.4 Capability Delivery Model Comparison</w:t>
+      </w:r>
+    </w:p>
+    <w:p>
+      <w:pPr>
+        <w:spacing w:after="80" w:before="120"/>
+        <w:jc w:val="center"/>
+      </w:pPr>
+      <w:r>
+        <w:rPr>
+          <w:rFonts w:ascii="Times New Roman" w:cs="Times New Roman" w:eastAsia="Times New Roman" w:hAnsi="Times New Roman"/>
+          <w:b w:val="false"/>
+          <w:bCs w:val="false"/>
+          <w:i/>
+          <w:iCs/>
+          <w:caps w:val="false"/>
+          <w:sz w:val="20"/>
+          <w:szCs w:val="20"/>
+        </w:rPr>
+        <w:t xml:space="preserve">Table 20. Capability Delivery Model — F5 vs. Cloudflare</w:t>
+      </w:r>
+    </w:p>
+    <w:tbl>
+      <w:tblPr>
+        <w:tblW w:type="dxa" w:w="8928"/>
+        <w:tblBorders>
+          <w:top w:val="single" w:color="auto" w:sz="4"/>
+          <w:left w:val="single" w:color="auto" w:sz="4"/>
+          <w:bottom w:val="single" w:color="auto" w:sz="4"/>
+          <w:right w:val="single" w:color="auto" w:sz="4"/>
+          <w:insideH w:val="single" w:color="auto" w:sz="4"/>
+          <w:insideV w:val="single" w:color="auto" w:sz="4"/>
+        </w:tblBorders>
+      </w:tblPr>
+      <w:tblGrid>
+        <w:gridCol w:w="100"/>
+        <w:gridCol w:w="100"/>
+        <w:gridCol w:w="100"/>
+      </w:tblGrid>
+      <w:tr>
+        <w:trPr>
+          <w:tblHeader/>
+        </w:trPr>
+        <w:tc>
+          <w:tcPr>
+            <w:tcW w:type="dxa" w:w="3200"/>
+            <w:tcBorders>
+              <w:top w:val="single" w:color="000000" w:sz="12"/>
+              <w:left w:val="none"/>
+              <w:bottom w:val="single" w:color="000000" w:sz="6"/>
+              <w:right w:val="none"/>
+            </w:tcBorders>
+            <w:shd w:fill="FFFFFF" w:val="clear"/>
+            <w:tcMar>
+              <w:top w:type="dxa" w:w="40"/>
+              <w:left w:type="dxa" w:w="80"/>
+              <w:bottom w:type="dxa" w:w="40"/>
+              <w:right w:type="dxa" w:w="80"/>
+            </w:tcMar>
+          </w:tcPr>
+          <w:p>
+            <w:pPr>
+              <w:spacing w:after="0" w:line="240"/>
+              <w:jc w:val="left"/>
+            </w:pPr>
+            <w:r>
+              <w:rPr>
+                <w:rFonts w:ascii="Times New Roman" w:cs="Times New Roman" w:eastAsia="Times New Roman" w:hAnsi="Times New Roman"/>
+                <w:b/>
+                <w:bCs/>
+                <w:i w:val="false"/>
+                <w:iCs w:val="false"/>
+                <w:caps w:val="false"/>
+                <w:sz w:val="19"/>
+                <w:szCs w:val="19"/>
+              </w:rPr>
+              <w:t xml:space="preserve">Requirement</w:t>
+            </w:r>
+          </w:p>
+        </w:tc>
+        <w:tc>
+          <w:tcPr>
+            <w:tcW w:type="dxa" w:w="2664"/>
+            <w:tcBorders>
+              <w:top w:val="single" w:color="000000" w:sz="12"/>
+              <w:left w:val="none"/>
+              <w:bottom w:val="single" w:color="000000" w:sz="6"/>
+              <w:right w:val="none"/>
+            </w:tcBorders>
+            <w:shd w:fill="FFFFFF" w:val="clear"/>
+            <w:tcMar>
+              <w:top w:type="dxa" w:w="40"/>
+              <w:left w:type="dxa" w:w="80"/>
+              <w:bottom w:type="dxa" w:w="40"/>
+              <w:right w:type="dxa" w:w="80"/>
+            </w:tcMar>
+          </w:tcPr>
+          <w:p>
+            <w:pPr>
+              <w:spacing w:after="0" w:line="240"/>
+              <w:jc w:val="left"/>
+            </w:pPr>
+            <w:r>
+              <w:rPr>
+                <w:rFonts w:ascii="Times New Roman" w:cs="Times New Roman" w:eastAsia="Times New Roman" w:hAnsi="Times New Roman"/>
+                <w:b/>
+                <w:bCs/>
+                <w:i w:val="false"/>
+                <w:iCs w:val="false"/>
+                <w:caps w:val="false"/>
+                <w:sz w:val="19"/>
+                <w:szCs w:val="19"/>
+              </w:rPr>
+              <w:t xml:space="preserve">F5 Delivery Model</w:t>
+            </w:r>
+          </w:p>
+        </w:tc>
+        <w:tc>
+          <w:tcPr>
+            <w:tcW w:type="dxa" w:w="3064"/>
+            <w:tcBorders>
+              <w:top w:val="single" w:color="000000" w:sz="12"/>
+              <w:left w:val="none"/>
+              <w:bottom w:val="single" w:color="000000" w:sz="6"/>
+              <w:right w:val="none"/>
+            </w:tcBorders>
+            <w:shd w:fill="FFFFFF" w:val="clear"/>
+            <w:tcMar>
+              <w:top w:type="dxa" w:w="40"/>
+              <w:left w:type="dxa" w:w="80"/>
+              <w:bottom w:type="dxa" w:w="40"/>
+              <w:right w:type="dxa" w:w="80"/>
+            </w:tcMar>
+          </w:tcPr>
+          <w:p>
+            <w:pPr>
+              <w:spacing w:after="0" w:line="240"/>
+              <w:jc w:val="left"/>
+            </w:pPr>
+            <w:r>
+              <w:rPr>
+                <w:rFonts w:ascii="Times New Roman" w:cs="Times New Roman" w:eastAsia="Times New Roman" w:hAnsi="Times New Roman"/>
+                <w:b/>
+                <w:bCs/>
+                <w:i w:val="false"/>
+                <w:iCs w:val="false"/>
+                <w:caps w:val="false"/>
+                <w:sz w:val="19"/>
+                <w:szCs w:val="19"/>
+              </w:rPr>
+              <w:t xml:space="preserve">Cloudflare Delivery Model</w:t>
+            </w:r>
+          </w:p>
+        </w:tc>
+      </w:tr>
+      <w:tr>
+        <w:tc>
+          <w:tcPr>
+            <w:tcW w:type="dxa" w:w="3200"/>
+            <w:tcBorders>
+              <w:top w:val="none"/>
+              <w:left w:val="none"/>
+              <w:bottom w:val="none"/>
+              <w:right w:val="none"/>
+            </w:tcBorders>
+            <w:shd w:fill="FFFFFF" w:val="clear"/>
+            <w:tcMar>
+              <w:top w:type="dxa" w:w="40"/>
+              <w:left w:type="dxa" w:w="80"/>
+              <w:bottom w:type="dxa" w:w="40"/>
+              <w:right w:type="dxa" w:w="80"/>
+            </w:tcMar>
+          </w:tcPr>
+          <w:p>
+            <w:pPr>
+              <w:spacing w:after="0" w:line="240"/>
+              <w:jc w:val="left"/>
+            </w:pPr>
+            <w:r>
+              <w:rPr>
+                <w:rFonts w:ascii="Times New Roman" w:cs="Times New Roman" w:eastAsia="Times New Roman" w:hAnsi="Times New Roman"/>
+                <w:b w:val="false"/>
+                <w:bCs w:val="false"/>
+                <w:i w:val="false"/>
+                <w:iCs w:val="false"/>
+                <w:caps w:val="false"/>
+                <w:sz w:val="19"/>
+                <w:szCs w:val="19"/>
+              </w:rPr>
+              <w:t xml:space="preserve">Per-tenant CA isolation (CR-01)</w:t>
+            </w:r>
+          </w:p>
+        </w:tc>
+        <w:tc>
+          <w:tcPr>
+            <w:tcW w:type="dxa" w:w="2664"/>
+            <w:tcBorders>
+              <w:top w:val="none"/>
+              <w:left w:val="none"/>
+              <w:bottom w:val="none"/>
+              <w:right w:val="none"/>
+            </w:tcBorders>
+            <w:shd w:fill="FFFFFF" w:val="clear"/>
+            <w:tcMar>
+              <w:top w:type="dxa" w:w="40"/>
+              <w:left w:type="dxa" w:w="80"/>
+              <w:bottom w:type="dxa" w:w="40"/>
+              <w:right w:type="dxa" w:w="80"/>
+            </w:tcMar>
+          </w:tcPr>
+          <w:p>
+            <w:pPr>
+              <w:spacing w:after="0" w:line="240"/>
+              <w:jc w:val="left"/>
+            </w:pPr>
+            <w:r>
+              <w:rPr>
+                <w:rFonts w:ascii="Times New Roman" w:cs="Times New Roman" w:eastAsia="Times New Roman" w:hAnsi="Times New Roman"/>
+                <w:b w:val="false"/>
+                <w:bCs w:val="false"/>
+                <w:i w:val="false"/>
+                <w:iCs w:val="false"/>
+                <w:caps w:val="false"/>
+                <w:sz w:val="19"/>
+                <w:szCs w:val="19"/>
+              </w:rPr>
+              <w:t xml:space="preserve">Native platform capability</w:t>
+            </w:r>
+          </w:p>
+        </w:tc>
+        <w:tc>
+          <w:tcPr>
+            <w:tcW w:type="dxa" w:w="3064"/>
+            <w:tcBorders>
+              <w:top w:val="none"/>
+              <w:left w:val="none"/>
+              <w:bottom w:val="none"/>
+              <w:right w:val="none"/>
+            </w:tcBorders>
+            <w:shd w:fill="FFFFFF" w:val="clear"/>
+            <w:tcMar>
+              <w:top w:type="dxa" w:w="40"/>
+              <w:left w:type="dxa" w:w="80"/>
+              <w:bottom w:type="dxa" w:w="40"/>
+              <w:right w:type="dxa" w:w="80"/>
+            </w:tcMar>
+          </w:tcPr>
+          <w:p>
+            <w:pPr>
+              <w:spacing w:after="0" w:line="240"/>
+              <w:jc w:val="left"/>
+            </w:pPr>
+            <w:r>
+              <w:rPr>
+                <w:rFonts w:ascii="Times New Roman" w:cs="Times New Roman" w:eastAsia="Times New Roman" w:hAnsi="Times New Roman"/>
+                <w:b w:val="false"/>
+                <w:bCs w:val="false"/>
+                <w:i w:val="false"/>
+                <w:iCs w:val="false"/>
+                <w:caps w:val="false"/>
+                <w:sz w:val="19"/>
+                <w:szCs w:val="19"/>
+              </w:rPr>
+              <w:t xml:space="preserve">Engineered construct required</w:t>
+            </w:r>
+          </w:p>
+        </w:tc>
+      </w:tr>
+      <w:tr>
+        <w:tc>
+          <w:tcPr>
+            <w:tcW w:type="dxa" w:w="3200"/>
+            <w:tcBorders>
+              <w:top w:val="none"/>
+              <w:left w:val="none"/>
+              <w:bottom w:val="none"/>
+              <w:right w:val="none"/>
+            </w:tcBorders>
+            <w:shd w:fill="FFFFFF" w:val="clear"/>
+            <w:tcMar>
+              <w:top w:type="dxa" w:w="40"/>
+              <w:left w:type="dxa" w:w="80"/>
+              <w:bottom w:type="dxa" w:w="40"/>
+              <w:right w:type="dxa" w:w="80"/>
+            </w:tcMar>
+          </w:tcPr>
+          <w:p>
+            <w:pPr>
+              <w:spacing w:after="0" w:line="240"/>
+              <w:jc w:val="left"/>
+            </w:pPr>
+            <w:r>
+              <w:rPr>
+                <w:rFonts w:ascii="Times New Roman" w:cs="Times New Roman" w:eastAsia="Times New Roman" w:hAnsi="Times New Roman"/>
+                <w:b w:val="false"/>
+                <w:bCs w:val="false"/>
+                <w:i w:val="false"/>
+                <w:iCs w:val="false"/>
+                <w:caps w:val="false"/>
+                <w:sz w:val="19"/>
+                <w:szCs w:val="19"/>
+              </w:rPr>
+              <w:t xml:space="preserve">Bidirectional mTLS split-proxy</w:t>
+            </w:r>
+          </w:p>
+        </w:tc>
+        <w:tc>
+          <w:tcPr>
+            <w:tcW w:type="dxa" w:w="2664"/>
+            <w:tcBorders>
+              <w:top w:val="none"/>
+              <w:left w:val="none"/>
+              <w:bottom w:val="none"/>
+              <w:right w:val="none"/>
+            </w:tcBorders>
+            <w:shd w:fill="FFFFFF" w:val="clear"/>
+            <w:tcMar>
+              <w:top w:type="dxa" w:w="40"/>
+              <w:left w:type="dxa" w:w="80"/>
+              <w:bottom w:type="dxa" w:w="40"/>
+              <w:right w:type="dxa" w:w="80"/>
+            </w:tcMar>
+          </w:tcPr>
+          <w:p>
+            <w:pPr>
+              <w:spacing w:after="0" w:line="240"/>
+              <w:jc w:val="left"/>
+            </w:pPr>
+            <w:r>
+              <w:rPr>
+                <w:rFonts w:ascii="Times New Roman" w:cs="Times New Roman" w:eastAsia="Times New Roman" w:hAnsi="Times New Roman"/>
+                <w:b w:val="false"/>
+                <w:bCs w:val="false"/>
+                <w:i w:val="false"/>
+                <w:iCs w:val="false"/>
+                <w:caps w:val="false"/>
+                <w:sz w:val="19"/>
+                <w:szCs w:val="19"/>
+              </w:rPr>
+              <w:t xml:space="preserve">Native platform capability</w:t>
+            </w:r>
+          </w:p>
+        </w:tc>
+        <w:tc>
+          <w:tcPr>
+            <w:tcW w:type="dxa" w:w="3064"/>
+            <w:tcBorders>
+              <w:top w:val="none"/>
+              <w:left w:val="none"/>
+              <w:bottom w:val="none"/>
+              <w:right w:val="none"/>
+            </w:tcBorders>
+            <w:shd w:fill="FFFFFF" w:val="clear"/>
+            <w:tcMar>
+              <w:top w:type="dxa" w:w="40"/>
+              <w:left w:type="dxa" w:w="80"/>
+              <w:bottom w:type="dxa" w:w="40"/>
+              <w:right w:type="dxa" w:w="80"/>
+            </w:tcMar>
+          </w:tcPr>
+          <w:p>
+            <w:pPr>
+              <w:spacing w:after="0" w:line="240"/>
+              <w:jc w:val="left"/>
+            </w:pPr>
+            <w:r>
+              <w:rPr>
+                <w:rFonts w:ascii="Times New Roman" w:cs="Times New Roman" w:eastAsia="Times New Roman" w:hAnsi="Times New Roman"/>
+                <w:b w:val="false"/>
+                <w:bCs w:val="false"/>
+                <w:i w:val="false"/>
+                <w:iCs w:val="false"/>
+                <w:caps w:val="false"/>
+                <w:sz w:val="19"/>
+                <w:szCs w:val="19"/>
+              </w:rPr>
+              <w:t xml:space="preserve">Engineered construct required</w:t>
+            </w:r>
+          </w:p>
+        </w:tc>
+      </w:tr>
+      <w:tr>
+        <w:tc>
+          <w:tcPr>
+            <w:tcW w:type="dxa" w:w="3200"/>
+            <w:tcBorders>
+              <w:top w:val="none"/>
+              <w:left w:val="none"/>
+              <w:bottom w:val="none"/>
+              <w:right w:val="none"/>
+            </w:tcBorders>
+            <w:shd w:fill="FFFFFF" w:val="clear"/>
+            <w:tcMar>
+              <w:top w:type="dxa" w:w="40"/>
+              <w:left w:type="dxa" w:w="80"/>
+              <w:bottom w:type="dxa" w:w="40"/>
+              <w:right w:type="dxa" w:w="80"/>
+            </w:tcMar>
+          </w:tcPr>
+          <w:p>
+            <w:pPr>
+              <w:spacing w:after="0" w:line="240"/>
+              <w:jc w:val="left"/>
+            </w:pPr>
+            <w:r>
+              <w:rPr>
+                <w:rFonts w:ascii="Times New Roman" w:cs="Times New Roman" w:eastAsia="Times New Roman" w:hAnsi="Times New Roman"/>
+                <w:b w:val="false"/>
+                <w:bCs w:val="false"/>
+                <w:i w:val="false"/>
+                <w:iCs w:val="false"/>
+                <w:caps w:val="false"/>
+                <w:sz w:val="19"/>
+                <w:szCs w:val="19"/>
+              </w:rPr>
+              <w:t xml:space="preserve">SSH termination + inspection (both directions)</w:t>
+            </w:r>
+          </w:p>
+        </w:tc>
+        <w:tc>
+          <w:tcPr>
+            <w:tcW w:type="dxa" w:w="2664"/>
+            <w:tcBorders>
+              <w:top w:val="none"/>
+              <w:left w:val="none"/>
+              <w:bottom w:val="none"/>
+              <w:right w:val="none"/>
+            </w:tcBorders>
+            <w:shd w:fill="FFFFFF" w:val="clear"/>
+            <w:tcMar>
+              <w:top w:type="dxa" w:w="40"/>
+              <w:left w:type="dxa" w:w="80"/>
+              <w:bottom w:type="dxa" w:w="40"/>
+              <w:right w:type="dxa" w:w="80"/>
+            </w:tcMar>
+          </w:tcPr>
+          <w:p>
+            <w:pPr>
+              <w:spacing w:after="0" w:line="240"/>
+              <w:jc w:val="left"/>
+            </w:pPr>
+            <w:r>
+              <w:rPr>
+                <w:rFonts w:ascii="Times New Roman" w:cs="Times New Roman" w:eastAsia="Times New Roman" w:hAnsi="Times New Roman"/>
+                <w:b w:val="false"/>
+                <w:bCs w:val="false"/>
+                <w:i w:val="false"/>
+                <w:iCs w:val="false"/>
+                <w:caps w:val="false"/>
+                <w:sz w:val="19"/>
+                <w:szCs w:val="19"/>
+              </w:rPr>
+              <w:t xml:space="preserve">Native platform capability</w:t>
+            </w:r>
+          </w:p>
+        </w:tc>
+        <w:tc>
+          <w:tcPr>
+            <w:tcW w:type="dxa" w:w="3064"/>
+            <w:tcBorders>
+              <w:top w:val="none"/>
+              <w:left w:val="none"/>
+              <w:bottom w:val="none"/>
+              <w:right w:val="none"/>
+            </w:tcBorders>
+            <w:shd w:fill="FFFFFF" w:val="clear"/>
+            <w:tcMar>
+              <w:top w:type="dxa" w:w="40"/>
+              <w:left w:type="dxa" w:w="80"/>
+              <w:bottom w:type="dxa" w:w="40"/>
+              <w:right w:type="dxa" w:w="80"/>
+            </w:tcMar>
+          </w:tcPr>
+          <w:p>
+            <w:pPr>
+              <w:spacing w:after="0" w:line="240"/>
+              <w:jc w:val="left"/>
+            </w:pPr>
+            <w:r>
+              <w:rPr>
+                <w:rFonts w:ascii="Times New Roman" w:cs="Times New Roman" w:eastAsia="Times New Roman" w:hAnsi="Times New Roman"/>
+                <w:b w:val="false"/>
+                <w:bCs w:val="false"/>
+                <w:i w:val="false"/>
+                <w:iCs w:val="false"/>
+                <w:caps w:val="false"/>
+                <w:sz w:val="19"/>
+                <w:szCs w:val="19"/>
+              </w:rPr>
+              <w:t xml:space="preserve">Engineered construct required</w:t>
+            </w:r>
+          </w:p>
+        </w:tc>
+      </w:tr>
+      <w:tr>
+        <w:tc>
+          <w:tcPr>
+            <w:tcW w:type="dxa" w:w="3200"/>
+            <w:tcBorders>
+              <w:top w:val="none"/>
+              <w:left w:val="none"/>
+              <w:bottom w:val="none"/>
+              <w:right w:val="none"/>
+            </w:tcBorders>
+            <w:shd w:fill="FFFFFF" w:val="clear"/>
+            <w:tcMar>
+              <w:top w:type="dxa" w:w="40"/>
+              <w:left w:type="dxa" w:w="80"/>
+              <w:bottom w:type="dxa" w:w="40"/>
+              <w:right w:type="dxa" w:w="80"/>
+            </w:tcMar>
+          </w:tcPr>
+          <w:p>
+            <w:pPr>
+              <w:spacing w:after="0" w:line="240"/>
+              <w:jc w:val="left"/>
+            </w:pPr>
+            <w:r>
+              <w:rPr>
+                <w:rFonts w:ascii="Times New Roman" w:cs="Times New Roman" w:eastAsia="Times New Roman" w:hAnsi="Times New Roman"/>
+                <w:b w:val="false"/>
+                <w:bCs w:val="false"/>
+                <w:i w:val="false"/>
+                <w:iCs w:val="false"/>
+                <w:caps w:val="false"/>
+                <w:sz w:val="19"/>
+                <w:szCs w:val="19"/>
+              </w:rPr>
+              <w:t xml:space="preserve">Per-tenant DNS segmentation (CR-03)</w:t>
+            </w:r>
+          </w:p>
+        </w:tc>
+        <w:tc>
+          <w:tcPr>
+            <w:tcW w:type="dxa" w:w="2664"/>
+            <w:tcBorders>
+              <w:top w:val="none"/>
+              <w:left w:val="none"/>
+              <w:bottom w:val="none"/>
+              <w:right w:val="none"/>
+            </w:tcBorders>
+            <w:shd w:fill="FFFFFF" w:val="clear"/>
+            <w:tcMar>
+              <w:top w:type="dxa" w:w="40"/>
+              <w:left w:type="dxa" w:w="80"/>
+              <w:bottom w:type="dxa" w:w="40"/>
+              <w:right w:type="dxa" w:w="80"/>
+            </w:tcMar>
+          </w:tcPr>
+          <w:p>
+            <w:pPr>
+              <w:spacing w:after="0" w:line="240"/>
+              <w:jc w:val="left"/>
+            </w:pPr>
+            <w:r>
+              <w:rPr>
+                <w:rFonts w:ascii="Times New Roman" w:cs="Times New Roman" w:eastAsia="Times New Roman" w:hAnsi="Times New Roman"/>
+                <w:b w:val="false"/>
+                <w:bCs w:val="false"/>
+                <w:i w:val="false"/>
+                <w:iCs w:val="false"/>
+                <w:caps w:val="false"/>
+                <w:sz w:val="19"/>
+                <w:szCs w:val="19"/>
+              </w:rPr>
+              <w:t xml:space="preserve">Native platform capability</w:t>
+            </w:r>
+          </w:p>
+        </w:tc>
+        <w:tc>
+          <w:tcPr>
+            <w:tcW w:type="dxa" w:w="3064"/>
+            <w:tcBorders>
+              <w:top w:val="none"/>
+              <w:left w:val="none"/>
+              <w:bottom w:val="none"/>
+              <w:right w:val="none"/>
+            </w:tcBorders>
+            <w:shd w:fill="FFFFFF" w:val="clear"/>
+            <w:tcMar>
+              <w:top w:type="dxa" w:w="40"/>
+              <w:left w:type="dxa" w:w="80"/>
+              <w:bottom w:type="dxa" w:w="40"/>
+              <w:right w:type="dxa" w:w="80"/>
+            </w:tcMar>
+          </w:tcPr>
+          <w:p>
+            <w:pPr>
+              <w:spacing w:after="0" w:line="240"/>
+              <w:jc w:val="left"/>
+            </w:pPr>
+            <w:r>
+              <w:rPr>
+                <w:rFonts w:ascii="Times New Roman" w:cs="Times New Roman" w:eastAsia="Times New Roman" w:hAnsi="Times New Roman"/>
+                <w:b w:val="false"/>
+                <w:bCs w:val="false"/>
+                <w:i w:val="false"/>
+                <w:iCs w:val="false"/>
+                <w:caps w:val="false"/>
+                <w:sz w:val="19"/>
+                <w:szCs w:val="19"/>
+              </w:rPr>
+              <w:t xml:space="preserve">Engineerable via Gateway DNS</w:t>
+            </w:r>
+          </w:p>
+        </w:tc>
+      </w:tr>
+      <w:tr>
+        <w:tc>
+          <w:tcPr>
+            <w:tcW w:type="dxa" w:w="3200"/>
+            <w:tcBorders>
+              <w:top w:val="none"/>
+              <w:left w:val="none"/>
+              <w:bottom w:val="none"/>
+              <w:right w:val="none"/>
+            </w:tcBorders>
+            <w:shd w:fill="FFFFFF" w:val="clear"/>
+            <w:tcMar>
+              <w:top w:type="dxa" w:w="40"/>
+              <w:left w:type="dxa" w:w="80"/>
+              <w:bottom w:type="dxa" w:w="40"/>
+              <w:right w:type="dxa" w:w="80"/>
+            </w:tcMar>
+          </w:tcPr>
+          <w:p>
+            <w:pPr>
+              <w:spacing w:after="0" w:line="240"/>
+              <w:jc w:val="left"/>
+            </w:pPr>
+            <w:r>
+              <w:rPr>
+                <w:rFonts w:ascii="Times New Roman" w:cs="Times New Roman" w:eastAsia="Times New Roman" w:hAnsi="Times New Roman"/>
+                <w:b w:val="false"/>
+                <w:bCs w:val="false"/>
+                <w:i w:val="false"/>
+                <w:iCs w:val="false"/>
+                <w:caps w:val="false"/>
+                <w:sz w:val="19"/>
+                <w:szCs w:val="19"/>
+              </w:rPr>
+              <w:t xml:space="preserve">Outbound governed access (CR-06)</w:t>
+            </w:r>
+          </w:p>
+        </w:tc>
+        <w:tc>
+          <w:tcPr>
+            <w:tcW w:type="dxa" w:w="2664"/>
+            <w:tcBorders>
+              <w:top w:val="none"/>
+              <w:left w:val="none"/>
+              <w:bottom w:val="none"/>
+              <w:right w:val="none"/>
+            </w:tcBorders>
+            <w:shd w:fill="FFFFFF" w:val="clear"/>
+            <w:tcMar>
+              <w:top w:type="dxa" w:w="40"/>
+              <w:left w:type="dxa" w:w="80"/>
+              <w:bottom w:type="dxa" w:w="40"/>
+              <w:right w:type="dxa" w:w="80"/>
+            </w:tcMar>
+          </w:tcPr>
+          <w:p>
+            <w:pPr>
+              <w:spacing w:after="0" w:line="240"/>
+              <w:jc w:val="left"/>
+            </w:pPr>
+            <w:r>
+              <w:rPr>
+                <w:rFonts w:ascii="Times New Roman" w:cs="Times New Roman" w:eastAsia="Times New Roman" w:hAnsi="Times New Roman"/>
+                <w:b w:val="false"/>
+                <w:bCs w:val="false"/>
+                <w:i w:val="false"/>
+                <w:iCs w:val="false"/>
+                <w:caps w:val="false"/>
+                <w:sz w:val="19"/>
+                <w:szCs w:val="19"/>
+              </w:rPr>
+              <w:t xml:space="preserve">Native forward proxy policy</w:t>
+            </w:r>
+          </w:p>
+        </w:tc>
+        <w:tc>
+          <w:tcPr>
+            <w:tcW w:type="dxa" w:w="3064"/>
+            <w:tcBorders>
+              <w:top w:val="none"/>
+              <w:left w:val="none"/>
+              <w:bottom w:val="none"/>
+              <w:right w:val="none"/>
+            </w:tcBorders>
+            <w:shd w:fill="FFFFFF" w:val="clear"/>
+            <w:tcMar>
+              <w:top w:type="dxa" w:w="40"/>
+              <w:left w:type="dxa" w:w="80"/>
+              <w:bottom w:type="dxa" w:w="40"/>
+              <w:right w:type="dxa" w:w="80"/>
+            </w:tcMar>
+          </w:tcPr>
+          <w:p>
+            <w:pPr>
+              <w:spacing w:after="0" w:line="240"/>
+              <w:jc w:val="left"/>
+            </w:pPr>
+            <w:r>
+              <w:rPr>
+                <w:rFonts w:ascii="Times New Roman" w:cs="Times New Roman" w:eastAsia="Times New Roman" w:hAnsi="Times New Roman"/>
+                <w:b w:val="false"/>
+                <w:bCs w:val="false"/>
+                <w:i w:val="false"/>
+                <w:iCs w:val="false"/>
+                <w:caps w:val="false"/>
+                <w:sz w:val="19"/>
+                <w:szCs w:val="19"/>
+              </w:rPr>
+              <w:t xml:space="preserve">Native Gateway policy (strength)</w:t>
+            </w:r>
+          </w:p>
+        </w:tc>
+      </w:tr>
+      <w:tr>
+        <w:tc>
+          <w:tcPr>
+            <w:tcW w:type="dxa" w:w="3200"/>
+            <w:tcBorders>
+              <w:top w:val="none"/>
+              <w:left w:val="none"/>
+              <w:bottom w:val="none"/>
+              <w:right w:val="none"/>
+            </w:tcBorders>
+            <w:shd w:fill="FFFFFF" w:val="clear"/>
+            <w:tcMar>
+              <w:top w:type="dxa" w:w="40"/>
+              <w:left w:type="dxa" w:w="80"/>
+              <w:bottom w:type="dxa" w:w="40"/>
+              <w:right w:type="dxa" w:w="80"/>
+            </w:tcMar>
+          </w:tcPr>
+          <w:p>
+            <w:pPr>
+              <w:spacing w:after="0" w:line="240"/>
+              <w:jc w:val="left"/>
+            </w:pPr>
+            <w:r>
+              <w:rPr>
+                <w:rFonts w:ascii="Times New Roman" w:cs="Times New Roman" w:eastAsia="Times New Roman" w:hAnsi="Times New Roman"/>
+                <w:b w:val="false"/>
+                <w:bCs w:val="false"/>
+                <w:i w:val="false"/>
+                <w:iCs w:val="false"/>
+                <w:caps w:val="false"/>
+                <w:sz w:val="19"/>
+                <w:szCs w:val="19"/>
+              </w:rPr>
+              <w:t xml:space="preserve">Lifecycle automation API (CR-04)</w:t>
+            </w:r>
+          </w:p>
+        </w:tc>
+        <w:tc>
+          <w:tcPr>
+            <w:tcW w:type="dxa" w:w="2664"/>
+            <w:tcBorders>
+              <w:top w:val="none"/>
+              <w:left w:val="none"/>
+              <w:bottom w:val="none"/>
+              <w:right w:val="none"/>
+            </w:tcBorders>
+            <w:shd w:fill="FFFFFF" w:val="clear"/>
+            <w:tcMar>
+              <w:top w:type="dxa" w:w="40"/>
+              <w:left w:type="dxa" w:w="80"/>
+              <w:bottom w:type="dxa" w:w="40"/>
+              <w:right w:type="dxa" w:w="80"/>
+            </w:tcMar>
+          </w:tcPr>
+          <w:p>
+            <w:pPr>
+              <w:spacing w:after="0" w:line="240"/>
+              <w:jc w:val="left"/>
+            </w:pPr>
+            <w:r>
+              <w:rPr>
+                <w:rFonts w:ascii="Times New Roman" w:cs="Times New Roman" w:eastAsia="Times New Roman" w:hAnsi="Times New Roman"/>
+                <w:b w:val="false"/>
+                <w:bCs w:val="false"/>
+                <w:i w:val="false"/>
+                <w:iCs w:val="false"/>
+                <w:caps w:val="false"/>
+                <w:sz w:val="19"/>
+                <w:szCs w:val="19"/>
+              </w:rPr>
+              <w:t xml:space="preserve">Native Terraform + REST API</w:t>
+            </w:r>
+          </w:p>
+        </w:tc>
+        <w:tc>
+          <w:tcPr>
+            <w:tcW w:type="dxa" w:w="3064"/>
+            <w:tcBorders>
+              <w:top w:val="none"/>
+              <w:left w:val="none"/>
+              <w:bottom w:val="none"/>
+              <w:right w:val="none"/>
+            </w:tcBorders>
+            <w:shd w:fill="FFFFFF" w:val="clear"/>
+            <w:tcMar>
+              <w:top w:type="dxa" w:w="40"/>
+              <w:left w:type="dxa" w:w="80"/>
+              <w:bottom w:type="dxa" w:w="40"/>
+              <w:right w:type="dxa" w:w="80"/>
+            </w:tcMar>
+          </w:tcPr>
+          <w:p>
+            <w:pPr>
+              <w:spacing w:after="0" w:line="240"/>
+              <w:jc w:val="left"/>
+            </w:pPr>
+            <w:r>
+              <w:rPr>
+                <w:rFonts w:ascii="Times New Roman" w:cs="Times New Roman" w:eastAsia="Times New Roman" w:hAnsi="Times New Roman"/>
+                <w:b w:val="false"/>
+                <w:bCs w:val="false"/>
+                <w:i w:val="false"/>
+                <w:iCs w:val="false"/>
+                <w:caps w:val="false"/>
+                <w:sz w:val="19"/>
+                <w:szCs w:val="19"/>
+              </w:rPr>
+              <w:t xml:space="preserve">Native Terraform + REST API</w:t>
+            </w:r>
+          </w:p>
+        </w:tc>
+      </w:tr>
+      <w:tr>
+        <w:tc>
+          <w:tcPr>
+            <w:tcW w:type="dxa" w:w="3200"/>
+            <w:tcBorders>
+              <w:top w:val="none"/>
+              <w:left w:val="none"/>
+              <w:bottom w:val="single" w:color="000000" w:sz="12"/>
+              <w:right w:val="none"/>
+            </w:tcBorders>
+            <w:shd w:fill="FFFFFF" w:val="clear"/>
+            <w:tcMar>
+              <w:top w:type="dxa" w:w="40"/>
+              <w:left w:type="dxa" w:w="80"/>
+              <w:bottom w:type="dxa" w:w="40"/>
+              <w:right w:type="dxa" w:w="80"/>
+            </w:tcMar>
+          </w:tcPr>
+          <w:p>
+            <w:pPr>
+              <w:spacing w:after="0" w:line="240"/>
+              <w:jc w:val="left"/>
+            </w:pPr>
+            <w:r>
+              <w:rPr>
+                <w:rFonts w:ascii="Times New Roman" w:cs="Times New Roman" w:eastAsia="Times New Roman" w:hAnsi="Times New Roman"/>
+                <w:b w:val="false"/>
+                <w:bCs w:val="false"/>
+                <w:i w:val="false"/>
+                <w:iCs w:val="false"/>
+                <w:caps w:val="false"/>
+                <w:sz w:val="19"/>
+                <w:szCs w:val="19"/>
+              </w:rPr>
+              <w:t xml:space="preserve">RFC weighted composite score</w:t>
+            </w:r>
+          </w:p>
+        </w:tc>
+        <w:tc>
+          <w:tcPr>
+            <w:tcW w:type="dxa" w:w="2664"/>
+            <w:tcBorders>
+              <w:top w:val="none"/>
+              <w:left w:val="none"/>
+              <w:bottom w:val="single" w:color="000000" w:sz="12"/>
+              <w:right w:val="none"/>
+            </w:tcBorders>
+            <w:shd w:fill="FFFFFF" w:val="clear"/>
+            <w:tcMar>
+              <w:top w:type="dxa" w:w="40"/>
+              <w:left w:type="dxa" w:w="80"/>
+              <w:bottom w:type="dxa" w:w="40"/>
+              <w:right w:type="dxa" w:w="80"/>
+            </w:tcMar>
+          </w:tcPr>
+          <w:p>
+            <w:pPr>
+              <w:spacing w:after="0" w:line="240"/>
+              <w:jc w:val="left"/>
+            </w:pPr>
+            <w:r>
+              <w:rPr>
+                <w:rFonts w:ascii="Times New Roman" w:cs="Times New Roman" w:eastAsia="Times New Roman" w:hAnsi="Times New Roman"/>
+                <w:b w:val="false"/>
+                <w:bCs w:val="false"/>
+                <w:i w:val="false"/>
+                <w:iCs w:val="false"/>
+                <w:caps w:val="false"/>
+                <w:sz w:val="19"/>
+                <w:szCs w:val="19"/>
+              </w:rPr>
+              <w:t xml:space="preserve">8.55 / 10</w:t>
+            </w:r>
+          </w:p>
+        </w:tc>
+        <w:tc>
+          <w:tcPr>
+            <w:tcW w:type="dxa" w:w="3064"/>
+            <w:tcBorders>
+              <w:top w:val="none"/>
+              <w:left w:val="none"/>
+              <w:bottom w:val="single" w:color="000000" w:sz="12"/>
+              <w:right w:val="none"/>
+            </w:tcBorders>
+            <w:shd w:fill="FFFFFF" w:val="clear"/>
+            <w:tcMar>
+              <w:top w:type="dxa" w:w="40"/>
+              <w:left w:type="dxa" w:w="80"/>
+              <w:bottom w:type="dxa" w:w="40"/>
+              <w:right w:type="dxa" w:w="80"/>
+            </w:tcMar>
+          </w:tcPr>
+          <w:p>
+            <w:pPr>
+              <w:spacing w:after="0" w:line="240"/>
+              <w:jc w:val="left"/>
+            </w:pPr>
+            <w:r>
+              <w:rPr>
+                <w:rFonts w:ascii="Times New Roman" w:cs="Times New Roman" w:eastAsia="Times New Roman" w:hAnsi="Times New Roman"/>
+                <w:b w:val="false"/>
+                <w:bCs w:val="false"/>
+                <w:i w:val="false"/>
+                <w:iCs w:val="false"/>
+                <w:caps w:val="false"/>
+                <w:sz w:val="19"/>
+                <w:szCs w:val="19"/>
+              </w:rPr>
+              <w:t xml:space="preserve">7.15 / 10</w:t>
+            </w:r>
+          </w:p>
+        </w:tc>
+      </w:tr>
+    </w:tbl>
+    <w:p>
+      <w:pPr>
+        <w:spacing w:after="160"/>
+      </w:pPr>
+    </w:p>
+    <w:p>
+      <w:pPr>
+        <w:spacing w:after="120" w:line="276" w:lineRule="exact"/>
+        <w:jc w:val="both"/>
+      </w:pPr>
+      <w:r>
+        <w:rPr>
+          <w:rFonts w:ascii="Times New Roman" w:cs="Times New Roman" w:eastAsia="Times New Roman" w:hAnsi="Times New Roman"/>
+          <w:b w:val="false"/>
+          <w:bCs w:val="false"/>
+          <w:i w:val="false"/>
+          <w:iCs w:val="false"/>
+          <w:caps w:val="false"/>
+          <w:sz w:val="22"/>
+          <w:szCs w:val="22"/>
+        </w:rPr>
+        <w:t xml:space="preserve">The cost models in this document reflect projected expenditure for each vendor path. They do not represent equivalent capability purchases. WTIT / F5 Distributed Cloud delivers the core 3PLZ split-proxy inspection requirements — bidirectional mTLS with per-tenant CA isolation, SSH session termination and inspection, and per-tenant DNS segmentation — as native platform capabilities. The Cloudflare + SI path delivers equivalent functional outcomes for several requirements through engineered constructs, with the split-proxy mTLS and per-tenant CA isolation capability dependent on POC validation of an approach that is not native to the Cloudflare platform architecture. The SI cost embedded in the Cloudflare model reflects in part the engineering effort required to construct capabilities that F5 delivers natively.</w:t>
+      </w:r>
+    </w:p>
+    <w:p>
+      <w:pPr>
+        <w:spacing w:after="120" w:line="276" w:lineRule="exact"/>
+        <w:jc w:val="both"/>
+      </w:pPr>
+      <w:r>
+        <w:rPr>
+          <w:rFonts w:ascii="Times New Roman" w:cs="Times New Roman" w:eastAsia="Times New Roman" w:hAnsi="Times New Roman"/>
+          <w:b w:val="false"/>
+          <w:bCs w:val="false"/>
+          <w:i w:val="false"/>
+          <w:iCs w:val="false"/>
+          <w:caps w:val="false"/>
+          <w:sz w:val="22"/>
+          <w:szCs w:val="22"/>
+        </w:rPr>
+        <w:t xml:space="preserve">Cost projections should be evaluated in conjunction with RFC capability scores, POC acceptance results against defined criteria, and the operational risk profile of native vs. engineered capability delivery. These projections are planning-grade estimates for business case development and do not constitute a vendor selection recommendation.</w:t>
       </w:r>
     </w:p>
     <w:p>
